--- a/06-学生侧材料/讲义/6-有机化学/有机立体化学.docx
+++ b/06-学生侧材料/讲义/6-有机化学/有机立体化学.docx
@@ -13947,17 +13947,40 @@
         </w:rPr>
         <w:t>3</w:t>
       </w:r>
-      <w:r>
-        <w:rPr>
-          <w:rFonts w:hint="eastAsia" w:ascii="Times New Roman" w:hAnsi="Times New Roman" w:eastAsia="Times New Roman" w:cs="Times New Roman"/>
-        </w:rPr>
-        <w:t>J_HH</w:t>
-      </w:r>
-      <w:r>
-        <w:rPr>
-          <w:rFonts w:ascii="Times New Roman" w:hAnsi="Times New Roman" w:eastAsia="Times New Roman" w:cs="Times New Roman"/>
-        </w:rPr>
-        <w:t xml:space="preserve"> = A + B cosφ + C </w:t>
+      <m:oMath>
+        <m:sSub>
+          <m:e>
+            <m:r>
+              <m:t>J</m:t>
+            </m:r>
+          </m:e>
+          <m:sub>
+            <m:r>
+              <m:rPr>
+                <m:sty m:val="p"/>
+              </m:rPr>
+              <m:t>H</m:t>
+            </m:r>
+            <m:r>
+              <m:rPr>
+                <m:sty m:val="p"/>
+              </m:rPr>
+              <m:t>H</m:t>
+            </m:r>
+          </m:sub>
+        </m:sSub>
+      </m:oMath>
+      <w:r>
+        <w:rPr>
+          <w:rFonts w:ascii="Times New Roman" w:hAnsi="Times New Roman" w:eastAsia="Times New Roman" w:cs="Times New Roman"/>
+        </w:rPr>
+        <w:t xml:space="preserve"> </w:t>
+      </w:r>
+      <w:r>
+        <w:rPr>
+          <w:rFonts w:ascii="Times New Roman" w:hAnsi="Times New Roman" w:eastAsia="Times New Roman" w:cs="Times New Roman"/>
+        </w:rPr>
+        <w:t xml:space="preserve">= A + B cosφ + C </w:t>
       </w:r>
       <w:r>
         <w:rPr>
@@ -14744,7 +14767,7 @@
         <w:t>典型例题</w:t>
       </w:r>
     </w:p>
-    <w:bookmarkStart w:id="35" w:name="例1-a-值定量计算-构象分析"/>
+    <w:bookmarkStart w:id="35" w:name="例1-a-值定量计算-构象分析挑战"/>
     <w:p>
       <w:pPr>
         <w:pStyle w:val="Heading3"/>
@@ -14784,13 +14807,25 @@
         <w:rPr>
           <w:rFonts w:hint="eastAsia" w:ascii="Times New Roman" w:hAnsi="Times New Roman" w:eastAsia="SimHei" w:cs="Times New Roman"/>
         </w:rPr>
-        <w:t xml:space="preserve">构象分析</w:t>
-      </w:r>
-      <w:r>
-        <w:rPr>
-          <w:rFonts w:ascii="Times New Roman" w:hAnsi="Times New Roman" w:eastAsia="Times New Roman" w:cs="Times New Roman"/>
-        </w:rPr>
-        <w:t xml:space="preserve"> ⭐⭐⭐⭐</w:t>
+        <w:t>构象分析</w:t>
+      </w:r>
+      <w:r>
+        <w:rPr>
+          <w:rFonts w:hint="eastAsia" w:ascii="Times New Roman" w:hAnsi="Times New Roman" w:eastAsia="Times New Roman" w:cs="Times New Roman"/>
+        </w:rPr>
+        <w:t>（</w:t>
+      </w:r>
+      <w:r>
+        <w:rPr>
+          <w:rFonts w:hint="eastAsia" w:ascii="Times New Roman" w:hAnsi="Times New Roman" w:eastAsia="SimHei" w:cs="Times New Roman"/>
+        </w:rPr>
+        <w:t>挑战</w:t>
+      </w:r>
+      <w:r>
+        <w:rPr>
+          <w:rFonts w:hint="eastAsia" w:ascii="Times New Roman" w:hAnsi="Times New Roman" w:eastAsia="Times New Roman" w:cs="Times New Roman"/>
+        </w:rPr>
+        <w:t>）</w:t>
       </w:r>
     </w:p>
     <w:p>
@@ -15558,7 +15593,7 @@
       </w:r>
     </w:p>
     <w:bookmarkEnd w:id="35"/>
-    <w:bookmarkStart w:id="36" w:name="例2-felkin-anh-三步推导"/>
+    <w:bookmarkStart w:id="36" w:name="例2-felkin-anh-三步推导挑战"/>
     <w:p>
       <w:pPr>
         <w:pStyle w:val="Heading3"/>
@@ -15586,13 +15621,25 @@
         <w:rPr>
           <w:rFonts w:hint="eastAsia" w:ascii="Times New Roman" w:hAnsi="Times New Roman" w:eastAsia="SimHei" w:cs="Times New Roman"/>
         </w:rPr>
-        <w:t xml:space="preserve">三步推导</w:t>
-      </w:r>
-      <w:r>
-        <w:rPr>
-          <w:rFonts w:ascii="Times New Roman" w:hAnsi="Times New Roman" w:eastAsia="Times New Roman" w:cs="Times New Roman"/>
-        </w:rPr>
-        <w:t xml:space="preserve"> ⭐⭐⭐⭐⭐</w:t>
+        <w:t>三步推导</w:t>
+      </w:r>
+      <w:r>
+        <w:rPr>
+          <w:rFonts w:hint="eastAsia" w:ascii="Times New Roman" w:hAnsi="Times New Roman" w:eastAsia="Times New Roman" w:cs="Times New Roman"/>
+        </w:rPr>
+        <w:t>（</w:t>
+      </w:r>
+      <w:r>
+        <w:rPr>
+          <w:rFonts w:hint="eastAsia" w:ascii="Times New Roman" w:hAnsi="Times New Roman" w:eastAsia="SimHei" w:cs="Times New Roman"/>
+        </w:rPr>
+        <w:t>挑战</w:t>
+      </w:r>
+      <w:r>
+        <w:rPr>
+          <w:rFonts w:hint="eastAsia" w:ascii="Times New Roman" w:hAnsi="Times New Roman" w:eastAsia="Times New Roman" w:cs="Times New Roman"/>
+        </w:rPr>
+        <w:t>）</w:t>
       </w:r>
     </w:p>
     <w:p>
@@ -17137,7 +17184,7 @@
       </w:r>
     </w:p>
     <w:bookmarkEnd w:id="36"/>
-    <w:bookmarkStart w:id="37" w:name="例3-cram-螯合-vs-felkin-anh-同一底物不同条件"/>
+    <w:bookmarkStart w:id="37" w:name="例3-cram-螯合-vs-felkin-anh-同一底物不同条件挑战"/>
     <w:p>
       <w:pPr>
         <w:pStyle w:val="Heading3"/>
@@ -17193,9 +17240,21 @@
       </w:r>
       <w:r>
         <w:rPr>
-          <w:rFonts w:ascii="Times New Roman" w:hAnsi="Times New Roman" w:eastAsia="Times New Roman" w:cs="Times New Roman"/>
-        </w:rPr>
-        <w:t xml:space="preserve"> ⭐⭐⭐⭐⭐</w:t>
+          <w:rFonts w:hint="eastAsia" w:ascii="Times New Roman" w:hAnsi="Times New Roman" w:eastAsia="Times New Roman" w:cs="Times New Roman"/>
+        </w:rPr>
+        <w:t>（</w:t>
+      </w:r>
+      <w:r>
+        <w:rPr>
+          <w:rFonts w:hint="eastAsia" w:ascii="Times New Roman" w:hAnsi="Times New Roman" w:eastAsia="SimHei" w:cs="Times New Roman"/>
+        </w:rPr>
+        <w:t>挑战</w:t>
+      </w:r>
+      <w:r>
+        <w:rPr>
+          <w:rFonts w:hint="eastAsia" w:ascii="Times New Roman" w:hAnsi="Times New Roman" w:eastAsia="Times New Roman" w:cs="Times New Roman"/>
+        </w:rPr>
+        <w:t>）</w:t>
       </w:r>
     </w:p>
     <w:p>
@@ -18471,7 +18530,7 @@
       </w:r>
     </w:p>
     <w:bookmarkEnd w:id="37"/>
-    <w:bookmarkStart w:id="38" w:name="例4-evans-助剂烷基化完整三步推演"/>
+    <w:bookmarkStart w:id="38" w:name="例4-evans-助剂烷基化完整三步推演挑战"/>
     <w:p>
       <w:pPr>
         <w:pStyle w:val="Heading3"/>
@@ -18515,9 +18574,21 @@
       </w:r>
       <w:r>
         <w:rPr>
-          <w:rFonts w:ascii="Times New Roman" w:hAnsi="Times New Roman" w:eastAsia="Times New Roman" w:cs="Times New Roman"/>
-        </w:rPr>
-        <w:t xml:space="preserve"> ⭐⭐⭐⭐</w:t>
+          <w:rFonts w:hint="eastAsia" w:ascii="Times New Roman" w:hAnsi="Times New Roman" w:eastAsia="Times New Roman" w:cs="Times New Roman"/>
+        </w:rPr>
+        <w:t>（</w:t>
+      </w:r>
+      <w:r>
+        <w:rPr>
+          <w:rFonts w:hint="eastAsia" w:ascii="Times New Roman" w:hAnsi="Times New Roman" w:eastAsia="SimHei" w:cs="Times New Roman"/>
+        </w:rPr>
+        <w:t>挑战</w:t>
+      </w:r>
+      <w:r>
+        <w:rPr>
+          <w:rFonts w:hint="eastAsia" w:ascii="Times New Roman" w:hAnsi="Times New Roman" w:eastAsia="Times New Roman" w:cs="Times New Roman"/>
+        </w:rPr>
+        <w:t>）</w:t>
       </w:r>
     </w:p>
     <w:p>
@@ -19629,7 +19700,7 @@
       </w:r>
     </w:p>
     <w:bookmarkEnd w:id="38"/>
-    <w:bookmarkStart w:id="39" w:name="例5-sharpless-环氧化面选择性判断"/>
+    <w:bookmarkStart w:id="39" w:name="例5-sharpless-环氧化面选择性判断挑战"/>
     <w:p>
       <w:pPr>
         <w:pStyle w:val="Heading3"/>
@@ -19657,13 +19728,25 @@
         <w:rPr>
           <w:rFonts w:hint="eastAsia" w:ascii="Times New Roman" w:hAnsi="Times New Roman" w:eastAsia="SimHei" w:cs="Times New Roman"/>
         </w:rPr>
-        <w:t xml:space="preserve">环氧化面选择性判断</w:t>
-      </w:r>
-      <w:r>
-        <w:rPr>
-          <w:rFonts w:ascii="Times New Roman" w:hAnsi="Times New Roman" w:eastAsia="Times New Roman" w:cs="Times New Roman"/>
-        </w:rPr>
-        <w:t xml:space="preserve"> ⭐⭐⭐⭐</w:t>
+        <w:t>环氧化面选择性判断</w:t>
+      </w:r>
+      <w:r>
+        <w:rPr>
+          <w:rFonts w:hint="eastAsia" w:ascii="Times New Roman" w:hAnsi="Times New Roman" w:eastAsia="Times New Roman" w:cs="Times New Roman"/>
+        </w:rPr>
+        <w:t>（</w:t>
+      </w:r>
+      <w:r>
+        <w:rPr>
+          <w:rFonts w:hint="eastAsia" w:ascii="Times New Roman" w:hAnsi="Times New Roman" w:eastAsia="SimHei" w:cs="Times New Roman"/>
+        </w:rPr>
+        <w:t>挑战</w:t>
+      </w:r>
+      <w:r>
+        <w:rPr>
+          <w:rFonts w:hint="eastAsia" w:ascii="Times New Roman" w:hAnsi="Times New Roman" w:eastAsia="Times New Roman" w:cs="Times New Roman"/>
+        </w:rPr>
+        <w:t>）</w:t>
       </w:r>
     </w:p>
     <w:p>
@@ -20407,7 +20490,7 @@
       </w:r>
     </w:p>
     <w:bookmarkEnd w:id="39"/>
-    <w:bookmarkStart w:id="40" w:name="例6-综合2025-决赛第-9-题拆解四级碳手性中心"/>
+    <w:bookmarkStart w:id="40" w:name="例6-综合2025-决赛第-9-题拆解四级碳手性中心挑战"/>
     <w:p>
       <w:pPr>
         <w:pStyle w:val="Heading3"/>
@@ -20483,7 +20566,19 @@
         <w:rPr>
           <w:rFonts w:hint="eastAsia" w:ascii="Times New Roman" w:hAnsi="Times New Roman" w:eastAsia="Times New Roman" w:cs="Times New Roman"/>
         </w:rPr>
-        <w:t>）⭐⭐⭐⭐⭐</w:t>
+        <w:t>）（</w:t>
+      </w:r>
+      <w:r>
+        <w:rPr>
+          <w:rFonts w:hint="eastAsia" w:ascii="Times New Roman" w:hAnsi="Times New Roman" w:eastAsia="SimHei" w:cs="Times New Roman"/>
+        </w:rPr>
+        <w:t>挑战</w:t>
+      </w:r>
+      <w:r>
+        <w:rPr>
+          <w:rFonts w:hint="eastAsia" w:ascii="Times New Roman" w:hAnsi="Times New Roman" w:eastAsia="Times New Roman" w:cs="Times New Roman"/>
+        </w:rPr>
+        <w:t>）</w:t>
       </w:r>
     </w:p>
     <w:p>
@@ -24775,13 +24870,7 @@
         <w:rPr>
           <w:rFonts w:hint="eastAsia" w:ascii="Times New Roman" w:hAnsi="Times New Roman" w:eastAsia="SimHei" w:cs="Times New Roman"/>
         </w:rPr>
-        <w:t>基础巩固</w:t>
-      </w:r>
-      <w:r>
-        <w:rPr>
-          <w:rFonts w:hint="eastAsia" w:ascii="Times New Roman" w:hAnsi="Times New Roman" w:eastAsia="Times New Roman" w:cs="Times New Roman"/>
-        </w:rPr>
-        <w:t>（⭐⭐⭐）</w:t>
+        <w:t xml:space="preserve">基础巩固</w:t>
       </w:r>
     </w:p>
     <w:p>
@@ -24994,13 +25083,7 @@
         <w:rPr>
           <w:rFonts w:hint="eastAsia" w:ascii="Times New Roman" w:hAnsi="Times New Roman" w:eastAsia="SimHei" w:cs="Times New Roman"/>
         </w:rPr>
-        <w:t>提高训练</w:t>
-      </w:r>
-      <w:r>
-        <w:rPr>
-          <w:rFonts w:hint="eastAsia" w:ascii="Times New Roman" w:hAnsi="Times New Roman" w:eastAsia="Times New Roman" w:cs="Times New Roman"/>
-        </w:rPr>
-        <w:t>（⭐⭐⭐⭐）</w:t>
+        <w:t xml:space="preserve">提高训练</w:t>
       </w:r>
     </w:p>
     <w:p>
@@ -25405,13 +25488,7 @@
         <w:rPr>
           <w:rFonts w:hint="eastAsia" w:ascii="Times New Roman" w:hAnsi="Times New Roman" w:eastAsia="SimHei" w:cs="Times New Roman"/>
         </w:rPr>
-        <w:t>综合挑战</w:t>
-      </w:r>
-      <w:r>
-        <w:rPr>
-          <w:rFonts w:hint="eastAsia" w:ascii="Times New Roman" w:hAnsi="Times New Roman" w:eastAsia="Times New Roman" w:cs="Times New Roman"/>
-        </w:rPr>
-        <w:t>（⭐⭐⭐⭐⭐）</w:t>
+        <w:t xml:space="preserve">综合挑战</w:t>
       </w:r>
     </w:p>
     <w:p>
@@ -27768,7 +27845,7 @@
         <w:rPr>
           <w:rFonts w:hint="eastAsia" w:ascii="Times New Roman" w:hAnsi="Times New Roman" w:eastAsia="Times New Roman" w:cs="Times New Roman"/>
         </w:rPr>
-        <w:t>/</w:t>
+        <w:t>/6-</w:t>
       </w:r>
       <w:r>
         <w:rPr>
@@ -27837,7 +27914,7 @@
         <w:rPr>
           <w:rFonts w:hint="eastAsia" w:ascii="Times New Roman" w:hAnsi="Times New Roman" w:eastAsia="Times New Roman" w:cs="Times New Roman"/>
         </w:rPr>
-        <w:t>/</w:t>
+        <w:t>/6-</w:t>
       </w:r>
       <w:r>
         <w:rPr>

--- a/06-学生侧材料/讲义/6-有机化学/有机立体化学.docx
+++ b/06-学生侧材料/讲义/6-有机化学/有机立体化学.docx
@@ -24854,7 +24854,7 @@
         <w:t>练习题</w:t>
       </w:r>
     </w:p>
-    <w:bookmarkStart w:id="48" w:name="基础巩固"/>
+    <w:bookmarkStart w:id="48" w:name="基础巩固3-题"/>
     <w:p>
       <w:pPr>
         <w:pStyle w:val="Heading3"/>
@@ -24870,16 +24870,51 @@
         <w:rPr>
           <w:rFonts w:hint="eastAsia" w:ascii="Times New Roman" w:hAnsi="Times New Roman" w:eastAsia="SimHei" w:cs="Times New Roman"/>
         </w:rPr>
-        <w:t xml:space="preserve">基础巩固</w:t>
+        <w:t>基础巩固</w:t>
+      </w:r>
+      <w:r>
+        <w:rPr>
+          <w:rFonts w:hint="eastAsia" w:ascii="Times New Roman" w:hAnsi="Times New Roman" w:eastAsia="Times New Roman" w:cs="Times New Roman"/>
+        </w:rPr>
+        <w:t>（3</w:t>
+      </w:r>
+      <w:r>
+        <w:rPr>
+          <w:rFonts w:ascii="Times New Roman" w:hAnsi="Times New Roman" w:eastAsia="Times New Roman" w:cs="Times New Roman"/>
+        </w:rPr>
+        <w:t xml:space="preserve"> </w:t>
+      </w:r>
+      <w:r>
+        <w:rPr>
+          <w:rFonts w:hint="eastAsia" w:ascii="Times New Roman" w:hAnsi="Times New Roman" w:eastAsia="SimHei" w:cs="Times New Roman"/>
+        </w:rPr>
+        <w:t>题</w:t>
+      </w:r>
+      <w:r>
+        <w:rPr>
+          <w:rFonts w:hint="eastAsia" w:ascii="Times New Roman" w:hAnsi="Times New Roman" w:eastAsia="Times New Roman" w:cs="Times New Roman"/>
+        </w:rPr>
+        <w:t>）</w:t>
       </w:r>
     </w:p>
     <w:p>
       <w:pPr>
-        <w:numPr>
-          <w:ilvl w:val="0"/>
-          <w:numId w:val="1030"/>
-        </w:numPr>
-      </w:pPr>
+        <w:pStyle w:val="FirstParagraph"/>
+      </w:pPr>
+      <w:r>
+        <w:rPr>
+          <w:rFonts w:ascii="Times New Roman" w:hAnsi="Times New Roman" w:eastAsia="Times New Roman" w:cs="Times New Roman"/>
+          <w:b/>
+          <w:bCs/>
+        </w:rPr>
+        <w:t xml:space="preserve">1.</w:t>
+      </w:r>
+      <w:r>
+        <w:rPr>
+          <w:rFonts w:ascii="Times New Roman" w:hAnsi="Times New Roman" w:eastAsia="Times New Roman" w:cs="Times New Roman"/>
+        </w:rPr>
+        <w:t xml:space="preserve"> </w:t>
+      </w:r>
       <w:r>
         <w:rPr>
           <w:rFonts w:hint="eastAsia" w:ascii="Times New Roman" w:hAnsi="Times New Roman" w:eastAsia="FangSong" w:cs="Times New Roman"/>
@@ -24931,11 +24966,22 @@
     </w:p>
     <w:p>
       <w:pPr>
-        <w:numPr>
-          <w:ilvl w:val="0"/>
-          <w:numId w:val="1030"/>
-        </w:numPr>
-      </w:pPr>
+        <w:pStyle w:val="BodyText"/>
+      </w:pPr>
+      <w:r>
+        <w:rPr>
+          <w:rFonts w:ascii="Times New Roman" w:hAnsi="Times New Roman" w:eastAsia="Times New Roman" w:cs="Times New Roman"/>
+          <w:b/>
+          <w:bCs/>
+        </w:rPr>
+        <w:t xml:space="preserve">2.</w:t>
+      </w:r>
+      <w:r>
+        <w:rPr>
+          <w:rFonts w:ascii="Times New Roman" w:hAnsi="Times New Roman" w:eastAsia="Times New Roman" w:cs="Times New Roman"/>
+        </w:rPr>
+        <w:t xml:space="preserve"> </w:t>
+      </w:r>
       <w:r>
         <w:rPr>
           <w:rFonts w:hint="eastAsia" w:ascii="Times New Roman" w:hAnsi="Times New Roman" w:eastAsia="FangSong" w:cs="Times New Roman"/>
@@ -24969,11 +25015,22 @@
     </w:p>
     <w:p>
       <w:pPr>
-        <w:numPr>
-          <w:ilvl w:val="0"/>
-          <w:numId w:val="1030"/>
-        </w:numPr>
-      </w:pPr>
+        <w:pStyle w:val="BodyText"/>
+      </w:pPr>
+      <w:r>
+        <w:rPr>
+          <w:rFonts w:ascii="Times New Roman" w:hAnsi="Times New Roman" w:eastAsia="Times New Roman" w:cs="Times New Roman"/>
+          <w:b/>
+          <w:bCs/>
+        </w:rPr>
+        <w:t xml:space="preserve">3.</w:t>
+      </w:r>
+      <w:r>
+        <w:rPr>
+          <w:rFonts w:ascii="Times New Roman" w:hAnsi="Times New Roman" w:eastAsia="Times New Roman" w:cs="Times New Roman"/>
+        </w:rPr>
+        <w:t xml:space="preserve"> </w:t>
+      </w:r>
       <w:r>
         <w:rPr>
           <w:rFonts w:hint="eastAsia" w:ascii="Times New Roman" w:hAnsi="Times New Roman" w:eastAsia="Times New Roman" w:cs="Times New Roman"/>
@@ -25067,7 +25124,7 @@
       </w:r>
     </w:p>
     <w:bookmarkEnd w:id="48"/>
-    <w:bookmarkStart w:id="49" w:name="提高训练"/>
+    <w:bookmarkStart w:id="49" w:name="提高训练3-题"/>
     <w:p>
       <w:pPr>
         <w:pStyle w:val="Heading3"/>
@@ -25083,16 +25140,51 @@
         <w:rPr>
           <w:rFonts w:hint="eastAsia" w:ascii="Times New Roman" w:hAnsi="Times New Roman" w:eastAsia="SimHei" w:cs="Times New Roman"/>
         </w:rPr>
-        <w:t xml:space="preserve">提高训练</w:t>
+        <w:t>提高训练</w:t>
+      </w:r>
+      <w:r>
+        <w:rPr>
+          <w:rFonts w:hint="eastAsia" w:ascii="Times New Roman" w:hAnsi="Times New Roman" w:eastAsia="Times New Roman" w:cs="Times New Roman"/>
+        </w:rPr>
+        <w:t>（3</w:t>
+      </w:r>
+      <w:r>
+        <w:rPr>
+          <w:rFonts w:ascii="Times New Roman" w:hAnsi="Times New Roman" w:eastAsia="Times New Roman" w:cs="Times New Roman"/>
+        </w:rPr>
+        <w:t xml:space="preserve"> </w:t>
+      </w:r>
+      <w:r>
+        <w:rPr>
+          <w:rFonts w:hint="eastAsia" w:ascii="Times New Roman" w:hAnsi="Times New Roman" w:eastAsia="SimHei" w:cs="Times New Roman"/>
+        </w:rPr>
+        <w:t>题</w:t>
+      </w:r>
+      <w:r>
+        <w:rPr>
+          <w:rFonts w:hint="eastAsia" w:ascii="Times New Roman" w:hAnsi="Times New Roman" w:eastAsia="Times New Roman" w:cs="Times New Roman"/>
+        </w:rPr>
+        <w:t>）</w:t>
       </w:r>
     </w:p>
     <w:p>
       <w:pPr>
-        <w:numPr>
-          <w:ilvl w:val="0"/>
-          <w:numId w:val="1031"/>
-        </w:numPr>
-      </w:pPr>
+        <w:pStyle w:val="FirstParagraph"/>
+      </w:pPr>
+      <w:r>
+        <w:rPr>
+          <w:rFonts w:ascii="Times New Roman" w:hAnsi="Times New Roman" w:eastAsia="Times New Roman" w:cs="Times New Roman"/>
+          <w:b/>
+          <w:bCs/>
+        </w:rPr>
+        <w:t xml:space="preserve">4.</w:t>
+      </w:r>
+      <w:r>
+        <w:rPr>
+          <w:rFonts w:ascii="Times New Roman" w:hAnsi="Times New Roman" w:eastAsia="Times New Roman" w:cs="Times New Roman"/>
+        </w:rPr>
+        <w:t xml:space="preserve"> </w:t>
+      </w:r>
       <w:r>
         <w:rPr>
           <w:rFonts w:hint="eastAsia" w:ascii="Times New Roman" w:hAnsi="Times New Roman" w:eastAsia="Times New Roman" w:cs="Times New Roman"/>
@@ -25221,11 +25313,22 @@
     </w:p>
     <w:p>
       <w:pPr>
-        <w:numPr>
-          <w:ilvl w:val="0"/>
-          <w:numId w:val="1031"/>
-        </w:numPr>
-      </w:pPr>
+        <w:pStyle w:val="BodyText"/>
+      </w:pPr>
+      <w:r>
+        <w:rPr>
+          <w:rFonts w:ascii="Times New Roman" w:hAnsi="Times New Roman" w:eastAsia="Times New Roman" w:cs="Times New Roman"/>
+          <w:b/>
+          <w:bCs/>
+        </w:rPr>
+        <w:t xml:space="preserve">5.</w:t>
+      </w:r>
+      <w:r>
+        <w:rPr>
+          <w:rFonts w:ascii="Times New Roman" w:hAnsi="Times New Roman" w:eastAsia="Times New Roman" w:cs="Times New Roman"/>
+        </w:rPr>
+        <w:t xml:space="preserve"> </w:t>
+      </w:r>
       <w:r>
         <w:rPr>
           <w:rFonts w:hint="eastAsia" w:ascii="Times New Roman" w:hAnsi="Times New Roman" w:eastAsia="FangSong" w:cs="Times New Roman"/>
@@ -25399,11 +25502,22 @@
     </w:p>
     <w:p>
       <w:pPr>
-        <w:numPr>
-          <w:ilvl w:val="0"/>
-          <w:numId w:val="1031"/>
-        </w:numPr>
-      </w:pPr>
+        <w:pStyle w:val="BodyText"/>
+      </w:pPr>
+      <w:r>
+        <w:rPr>
+          <w:rFonts w:ascii="Times New Roman" w:hAnsi="Times New Roman" w:eastAsia="Times New Roman" w:cs="Times New Roman"/>
+          <w:b/>
+          <w:bCs/>
+        </w:rPr>
+        <w:t xml:space="preserve">6.</w:t>
+      </w:r>
+      <w:r>
+        <w:rPr>
+          <w:rFonts w:ascii="Times New Roman" w:hAnsi="Times New Roman" w:eastAsia="Times New Roman" w:cs="Times New Roman"/>
+        </w:rPr>
+        <w:t xml:space="preserve"> </w:t>
+      </w:r>
       <w:r>
         <w:rPr>
           <w:rFonts w:hint="eastAsia" w:ascii="Times New Roman" w:hAnsi="Times New Roman" w:eastAsia="FangSong" w:cs="Times New Roman"/>
@@ -25472,7 +25586,7 @@
       </w:r>
     </w:p>
     <w:bookmarkEnd w:id="49"/>
-    <w:bookmarkStart w:id="50" w:name="综合挑战"/>
+    <w:bookmarkStart w:id="50" w:name="综合挑战2-题"/>
     <w:p>
       <w:pPr>
         <w:pStyle w:val="Heading3"/>
@@ -25488,17 +25602,51 @@
         <w:rPr>
           <w:rFonts w:hint="eastAsia" w:ascii="Times New Roman" w:hAnsi="Times New Roman" w:eastAsia="SimHei" w:cs="Times New Roman"/>
         </w:rPr>
-        <w:t xml:space="preserve">综合挑战</w:t>
+        <w:t>综合挑战</w:t>
+      </w:r>
+      <w:r>
+        <w:rPr>
+          <w:rFonts w:hint="eastAsia" w:ascii="Times New Roman" w:hAnsi="Times New Roman" w:eastAsia="Times New Roman" w:cs="Times New Roman"/>
+        </w:rPr>
+        <w:t>（2</w:t>
+      </w:r>
+      <w:r>
+        <w:rPr>
+          <w:rFonts w:ascii="Times New Roman" w:hAnsi="Times New Roman" w:eastAsia="Times New Roman" w:cs="Times New Roman"/>
+        </w:rPr>
+        <w:t xml:space="preserve"> </w:t>
+      </w:r>
+      <w:r>
+        <w:rPr>
+          <w:rFonts w:hint="eastAsia" w:ascii="Times New Roman" w:hAnsi="Times New Roman" w:eastAsia="SimHei" w:cs="Times New Roman"/>
+        </w:rPr>
+        <w:t>题</w:t>
+      </w:r>
+      <w:r>
+        <w:rPr>
+          <w:rFonts w:hint="eastAsia" w:ascii="Times New Roman" w:hAnsi="Times New Roman" w:eastAsia="Times New Roman" w:cs="Times New Roman"/>
+        </w:rPr>
+        <w:t>）</w:t>
       </w:r>
     </w:p>
     <w:p>
       <w:pPr>
-        <w:pStyle w:val="Compact"/>
-        <w:numPr>
-          <w:ilvl w:val="0"/>
-          <w:numId w:val="1032"/>
-        </w:numPr>
-      </w:pPr>
+        <w:pStyle w:val="FirstParagraph"/>
+      </w:pPr>
+      <w:r>
+        <w:rPr>
+          <w:rFonts w:ascii="Times New Roman" w:hAnsi="Times New Roman" w:eastAsia="Times New Roman" w:cs="Times New Roman"/>
+          <w:b/>
+          <w:bCs/>
+        </w:rPr>
+        <w:t xml:space="preserve">7.</w:t>
+      </w:r>
+      <w:r>
+        <w:rPr>
+          <w:rFonts w:ascii="Times New Roman" w:hAnsi="Times New Roman" w:eastAsia="Times New Roman" w:cs="Times New Roman"/>
+        </w:rPr>
+        <w:t xml:space="preserve"> </w:t>
+      </w:r>
       <w:r>
         <w:rPr>
           <w:rFonts w:ascii="Times New Roman" w:hAnsi="Times New Roman" w:eastAsia="Times New Roman" w:cs="Times New Roman"/>
@@ -25739,104 +25887,123 @@
           <w:rFonts w:hint="eastAsia" w:ascii="Times New Roman" w:hAnsi="Times New Roman" w:eastAsia="Times New Roman" w:cs="Times New Roman"/>
         </w:rPr>
         <w:t>：</w:t>
+      </w:r>
+      <w:r>
+        <w:rPr>
+          <w:rFonts w:ascii="Times New Roman" w:hAnsi="Times New Roman" w:eastAsia="Times New Roman" w:cs="Times New Roman"/>
+        </w:rPr>
+        <w:t xml:space="preserve"> </w:t>
+      </w:r>
+      <w:r>
+        <w:rPr>
+          <w:rFonts w:ascii="Times New Roman" w:hAnsi="Times New Roman" w:eastAsia="Times New Roman" w:cs="Times New Roman"/>
+        </w:rPr>
+        <w:t xml:space="preserve">(a) </w:t>
+      </w:r>
+      <w:r>
+        <w:rPr>
+          <w:rFonts w:hint="eastAsia" w:ascii="Times New Roman" w:hAnsi="Times New Roman" w:eastAsia="FangSong" w:cs="Times New Roman"/>
+        </w:rPr>
+        <w:t xml:space="preserve">解释两种条件的产物差异</w:t>
+      </w:r>
+      <w:r>
+        <w:rPr>
+          <w:rFonts w:ascii="Times New Roman" w:hAnsi="Times New Roman" w:eastAsia="Times New Roman" w:cs="Times New Roman"/>
+        </w:rPr>
+        <w:t xml:space="preserve"> </w:t>
+      </w:r>
+      <w:r>
+        <w:rPr>
+          <w:rFonts w:ascii="Times New Roman" w:hAnsi="Times New Roman" w:eastAsia="Times New Roman" w:cs="Times New Roman"/>
+        </w:rPr>
+        <w:t xml:space="preserve">(b) </w:t>
+      </w:r>
+      <w:r>
+        <w:rPr>
+          <w:rFonts w:hint="eastAsia" w:ascii="Times New Roman" w:hAnsi="Times New Roman" w:eastAsia="FangSong" w:cs="Times New Roman"/>
+        </w:rPr>
+        <w:t xml:space="preserve">画出每种条件下的优势过渡态构象</w:t>
+      </w:r>
+      <w:r>
+        <w:rPr>
+          <w:rFonts w:ascii="Times New Roman" w:hAnsi="Times New Roman" w:eastAsia="Times New Roman" w:cs="Times New Roman"/>
+        </w:rPr>
+        <w:t xml:space="preserve"> </w:t>
+      </w:r>
+      <w:r>
+        <w:rPr>
+          <w:rFonts w:ascii="Times New Roman" w:hAnsi="Times New Roman" w:eastAsia="Times New Roman" w:cs="Times New Roman"/>
+        </w:rPr>
+        <w:t xml:space="preserve">(c) </w:t>
+      </w:r>
+      <w:r>
+        <w:rPr>
+          <w:rFonts w:hint="eastAsia" w:ascii="Times New Roman" w:hAnsi="Times New Roman" w:eastAsia="FangSong" w:cs="Times New Roman"/>
+        </w:rPr>
+        <w:t xml:space="preserve">预测换用</w:t>
+      </w:r>
+      <w:r>
+        <w:rPr>
+          <w:rFonts w:ascii="Times New Roman" w:hAnsi="Times New Roman" w:eastAsia="Times New Roman" w:cs="Times New Roman"/>
+        </w:rPr>
+        <w:t xml:space="preserve"> SnCl</w:t>
+      </w:r>
+      <w:r>
+        <w:rPr>
+          <w:rFonts w:ascii="Times New Roman" w:hAnsi="Times New Roman" w:eastAsia="Times New Roman" w:cs="Times New Roman"/>
+          <w:vertAlign w:val="subscript"/>
+        </w:rPr>
+        <w:t>4</w:t>
+      </w:r>
+      <w:r>
+        <w:rPr>
+          <w:rFonts w:ascii="Times New Roman" w:hAnsi="Times New Roman" w:eastAsia="Times New Roman" w:cs="Times New Roman"/>
+        </w:rPr>
+        <w:t xml:space="preserve"> </w:t>
+      </w:r>
+      <w:r>
+        <w:rPr>
+          <w:rFonts w:hint="eastAsia" w:ascii="Times New Roman" w:hAnsi="Times New Roman" w:eastAsia="FangSong" w:cs="Times New Roman"/>
+        </w:rPr>
+        <w:t>的产物</w:t>
+      </w:r>
+      <w:r>
+        <w:rPr>
+          <w:rFonts w:hint="eastAsia" w:ascii="Times New Roman" w:hAnsi="Times New Roman" w:eastAsia="Times New Roman" w:cs="Times New Roman"/>
+        </w:rPr>
+        <w:t>（</w:t>
+      </w:r>
+      <w:r>
+        <w:rPr>
+          <w:rFonts w:hint="eastAsia" w:ascii="Times New Roman" w:hAnsi="Times New Roman" w:eastAsia="FangSong" w:cs="Times New Roman"/>
+        </w:rPr>
+        <w:t>与原底物结构相关</w:t>
+      </w:r>
+      <w:r>
+        <w:rPr>
+          <w:rFonts w:hint="eastAsia" w:ascii="Times New Roman" w:hAnsi="Times New Roman" w:eastAsia="Times New Roman" w:cs="Times New Roman"/>
+        </w:rPr>
+        <w:t>）</w:t>
       </w:r>
     </w:p>
     <w:p>
       <w:pPr>
-        <w:pStyle w:val="Compact"/>
-        <w:numPr>
-          <w:ilvl w:val="1"/>
-          <w:numId w:val="1033"/>
-        </w:numPr>
-      </w:pPr>
-      <w:r>
-        <w:rPr>
-          <w:rFonts w:hint="eastAsia" w:ascii="Times New Roman" w:hAnsi="Times New Roman" w:eastAsia="FangSong" w:cs="Times New Roman"/>
-        </w:rPr>
-        <w:t xml:space="preserve">解释两种条件的产物差异</w:t>
-      </w:r>
-    </w:p>
-    <w:p>
-      <w:pPr>
-        <w:pStyle w:val="Compact"/>
-        <w:numPr>
-          <w:ilvl w:val="1"/>
-          <w:numId w:val="1033"/>
-        </w:numPr>
-      </w:pPr>
-      <w:r>
-        <w:rPr>
-          <w:rFonts w:hint="eastAsia" w:ascii="Times New Roman" w:hAnsi="Times New Roman" w:eastAsia="FangSong" w:cs="Times New Roman"/>
-        </w:rPr>
-        <w:t xml:space="preserve">画出每种条件下的优势过渡态构象</w:t>
-      </w:r>
-    </w:p>
-    <w:p>
-      <w:pPr>
-        <w:pStyle w:val="Compact"/>
-        <w:numPr>
-          <w:ilvl w:val="1"/>
-          <w:numId w:val="1033"/>
-        </w:numPr>
-      </w:pPr>
-      <w:r>
-        <w:rPr>
-          <w:rFonts w:hint="eastAsia" w:ascii="Times New Roman" w:hAnsi="Times New Roman" w:eastAsia="FangSong" w:cs="Times New Roman"/>
-        </w:rPr>
-        <w:t xml:space="preserve">预测换用</w:t>
-      </w:r>
-      <w:r>
-        <w:rPr>
-          <w:rFonts w:ascii="Times New Roman" w:hAnsi="Times New Roman" w:eastAsia="Times New Roman" w:cs="Times New Roman"/>
-        </w:rPr>
-        <w:t xml:space="preserve"> SnCl</w:t>
-      </w:r>
-      <w:r>
-        <w:rPr>
-          <w:rFonts w:ascii="Times New Roman" w:hAnsi="Times New Roman" w:eastAsia="Times New Roman" w:cs="Times New Roman"/>
-          <w:vertAlign w:val="subscript"/>
-        </w:rPr>
-        <w:t>4</w:t>
-      </w:r>
-      <w:r>
-        <w:rPr>
-          <w:rFonts w:ascii="Times New Roman" w:hAnsi="Times New Roman" w:eastAsia="Times New Roman" w:cs="Times New Roman"/>
-        </w:rPr>
-        <w:t xml:space="preserve"> </w:t>
-      </w:r>
-      <w:r>
-        <w:rPr>
-          <w:rFonts w:hint="eastAsia" w:ascii="Times New Roman" w:hAnsi="Times New Roman" w:eastAsia="FangSong" w:cs="Times New Roman"/>
-        </w:rPr>
-        <w:t>的产物</w:t>
-      </w:r>
-      <w:r>
-        <w:rPr>
-          <w:rFonts w:hint="eastAsia" w:ascii="Times New Roman" w:hAnsi="Times New Roman" w:eastAsia="Times New Roman" w:cs="Times New Roman"/>
-        </w:rPr>
-        <w:t>（</w:t>
-      </w:r>
-      <w:r>
-        <w:rPr>
-          <w:rFonts w:hint="eastAsia" w:ascii="Times New Roman" w:hAnsi="Times New Roman" w:eastAsia="FangSong" w:cs="Times New Roman"/>
-        </w:rPr>
-        <w:t>与原底物结构相关</w:t>
-      </w:r>
-      <w:r>
-        <w:rPr>
-          <w:rFonts w:hint="eastAsia" w:ascii="Times New Roman" w:hAnsi="Times New Roman" w:eastAsia="Times New Roman" w:cs="Times New Roman"/>
-        </w:rPr>
-        <w:t>）</w:t>
-      </w:r>
-    </w:p>
-    <w:p>
-      <w:pPr>
-        <w:pStyle w:val="Compact"/>
-        <w:numPr>
-          <w:ilvl w:val="0"/>
-          <w:numId w:val="1032"/>
-        </w:numPr>
-      </w:pPr>
+        <w:pStyle w:val="BodyText"/>
+      </w:pPr>
+      <w:r>
+        <w:rPr>
+          <w:rFonts w:ascii="Times New Roman" w:hAnsi="Times New Roman" w:eastAsia="Times New Roman" w:cs="Times New Roman"/>
+          <w:b/>
+          <w:bCs/>
+        </w:rPr>
+        <w:t xml:space="preserve">8.</w:t>
+      </w:r>
+      <w:r>
+        <w:rPr>
+          <w:rFonts w:ascii="Times New Roman" w:hAnsi="Times New Roman" w:eastAsia="Times New Roman" w:cs="Times New Roman"/>
+        </w:rPr>
+        <w:t xml:space="preserve"> </w:t>
+      </w:r>
       <w:r>
         <w:rPr>
           <w:rFonts w:hint="eastAsia" w:ascii="Times New Roman" w:hAnsi="Times New Roman" w:eastAsia="FangSong" w:cs="Times New Roman"/>
@@ -26040,11 +26207,22 @@
     </w:p>
     <w:p>
       <w:pPr>
-        <w:numPr>
-          <w:ilvl w:val="0"/>
-          <w:numId w:val="1034"/>
-        </w:numPr>
-      </w:pPr>
+        <w:pStyle w:val="FirstParagraph"/>
+      </w:pPr>
+      <w:r>
+        <w:rPr>
+          <w:rFonts w:ascii="Times New Roman" w:hAnsi="Times New Roman" w:eastAsia="Times New Roman" w:cs="Times New Roman"/>
+          <w:b/>
+          <w:bCs/>
+        </w:rPr>
+        <w:t xml:space="preserve">1.</w:t>
+      </w:r>
+      <w:r>
+        <w:rPr>
+          <w:rFonts w:ascii="Times New Roman" w:hAnsi="Times New Roman" w:eastAsia="Times New Roman" w:cs="Times New Roman"/>
+        </w:rPr>
+        <w:t xml:space="preserve"> </w:t>
+      </w:r>
       <w:r>
         <w:rPr>
           <w:rFonts w:hint="eastAsia" w:ascii="Times New Roman" w:hAnsi="Times New Roman" w:eastAsia="Times New Roman" w:cs="Times New Roman"/>
@@ -26242,11 +26420,22 @@
     </w:p>
     <w:p>
       <w:pPr>
-        <w:numPr>
-          <w:ilvl w:val="0"/>
-          <w:numId w:val="1034"/>
-        </w:numPr>
-      </w:pPr>
+        <w:pStyle w:val="BodyText"/>
+      </w:pPr>
+      <w:r>
+        <w:rPr>
+          <w:rFonts w:ascii="Times New Roman" w:hAnsi="Times New Roman" w:eastAsia="Times New Roman" w:cs="Times New Roman"/>
+          <w:b/>
+          <w:bCs/>
+        </w:rPr>
+        <w:t xml:space="preserve">2.</w:t>
+      </w:r>
+      <w:r>
+        <w:rPr>
+          <w:rFonts w:ascii="Times New Roman" w:hAnsi="Times New Roman" w:eastAsia="Times New Roman" w:cs="Times New Roman"/>
+        </w:rPr>
+        <w:t xml:space="preserve"> </w:t>
+      </w:r>
       <w:r>
         <w:rPr>
           <w:rFonts w:ascii="Times New Roman" w:hAnsi="Times New Roman" w:eastAsia="Times New Roman" w:cs="Times New Roman"/>
@@ -26304,11 +26493,22 @@
     </w:p>
     <w:p>
       <w:pPr>
-        <w:numPr>
-          <w:ilvl w:val="0"/>
-          <w:numId w:val="1034"/>
-        </w:numPr>
-      </w:pPr>
+        <w:pStyle w:val="BodyText"/>
+      </w:pPr>
+      <w:r>
+        <w:rPr>
+          <w:rFonts w:ascii="Times New Roman" w:hAnsi="Times New Roman" w:eastAsia="Times New Roman" w:cs="Times New Roman"/>
+          <w:b/>
+          <w:bCs/>
+        </w:rPr>
+        <w:t xml:space="preserve">3.</w:t>
+      </w:r>
+      <w:r>
+        <w:rPr>
+          <w:rFonts w:ascii="Times New Roman" w:hAnsi="Times New Roman" w:eastAsia="Times New Roman" w:cs="Times New Roman"/>
+        </w:rPr>
+        <w:t xml:space="preserve"> </w:t>
+      </w:r>
       <w:r>
         <w:rPr>
           <w:rFonts w:hint="eastAsia" w:ascii="Times New Roman" w:hAnsi="Times New Roman" w:eastAsia="Times New Roman" w:cs="Times New Roman"/>
@@ -26496,11 +26696,22 @@
     </w:p>
     <w:p>
       <w:pPr>
-        <w:numPr>
-          <w:ilvl w:val="0"/>
-          <w:numId w:val="1034"/>
-        </w:numPr>
-      </w:pPr>
+        <w:pStyle w:val="BodyText"/>
+      </w:pPr>
+      <w:r>
+        <w:rPr>
+          <w:rFonts w:ascii="Times New Roman" w:hAnsi="Times New Roman" w:eastAsia="Times New Roman" w:cs="Times New Roman"/>
+          <w:b/>
+          <w:bCs/>
+        </w:rPr>
+        <w:t xml:space="preserve">4.</w:t>
+      </w:r>
+      <w:r>
+        <w:rPr>
+          <w:rFonts w:ascii="Times New Roman" w:hAnsi="Times New Roman" w:eastAsia="Times New Roman" w:cs="Times New Roman"/>
+        </w:rPr>
+        <w:t xml:space="preserve"> </w:t>
+      </w:r>
       <w:r>
         <w:rPr>
           <w:rFonts w:ascii="Times New Roman" w:hAnsi="Times New Roman" w:eastAsia="Times New Roman" w:cs="Times New Roman"/>
@@ -26652,11 +26863,22 @@
     </w:p>
     <w:p>
       <w:pPr>
-        <w:numPr>
-          <w:ilvl w:val="0"/>
-          <w:numId w:val="1034"/>
-        </w:numPr>
-      </w:pPr>
+        <w:pStyle w:val="BodyText"/>
+      </w:pPr>
+      <w:r>
+        <w:rPr>
+          <w:rFonts w:ascii="Times New Roman" w:hAnsi="Times New Roman" w:eastAsia="Times New Roman" w:cs="Times New Roman"/>
+          <w:b/>
+          <w:bCs/>
+        </w:rPr>
+        <w:t xml:space="preserve">5.</w:t>
+      </w:r>
+      <w:r>
+        <w:rPr>
+          <w:rFonts w:ascii="Times New Roman" w:hAnsi="Times New Roman" w:eastAsia="Times New Roman" w:cs="Times New Roman"/>
+        </w:rPr>
+        <w:t xml:space="preserve"> </w:t>
+      </w:r>
       <w:r>
         <w:rPr>
           <w:rFonts w:hint="eastAsia" w:ascii="Times New Roman" w:hAnsi="Times New Roman" w:eastAsia="FangSong" w:cs="Times New Roman"/>
@@ -26935,56 +27157,357 @@
     </w:p>
     <w:p>
       <w:pPr>
-        <w:pStyle w:val="Compact"/>
-        <w:numPr>
-          <w:ilvl w:val="0"/>
-          <w:numId w:val="1034"/>
-        </w:numPr>
-      </w:pPr>
+        <w:pStyle w:val="BodyText"/>
+      </w:pPr>
+      <w:r>
+        <w:rPr>
+          <w:rFonts w:ascii="Times New Roman" w:hAnsi="Times New Roman" w:eastAsia="Times New Roman" w:cs="Times New Roman"/>
+          <w:b/>
+          <w:bCs/>
+        </w:rPr>
+        <w:t xml:space="preserve">6.</w:t>
+      </w:r>
+      <w:r>
+        <w:rPr>
+          <w:rFonts w:ascii="Times New Roman" w:hAnsi="Times New Roman" w:eastAsia="Times New Roman" w:cs="Times New Roman"/>
+        </w:rPr>
+        <w:t xml:space="preserve"> </w:t>
+      </w:r>
+      <w:r>
+        <w:rPr>
+          <w:rFonts w:ascii="Times New Roman" w:hAnsi="Times New Roman" w:eastAsia="Times New Roman" w:cs="Times New Roman"/>
+        </w:rPr>
+        <w:t xml:space="preserve">(1) </w:t>
+      </w:r>
+      <w:r>
+        <w:rPr>
+          <w:rFonts w:hint="eastAsia" w:ascii="Times New Roman" w:hAnsi="Times New Roman" w:eastAsia="FangSong" w:cs="Times New Roman"/>
+        </w:rPr>
+        <w:t xml:space="preserve">丙酰氯</w:t>
+      </w:r>
+      <w:r>
+        <w:rPr>
+          <w:rFonts w:ascii="Times New Roman" w:hAnsi="Times New Roman" w:eastAsia="Times New Roman" w:cs="Times New Roman"/>
+        </w:rPr>
+        <w:t xml:space="preserve"> + </w:t>
+      </w:r>
+      <w:r>
+        <w:rPr>
+          <w:rFonts w:hint="eastAsia" w:ascii="Times New Roman" w:hAnsi="Times New Roman" w:eastAsia="Times New Roman" w:cs="Times New Roman"/>
+        </w:rPr>
+        <w:t>(S)-4-</w:t>
+      </w:r>
+      <w:r>
+        <w:rPr>
+          <w:rFonts w:hint="eastAsia" w:ascii="Times New Roman" w:hAnsi="Times New Roman" w:eastAsia="FangSong" w:cs="Times New Roman"/>
+        </w:rPr>
+        <w:t>苄基</w:t>
+      </w:r>
+      <w:r>
+        <w:rPr>
+          <w:rFonts w:hint="eastAsia" w:ascii="Times New Roman" w:hAnsi="Times New Roman" w:eastAsia="Times New Roman" w:cs="Times New Roman"/>
+        </w:rPr>
+        <w:t>-2-</w:t>
+      </w:r>
+      <w:r>
+        <w:rPr>
+          <w:rFonts w:hint="eastAsia" w:ascii="Times New Roman" w:hAnsi="Times New Roman" w:eastAsia="FangSong" w:cs="Times New Roman"/>
+        </w:rPr>
+        <w:t>噁唑烷酮</w:t>
+      </w:r>
+      <w:r>
+        <w:rPr>
+          <w:rFonts w:ascii="Times New Roman" w:hAnsi="Times New Roman" w:eastAsia="Times New Roman" w:cs="Times New Roman"/>
+        </w:rPr>
+        <w:t xml:space="preserve"> → </w:t>
+      </w:r>
+      <w:r>
+        <w:rPr>
+          <w:rFonts w:hint="eastAsia" w:ascii="Times New Roman" w:hAnsi="Times New Roman" w:eastAsia="Times New Roman" w:cs="Times New Roman"/>
+        </w:rPr>
+        <w:t>N-</w:t>
+      </w:r>
+      <w:r>
+        <w:rPr>
+          <w:rFonts w:hint="eastAsia" w:ascii="Times New Roman" w:hAnsi="Times New Roman" w:eastAsia="FangSong" w:cs="Times New Roman"/>
+        </w:rPr>
+        <w:t>丙酰基噁唑烷酮</w:t>
+      </w:r>
+      <w:r>
+        <w:rPr>
+          <w:rFonts w:hint="eastAsia" w:ascii="Times New Roman" w:hAnsi="Times New Roman" w:eastAsia="Times New Roman" w:cs="Times New Roman"/>
+        </w:rPr>
+        <w:t>；(2)</w:t>
+      </w:r>
+      <w:r>
+        <w:rPr>
+          <w:rFonts w:ascii="Times New Roman" w:hAnsi="Times New Roman" w:eastAsia="Times New Roman" w:cs="Times New Roman"/>
+        </w:rPr>
+        <w:t xml:space="preserve"> LDA → </w:t>
+      </w:r>
+      <w:r>
+        <w:rPr>
+          <w:rFonts w:hint="eastAsia" w:ascii="Times New Roman" w:hAnsi="Times New Roman" w:eastAsia="Times New Roman" w:cs="Times New Roman"/>
+        </w:rPr>
+        <w:t>(Z)-</w:t>
+      </w:r>
+      <w:r>
+        <w:rPr>
+          <w:rFonts w:hint="eastAsia" w:ascii="Times New Roman" w:hAnsi="Times New Roman" w:eastAsia="FangSong" w:cs="Times New Roman"/>
+        </w:rPr>
+        <w:t>烯醇</w:t>
+      </w:r>
+      <w:r>
+        <w:rPr>
+          <w:rFonts w:ascii="Times New Roman" w:hAnsi="Times New Roman" w:eastAsia="Times New Roman" w:cs="Times New Roman"/>
+        </w:rPr>
+        <w:t xml:space="preserve"> → CH</w:t>
+      </w:r>
+      <w:r>
+        <w:rPr>
+          <w:rFonts w:ascii="Times New Roman" w:hAnsi="Times New Roman" w:eastAsia="Times New Roman" w:cs="Times New Roman"/>
+          <w:vertAlign w:val="subscript"/>
+        </w:rPr>
+        <w:t>3</w:t>
+      </w:r>
+      <w:r>
+        <w:rPr>
+          <w:rFonts w:ascii="Times New Roman" w:hAnsi="Times New Roman" w:eastAsia="Times New Roman" w:cs="Times New Roman"/>
+        </w:rPr>
+        <w:t xml:space="preserve">I </w:t>
+      </w:r>
+      <w:r>
+        <w:rPr>
+          <w:rFonts w:hint="eastAsia" w:ascii="Times New Roman" w:hAnsi="Times New Roman" w:eastAsia="FangSong" w:cs="Times New Roman"/>
+        </w:rPr>
+        <w:t xml:space="preserve">烷基化</w:t>
+      </w:r>
+      <w:r>
+        <w:rPr>
+          <w:rFonts w:ascii="Times New Roman" w:hAnsi="Times New Roman" w:eastAsia="Times New Roman" w:cs="Times New Roman"/>
+        </w:rPr>
+        <w:t xml:space="preserve"> → </w:t>
+      </w:r>
+      <w:r>
+        <w:rPr>
+          <w:rFonts w:hint="eastAsia" w:ascii="Times New Roman" w:hAnsi="Times New Roman" w:eastAsia="Times New Roman" w:cs="Times New Roman"/>
+        </w:rPr>
+        <w:t>α-</w:t>
+      </w:r>
+      <w:r>
+        <w:rPr>
+          <w:rFonts w:hint="eastAsia" w:ascii="Times New Roman" w:hAnsi="Times New Roman" w:eastAsia="FangSong" w:cs="Times New Roman"/>
+        </w:rPr>
+        <w:t>甲基化产物</w:t>
+      </w:r>
+      <w:r>
+        <w:rPr>
+          <w:rFonts w:hint="eastAsia" w:ascii="Times New Roman" w:hAnsi="Times New Roman" w:eastAsia="Times New Roman" w:cs="Times New Roman"/>
+        </w:rPr>
+        <w:t>；(3)</w:t>
+      </w:r>
+      <w:r>
+        <w:rPr>
+          <w:rFonts w:ascii="Times New Roman" w:hAnsi="Times New Roman" w:eastAsia="Times New Roman" w:cs="Times New Roman"/>
+        </w:rPr>
+        <w:t xml:space="preserve"> LiOH/H</w:t>
+      </w:r>
+      <w:r>
+        <w:rPr>
+          <w:rFonts w:ascii="Times New Roman" w:hAnsi="Times New Roman" w:eastAsia="Times New Roman" w:cs="Times New Roman"/>
+          <w:vertAlign w:val="subscript"/>
+        </w:rPr>
+        <w:t>2</w:t>
+      </w:r>
+      <w:r>
+        <w:rPr>
+          <w:rFonts w:ascii="Times New Roman" w:hAnsi="Times New Roman" w:eastAsia="Times New Roman" w:cs="Times New Roman"/>
+        </w:rPr>
+        <w:t>O</w:t>
+      </w:r>
+      <w:r>
+        <w:rPr>
+          <w:rFonts w:ascii="Times New Roman" w:hAnsi="Times New Roman" w:eastAsia="Times New Roman" w:cs="Times New Roman"/>
+          <w:vertAlign w:val="subscript"/>
+        </w:rPr>
+        <w:t>2</w:t>
+      </w:r>
+      <w:r>
+        <w:rPr>
+          <w:rFonts w:ascii="Times New Roman" w:hAnsi="Times New Roman" w:eastAsia="Times New Roman" w:cs="Times New Roman"/>
+        </w:rPr>
+        <w:t xml:space="preserve"> → </w:t>
+      </w:r>
+      <w:r>
+        <w:rPr>
+          <w:rFonts w:hint="eastAsia" w:ascii="Times New Roman" w:hAnsi="Times New Roman" w:eastAsia="FangSong" w:cs="Times New Roman"/>
+        </w:rPr>
+        <w:t xml:space="preserve">水解</w:t>
+      </w:r>
+      <w:r>
+        <w:rPr>
+          <w:rFonts w:ascii="Times New Roman" w:hAnsi="Times New Roman" w:eastAsia="Times New Roman" w:cs="Times New Roman"/>
+        </w:rPr>
+        <w:t xml:space="preserve"> → </w:t>
+      </w:r>
+      <w:r>
+        <w:rPr>
+          <w:rFonts w:hint="eastAsia" w:ascii="Times New Roman" w:hAnsi="Times New Roman" w:eastAsia="Times New Roman" w:cs="Times New Roman"/>
+        </w:rPr>
+        <w:t>(S)-2-</w:t>
+      </w:r>
+      <w:r>
+        <w:rPr>
+          <w:rFonts w:hint="eastAsia" w:ascii="Times New Roman" w:hAnsi="Times New Roman" w:eastAsia="FangSong" w:cs="Times New Roman"/>
+        </w:rPr>
+        <w:t>甲基丁酸</w:t>
+      </w:r>
+      <w:r>
+        <w:rPr>
+          <w:rFonts w:hint="eastAsia" w:ascii="Times New Roman" w:hAnsi="Times New Roman" w:eastAsia="Times New Roman" w:cs="Times New Roman"/>
+        </w:rPr>
+        <w:t>。</w:t>
+      </w:r>
     </w:p>
     <w:p>
       <w:pPr>
-        <w:pStyle w:val="Compact"/>
-        <w:numPr>
-          <w:ilvl w:val="1"/>
-          <w:numId w:val="1035"/>
-        </w:numPr>
-      </w:pPr>
-      <w:r>
-        <w:rPr>
-          <w:rFonts w:hint="eastAsia" w:ascii="Times New Roman" w:hAnsi="Times New Roman" w:eastAsia="FangSong" w:cs="Times New Roman"/>
-        </w:rPr>
-        <w:t xml:space="preserve">丙酰氯</w:t>
-      </w:r>
-      <w:r>
-        <w:rPr>
-          <w:rFonts w:ascii="Times New Roman" w:hAnsi="Times New Roman" w:eastAsia="Times New Roman" w:cs="Times New Roman"/>
-        </w:rPr>
-        <w:t xml:space="preserve"> + </w:t>
-      </w:r>
-      <w:r>
-        <w:rPr>
-          <w:rFonts w:hint="eastAsia" w:ascii="Times New Roman" w:hAnsi="Times New Roman" w:eastAsia="Times New Roman" w:cs="Times New Roman"/>
-        </w:rPr>
-        <w:t>(S)-4-</w:t>
-      </w:r>
-      <w:r>
-        <w:rPr>
-          <w:rFonts w:hint="eastAsia" w:ascii="Times New Roman" w:hAnsi="Times New Roman" w:eastAsia="FangSong" w:cs="Times New Roman"/>
-        </w:rPr>
-        <w:t>苄基</w:t>
-      </w:r>
-      <w:r>
-        <w:rPr>
-          <w:rFonts w:hint="eastAsia" w:ascii="Times New Roman" w:hAnsi="Times New Roman" w:eastAsia="Times New Roman" w:cs="Times New Roman"/>
-        </w:rPr>
-        <w:t>-2-</w:t>
-      </w:r>
-      <w:r>
-        <w:rPr>
-          <w:rFonts w:hint="eastAsia" w:ascii="Times New Roman" w:hAnsi="Times New Roman" w:eastAsia="FangSong" w:cs="Times New Roman"/>
-        </w:rPr>
-        <w:t>噁唑烷酮</w:t>
+        <w:pStyle w:val="BodyText"/>
+      </w:pPr>
+      <w:r>
+        <w:rPr>
+          <w:rFonts w:ascii="Times New Roman" w:hAnsi="Times New Roman" w:eastAsia="Times New Roman" w:cs="Times New Roman"/>
+          <w:b/>
+          <w:bCs/>
+        </w:rPr>
+        <w:t xml:space="preserve">7.</w:t>
+      </w:r>
+      <w:r>
+        <w:rPr>
+          <w:rFonts w:ascii="Times New Roman" w:hAnsi="Times New Roman" w:eastAsia="Times New Roman" w:cs="Times New Roman"/>
+        </w:rPr>
+        <w:t xml:space="preserve"> </w:t>
+      </w:r>
+      <w:r>
+        <w:rPr>
+          <w:rFonts w:ascii="Times New Roman" w:hAnsi="Times New Roman" w:eastAsia="Times New Roman" w:cs="Times New Roman"/>
+        </w:rPr>
+        <w:t>(a) BF</w:t>
+      </w:r>
+      <w:r>
+        <w:rPr>
+          <w:rFonts w:ascii="Times New Roman" w:hAnsi="Times New Roman" w:eastAsia="Times New Roman" w:cs="Times New Roman"/>
+          <w:vertAlign w:val="subscript"/>
+        </w:rPr>
+        <w:t>3</w:t>
+      </w:r>
+      <w:r>
+        <w:rPr>
+          <w:rFonts w:ascii="Times New Roman" w:hAnsi="Times New Roman" w:eastAsia="Times New Roman" w:cs="Times New Roman"/>
+        </w:rPr>
+        <w:t xml:space="preserve"> </w:t>
+      </w:r>
+      <w:r>
+        <w:rPr>
+          <w:rFonts w:hint="eastAsia" w:ascii="Times New Roman" w:hAnsi="Times New Roman" w:eastAsia="FangSong" w:cs="Times New Roman"/>
+        </w:rPr>
+        <w:t xml:space="preserve">是单齿</w:t>
+      </w:r>
+      <w:r>
+        <w:rPr>
+          <w:rFonts w:ascii="Times New Roman" w:hAnsi="Times New Roman" w:eastAsia="Times New Roman" w:cs="Times New Roman"/>
+        </w:rPr>
+        <w:t xml:space="preserve"> Lewis </w:t>
+      </w:r>
+      <w:r>
+        <w:rPr>
+          <w:rFonts w:hint="eastAsia" w:ascii="Times New Roman" w:hAnsi="Times New Roman" w:eastAsia="FangSong" w:cs="Times New Roman"/>
+        </w:rPr>
+        <w:t>酸</w:t>
+      </w:r>
+      <w:r>
+        <w:rPr>
+          <w:rFonts w:hint="eastAsia" w:ascii="Times New Roman" w:hAnsi="Times New Roman" w:eastAsia="Times New Roman" w:cs="Times New Roman"/>
+        </w:rPr>
+        <w:t>，</w:t>
+      </w:r>
+      <w:r>
+        <w:rPr>
+          <w:rFonts w:hint="eastAsia" w:ascii="Times New Roman" w:hAnsi="Times New Roman" w:eastAsia="FangSong" w:cs="Times New Roman"/>
+        </w:rPr>
+        <w:t>不形成螯合</w:t>
+      </w:r>
+      <w:r>
+        <w:rPr>
+          <w:rFonts w:ascii="Times New Roman" w:hAnsi="Times New Roman" w:eastAsia="Times New Roman" w:cs="Times New Roman"/>
+        </w:rPr>
+        <w:t xml:space="preserve"> → Felkin-Anh </w:t>
+      </w:r>
+      <w:r>
+        <w:rPr>
+          <w:rFonts w:hint="eastAsia" w:ascii="Times New Roman" w:hAnsi="Times New Roman" w:eastAsia="FangSong" w:cs="Times New Roman"/>
+        </w:rPr>
+        <w:t>路径</w:t>
+      </w:r>
+      <w:r>
+        <w:rPr>
+          <w:rFonts w:hint="eastAsia" w:ascii="Times New Roman" w:hAnsi="Times New Roman" w:eastAsia="Times New Roman" w:cs="Times New Roman"/>
+        </w:rPr>
+        <w:t>；TiCl</w:t>
+      </w:r>
+      <w:r>
+        <w:rPr>
+          <w:rFonts w:hint="eastAsia" w:ascii="Times New Roman" w:hAnsi="Times New Roman" w:eastAsia="Times New Roman" w:cs="Times New Roman"/>
+          <w:vertAlign w:val="subscript"/>
+        </w:rPr>
+        <w:t>4</w:t>
+      </w:r>
+      <w:r>
+        <w:rPr>
+          <w:rFonts w:ascii="Times New Roman" w:hAnsi="Times New Roman" w:eastAsia="Times New Roman" w:cs="Times New Roman"/>
+        </w:rPr>
+        <w:t xml:space="preserve"> </w:t>
+      </w:r>
+      <w:r>
+        <w:rPr>
+          <w:rFonts w:hint="eastAsia" w:ascii="Times New Roman" w:hAnsi="Times New Roman" w:eastAsia="FangSong" w:cs="Times New Roman"/>
+        </w:rPr>
+        <w:t xml:space="preserve">是多齿</w:t>
+      </w:r>
+      <w:r>
+        <w:rPr>
+          <w:rFonts w:ascii="Times New Roman" w:hAnsi="Times New Roman" w:eastAsia="Times New Roman" w:cs="Times New Roman"/>
+        </w:rPr>
+        <w:t xml:space="preserve"> Lewis </w:t>
+      </w:r>
+      <w:r>
+        <w:rPr>
+          <w:rFonts w:hint="eastAsia" w:ascii="Times New Roman" w:hAnsi="Times New Roman" w:eastAsia="FangSong" w:cs="Times New Roman"/>
+        </w:rPr>
+        <w:t>酸</w:t>
+      </w:r>
+      <w:r>
+        <w:rPr>
+          <w:rFonts w:hint="eastAsia" w:ascii="Times New Roman" w:hAnsi="Times New Roman" w:eastAsia="Times New Roman" w:cs="Times New Roman"/>
+        </w:rPr>
+        <w:t>，</w:t>
+      </w:r>
+      <w:r>
+        <w:rPr>
+          <w:rFonts w:hint="eastAsia" w:ascii="Times New Roman" w:hAnsi="Times New Roman" w:eastAsia="FangSong" w:cs="Times New Roman"/>
+        </w:rPr>
+        <w:t>可与底物上的</w:t>
+      </w:r>
+      <w:r>
+        <w:rPr>
+          <w:rFonts w:ascii="Times New Roman" w:hAnsi="Times New Roman" w:eastAsia="Times New Roman" w:cs="Times New Roman"/>
+        </w:rPr>
+        <w:t xml:space="preserve"> OTBS </w:t>
+      </w:r>
+      <w:r>
+        <w:rPr>
+          <w:rFonts w:hint="eastAsia" w:ascii="Times New Roman" w:hAnsi="Times New Roman" w:eastAsia="FangSong" w:cs="Times New Roman"/>
+        </w:rPr>
+        <w:t xml:space="preserve">配位</w:t>
       </w:r>
       <w:r>
         <w:rPr>
@@ -26994,64 +27517,106 @@
       </w:r>
       <w:r>
         <w:rPr>
-          <w:rFonts w:hint="eastAsia" w:ascii="Times New Roman" w:hAnsi="Times New Roman" w:eastAsia="Times New Roman" w:cs="Times New Roman"/>
-        </w:rPr>
-        <w:t>N-</w:t>
-      </w:r>
-      <w:r>
-        <w:rPr>
-          <w:rFonts w:hint="eastAsia" w:ascii="Times New Roman" w:hAnsi="Times New Roman" w:eastAsia="FangSong" w:cs="Times New Roman"/>
-        </w:rPr>
-        <w:t>丙酰基噁唑烷酮</w:t>
-      </w:r>
-      <w:r>
-        <w:rPr>
-          <w:rFonts w:hint="eastAsia" w:ascii="Times New Roman" w:hAnsi="Times New Roman" w:eastAsia="Times New Roman" w:cs="Times New Roman"/>
-        </w:rPr>
-        <w:t>；(2)</w:t>
-      </w:r>
-      <w:r>
-        <w:rPr>
-          <w:rFonts w:ascii="Times New Roman" w:hAnsi="Times New Roman" w:eastAsia="Times New Roman" w:cs="Times New Roman"/>
-        </w:rPr>
-        <w:t xml:space="preserve"> LDA → </w:t>
-      </w:r>
-      <w:r>
-        <w:rPr>
-          <w:rFonts w:hint="eastAsia" w:ascii="Times New Roman" w:hAnsi="Times New Roman" w:eastAsia="Times New Roman" w:cs="Times New Roman"/>
-        </w:rPr>
-        <w:t>(Z)-</w:t>
-      </w:r>
-      <w:r>
-        <w:rPr>
-          <w:rFonts w:hint="eastAsia" w:ascii="Times New Roman" w:hAnsi="Times New Roman" w:eastAsia="FangSong" w:cs="Times New Roman"/>
-        </w:rPr>
-        <w:t>烯醇</w:t>
-      </w:r>
-      <w:r>
-        <w:rPr>
-          <w:rFonts w:ascii="Times New Roman" w:hAnsi="Times New Roman" w:eastAsia="Times New Roman" w:cs="Times New Roman"/>
-        </w:rPr>
-        <w:t xml:space="preserve"> → CH</w:t>
+          <w:rFonts w:hint="eastAsia" w:ascii="Times New Roman" w:hAnsi="Times New Roman" w:eastAsia="FangSong" w:cs="Times New Roman"/>
+        </w:rPr>
+        <w:t xml:space="preserve">螯合控制</w:t>
+      </w:r>
+      <w:r>
+        <w:rPr>
+          <w:rFonts w:ascii="Times New Roman" w:hAnsi="Times New Roman" w:eastAsia="Times New Roman" w:cs="Times New Roman"/>
+        </w:rPr>
+        <w:t xml:space="preserve"> → </w:t>
+      </w:r>
+      <w:r>
+        <w:rPr>
+          <w:rFonts w:hint="eastAsia" w:ascii="Times New Roman" w:hAnsi="Times New Roman" w:eastAsia="FangSong" w:cs="Times New Roman"/>
+        </w:rPr>
+        <w:t>产物构型反转</w:t>
+      </w:r>
+      <w:r>
+        <w:rPr>
+          <w:rFonts w:hint="eastAsia" w:ascii="Times New Roman" w:hAnsi="Times New Roman" w:eastAsia="Times New Roman" w:cs="Times New Roman"/>
+        </w:rPr>
+        <w:t>。</w:t>
+      </w:r>
+      <w:r>
+        <w:rPr>
+          <w:rFonts w:ascii="Times New Roman" w:hAnsi="Times New Roman" w:eastAsia="Times New Roman" w:cs="Times New Roman"/>
+        </w:rPr>
+        <w:t xml:space="preserve"> </w:t>
+      </w:r>
+      <w:r>
+        <w:rPr>
+          <w:rFonts w:ascii="Times New Roman" w:hAnsi="Times New Roman" w:eastAsia="Times New Roman" w:cs="Times New Roman"/>
+        </w:rPr>
+        <w:t xml:space="preserve">(b) </w:t>
+      </w:r>
+      <w:r>
+        <w:rPr>
+          <w:rFonts w:hint="eastAsia" w:ascii="Times New Roman" w:hAnsi="Times New Roman" w:eastAsia="FangSong" w:cs="Times New Roman"/>
+        </w:rPr>
+        <w:t>略</w:t>
+      </w:r>
+      <w:r>
+        <w:rPr>
+          <w:rFonts w:hint="eastAsia" w:ascii="Times New Roman" w:hAnsi="Times New Roman" w:eastAsia="Times New Roman" w:cs="Times New Roman"/>
+        </w:rPr>
+        <w:t>（</w:t>
+      </w:r>
+      <w:r>
+        <w:rPr>
+          <w:rFonts w:hint="eastAsia" w:ascii="Times New Roman" w:hAnsi="Times New Roman" w:eastAsia="FangSong" w:cs="Times New Roman"/>
+        </w:rPr>
+        <w:t>需具体画出底物结构</w:t>
+      </w:r>
+      <w:r>
+        <w:rPr>
+          <w:rFonts w:hint="eastAsia" w:ascii="Times New Roman" w:hAnsi="Times New Roman" w:eastAsia="Times New Roman" w:cs="Times New Roman"/>
+        </w:rPr>
+        <w:t>）。</w:t>
+      </w:r>
+      <w:r>
+        <w:rPr>
+          <w:rFonts w:ascii="Times New Roman" w:hAnsi="Times New Roman" w:eastAsia="Times New Roman" w:cs="Times New Roman"/>
+        </w:rPr>
+        <w:t xml:space="preserve"> </w:t>
+      </w:r>
+      <w:r>
+        <w:rPr>
+          <w:rFonts w:ascii="Times New Roman" w:hAnsi="Times New Roman" w:eastAsia="Times New Roman" w:cs="Times New Roman"/>
+        </w:rPr>
+        <w:t>(c) SnCl</w:t>
       </w:r>
       <w:r>
         <w:rPr>
           <w:rFonts w:ascii="Times New Roman" w:hAnsi="Times New Roman" w:eastAsia="Times New Roman" w:cs="Times New Roman"/>
           <w:vertAlign w:val="subscript"/>
         </w:rPr>
-        <w:t>3</w:t>
-      </w:r>
-      <w:r>
-        <w:rPr>
-          <w:rFonts w:ascii="Times New Roman" w:hAnsi="Times New Roman" w:eastAsia="Times New Roman" w:cs="Times New Roman"/>
-        </w:rPr>
-        <w:t xml:space="preserve">I </w:t>
-      </w:r>
-      <w:r>
-        <w:rPr>
-          <w:rFonts w:hint="eastAsia" w:ascii="Times New Roman" w:hAnsi="Times New Roman" w:eastAsia="FangSong" w:cs="Times New Roman"/>
-        </w:rPr>
-        <w:t xml:space="preserve">烷基化</w:t>
+        <w:t>4</w:t>
+      </w:r>
+      <w:r>
+        <w:rPr>
+          <w:rFonts w:ascii="Times New Roman" w:hAnsi="Times New Roman" w:eastAsia="Times New Roman" w:cs="Times New Roman"/>
+        </w:rPr>
+        <w:t xml:space="preserve"> </w:t>
+      </w:r>
+      <w:r>
+        <w:rPr>
+          <w:rFonts w:hint="eastAsia" w:ascii="Times New Roman" w:hAnsi="Times New Roman" w:eastAsia="FangSong" w:cs="Times New Roman"/>
+        </w:rPr>
+        <w:t xml:space="preserve">同样是多齿</w:t>
+      </w:r>
+      <w:r>
+        <w:rPr>
+          <w:rFonts w:ascii="Times New Roman" w:hAnsi="Times New Roman" w:eastAsia="Times New Roman" w:cs="Times New Roman"/>
+        </w:rPr>
+        <w:t xml:space="preserve"> Lewis </w:t>
+      </w:r>
+      <w:r>
+        <w:rPr>
+          <w:rFonts w:hint="eastAsia" w:ascii="Times New Roman" w:hAnsi="Times New Roman" w:eastAsia="FangSong" w:cs="Times New Roman"/>
+        </w:rPr>
+        <w:t xml:space="preserve">酸</w:t>
       </w:r>
       <w:r>
         <w:rPr>
@@ -27061,402 +27626,78 @@
       </w:r>
       <w:r>
         <w:rPr>
-          <w:rFonts w:hint="eastAsia" w:ascii="Times New Roman" w:hAnsi="Times New Roman" w:eastAsia="Times New Roman" w:cs="Times New Roman"/>
-        </w:rPr>
-        <w:t>α-</w:t>
-      </w:r>
-      <w:r>
-        <w:rPr>
-          <w:rFonts w:hint="eastAsia" w:ascii="Times New Roman" w:hAnsi="Times New Roman" w:eastAsia="FangSong" w:cs="Times New Roman"/>
-        </w:rPr>
-        <w:t>甲基化产物</w:t>
-      </w:r>
-      <w:r>
-        <w:rPr>
-          <w:rFonts w:hint="eastAsia" w:ascii="Times New Roman" w:hAnsi="Times New Roman" w:eastAsia="Times New Roman" w:cs="Times New Roman"/>
-        </w:rPr>
-        <w:t>；(3)</w:t>
-      </w:r>
-      <w:r>
-        <w:rPr>
-          <w:rFonts w:ascii="Times New Roman" w:hAnsi="Times New Roman" w:eastAsia="Times New Roman" w:cs="Times New Roman"/>
-        </w:rPr>
-        <w:t xml:space="preserve"> LiOH/H</w:t>
+          <w:rFonts w:hint="eastAsia" w:ascii="Times New Roman" w:hAnsi="Times New Roman" w:eastAsia="FangSong" w:cs="Times New Roman"/>
+        </w:rPr>
+        <w:t xml:space="preserve">预期与</w:t>
+      </w:r>
+      <w:r>
+        <w:rPr>
+          <w:rFonts w:ascii="Times New Roman" w:hAnsi="Times New Roman" w:eastAsia="Times New Roman" w:cs="Times New Roman"/>
+        </w:rPr>
+        <w:t xml:space="preserve"> TiCl</w:t>
       </w:r>
       <w:r>
         <w:rPr>
           <w:rFonts w:ascii="Times New Roman" w:hAnsi="Times New Roman" w:eastAsia="Times New Roman" w:cs="Times New Roman"/>
           <w:vertAlign w:val="subscript"/>
         </w:rPr>
-        <w:t>2</w:t>
-      </w:r>
-      <w:r>
-        <w:rPr>
-          <w:rFonts w:ascii="Times New Roman" w:hAnsi="Times New Roman" w:eastAsia="Times New Roman" w:cs="Times New Roman"/>
-        </w:rPr>
-        <w:t>O</w:t>
-      </w:r>
-      <w:r>
-        <w:rPr>
-          <w:rFonts w:ascii="Times New Roman" w:hAnsi="Times New Roman" w:eastAsia="Times New Roman" w:cs="Times New Roman"/>
-          <w:vertAlign w:val="subscript"/>
-        </w:rPr>
-        <w:t>2</w:t>
-      </w:r>
-      <w:r>
-        <w:rPr>
-          <w:rFonts w:ascii="Times New Roman" w:hAnsi="Times New Roman" w:eastAsia="Times New Roman" w:cs="Times New Roman"/>
-        </w:rPr>
-        <w:t xml:space="preserve"> → </w:t>
-      </w:r>
-      <w:r>
-        <w:rPr>
-          <w:rFonts w:hint="eastAsia" w:ascii="Times New Roman" w:hAnsi="Times New Roman" w:eastAsia="FangSong" w:cs="Times New Roman"/>
-        </w:rPr>
-        <w:t xml:space="preserve">水解</w:t>
-      </w:r>
-      <w:r>
-        <w:rPr>
-          <w:rFonts w:ascii="Times New Roman" w:hAnsi="Times New Roman" w:eastAsia="Times New Roman" w:cs="Times New Roman"/>
-        </w:rPr>
-        <w:t xml:space="preserve"> → </w:t>
-      </w:r>
-      <w:r>
-        <w:rPr>
-          <w:rFonts w:hint="eastAsia" w:ascii="Times New Roman" w:hAnsi="Times New Roman" w:eastAsia="Times New Roman" w:cs="Times New Roman"/>
-        </w:rPr>
-        <w:t>(S)-2-</w:t>
-      </w:r>
-      <w:r>
-        <w:rPr>
-          <w:rFonts w:hint="eastAsia" w:ascii="Times New Roman" w:hAnsi="Times New Roman" w:eastAsia="FangSong" w:cs="Times New Roman"/>
-        </w:rPr>
-        <w:t>甲基丁酸</w:t>
-      </w:r>
-      <w:r>
-        <w:rPr>
-          <w:rFonts w:hint="eastAsia" w:ascii="Times New Roman" w:hAnsi="Times New Roman" w:eastAsia="Times New Roman" w:cs="Times New Roman"/>
-        </w:rPr>
-        <w:t>。</w:t>
+        <w:t>4</w:t>
+      </w:r>
+      <w:r>
+        <w:rPr>
+          <w:rFonts w:ascii="Times New Roman" w:hAnsi="Times New Roman" w:eastAsia="Times New Roman" w:cs="Times New Roman"/>
+        </w:rPr>
+        <w:t xml:space="preserve"> </w:t>
+      </w:r>
+      <w:r>
+        <w:rPr>
+          <w:rFonts w:hint="eastAsia" w:ascii="Times New Roman" w:hAnsi="Times New Roman" w:eastAsia="FangSong" w:cs="Times New Roman"/>
+        </w:rPr>
+        <w:t>结果类似</w:t>
+      </w:r>
+      <w:r>
+        <w:rPr>
+          <w:rFonts w:hint="eastAsia" w:ascii="Times New Roman" w:hAnsi="Times New Roman" w:eastAsia="Times New Roman" w:cs="Times New Roman"/>
+        </w:rPr>
+        <w:t>（</w:t>
+      </w:r>
+      <w:r>
+        <w:rPr>
+          <w:rFonts w:hint="eastAsia" w:ascii="Times New Roman" w:hAnsi="Times New Roman" w:eastAsia="FangSong" w:cs="Times New Roman"/>
+        </w:rPr>
+        <w:t>产物构型</w:t>
+      </w:r>
+      <w:r>
+        <w:rPr>
+          <w:rFonts w:ascii="Times New Roman" w:hAnsi="Times New Roman" w:eastAsia="Times New Roman" w:cs="Times New Roman"/>
+        </w:rPr>
+        <w:t xml:space="preserve"> </w:t>
+      </w:r>
+      <w:r>
+        <w:rPr>
+          <w:rFonts w:hint="eastAsia" w:ascii="Times New Roman" w:hAnsi="Times New Roman" w:eastAsia="Times New Roman" w:cs="Times New Roman"/>
+        </w:rPr>
+        <w:t xml:space="preserve">B）。</w:t>
       </w:r>
     </w:p>
     <w:p>
       <w:pPr>
-        <w:pStyle w:val="Compact"/>
-        <w:numPr>
-          <w:ilvl w:val="0"/>
-          <w:numId w:val="1034"/>
-        </w:numPr>
-      </w:pPr>
-    </w:p>
-    <w:p>
-      <w:pPr>
-        <w:pStyle w:val="Compact"/>
-        <w:numPr>
-          <w:ilvl w:val="1"/>
-          <w:numId w:val="1036"/>
-        </w:numPr>
-      </w:pPr>
-      <w:r>
-        <w:rPr>
-          <w:rFonts w:ascii="Times New Roman" w:hAnsi="Times New Roman" w:eastAsia="Times New Roman" w:cs="Times New Roman"/>
-        </w:rPr>
-        <w:t>BF</w:t>
-      </w:r>
-      <w:r>
-        <w:rPr>
-          <w:rFonts w:ascii="Times New Roman" w:hAnsi="Times New Roman" w:eastAsia="Times New Roman" w:cs="Times New Roman"/>
-          <w:vertAlign w:val="subscript"/>
-        </w:rPr>
-        <w:t>3</w:t>
-      </w:r>
-      <w:r>
-        <w:rPr>
-          <w:rFonts w:ascii="Times New Roman" w:hAnsi="Times New Roman" w:eastAsia="Times New Roman" w:cs="Times New Roman"/>
-        </w:rPr>
-        <w:t xml:space="preserve"> </w:t>
-      </w:r>
-      <w:r>
-        <w:rPr>
-          <w:rFonts w:hint="eastAsia" w:ascii="Times New Roman" w:hAnsi="Times New Roman" w:eastAsia="FangSong" w:cs="Times New Roman"/>
-        </w:rPr>
-        <w:t xml:space="preserve">是单齿</w:t>
-      </w:r>
-      <w:r>
-        <w:rPr>
-          <w:rFonts w:ascii="Times New Roman" w:hAnsi="Times New Roman" w:eastAsia="Times New Roman" w:cs="Times New Roman"/>
-        </w:rPr>
-        <w:t xml:space="preserve"> Lewis </w:t>
-      </w:r>
-      <w:r>
-        <w:rPr>
-          <w:rFonts w:hint="eastAsia" w:ascii="Times New Roman" w:hAnsi="Times New Roman" w:eastAsia="FangSong" w:cs="Times New Roman"/>
-        </w:rPr>
-        <w:t>酸</w:t>
-      </w:r>
-      <w:r>
-        <w:rPr>
-          <w:rFonts w:hint="eastAsia" w:ascii="Times New Roman" w:hAnsi="Times New Roman" w:eastAsia="Times New Roman" w:cs="Times New Roman"/>
-        </w:rPr>
-        <w:t>，</w:t>
-      </w:r>
-      <w:r>
-        <w:rPr>
-          <w:rFonts w:hint="eastAsia" w:ascii="Times New Roman" w:hAnsi="Times New Roman" w:eastAsia="FangSong" w:cs="Times New Roman"/>
-        </w:rPr>
-        <w:t>不形成螯合</w:t>
-      </w:r>
-      <w:r>
-        <w:rPr>
-          <w:rFonts w:ascii="Times New Roman" w:hAnsi="Times New Roman" w:eastAsia="Times New Roman" w:cs="Times New Roman"/>
-        </w:rPr>
-        <w:t xml:space="preserve"> → Felkin-Anh </w:t>
-      </w:r>
-      <w:r>
-        <w:rPr>
-          <w:rFonts w:hint="eastAsia" w:ascii="Times New Roman" w:hAnsi="Times New Roman" w:eastAsia="FangSong" w:cs="Times New Roman"/>
-        </w:rPr>
-        <w:t>路径</w:t>
-      </w:r>
-      <w:r>
-        <w:rPr>
-          <w:rFonts w:hint="eastAsia" w:ascii="Times New Roman" w:hAnsi="Times New Roman" w:eastAsia="Times New Roman" w:cs="Times New Roman"/>
-        </w:rPr>
-        <w:t>；TiCl</w:t>
-      </w:r>
-      <w:r>
-        <w:rPr>
-          <w:rFonts w:hint="eastAsia" w:ascii="Times New Roman" w:hAnsi="Times New Roman" w:eastAsia="Times New Roman" w:cs="Times New Roman"/>
-          <w:vertAlign w:val="subscript"/>
-        </w:rPr>
-        <w:t>4</w:t>
-      </w:r>
-      <w:r>
-        <w:rPr>
-          <w:rFonts w:ascii="Times New Roman" w:hAnsi="Times New Roman" w:eastAsia="Times New Roman" w:cs="Times New Roman"/>
-        </w:rPr>
-        <w:t xml:space="preserve"> </w:t>
-      </w:r>
-      <w:r>
-        <w:rPr>
-          <w:rFonts w:hint="eastAsia" w:ascii="Times New Roman" w:hAnsi="Times New Roman" w:eastAsia="FangSong" w:cs="Times New Roman"/>
-        </w:rPr>
-        <w:t xml:space="preserve">是多齿</w:t>
-      </w:r>
-      <w:r>
-        <w:rPr>
-          <w:rFonts w:ascii="Times New Roman" w:hAnsi="Times New Roman" w:eastAsia="Times New Roman" w:cs="Times New Roman"/>
-        </w:rPr>
-        <w:t xml:space="preserve"> Lewis </w:t>
-      </w:r>
-      <w:r>
-        <w:rPr>
-          <w:rFonts w:hint="eastAsia" w:ascii="Times New Roman" w:hAnsi="Times New Roman" w:eastAsia="FangSong" w:cs="Times New Roman"/>
-        </w:rPr>
-        <w:t>酸</w:t>
-      </w:r>
-      <w:r>
-        <w:rPr>
-          <w:rFonts w:hint="eastAsia" w:ascii="Times New Roman" w:hAnsi="Times New Roman" w:eastAsia="Times New Roman" w:cs="Times New Roman"/>
-        </w:rPr>
-        <w:t>，</w:t>
-      </w:r>
-      <w:r>
-        <w:rPr>
-          <w:rFonts w:hint="eastAsia" w:ascii="Times New Roman" w:hAnsi="Times New Roman" w:eastAsia="FangSong" w:cs="Times New Roman"/>
-        </w:rPr>
-        <w:t>可与底物上的</w:t>
-      </w:r>
-      <w:r>
-        <w:rPr>
-          <w:rFonts w:ascii="Times New Roman" w:hAnsi="Times New Roman" w:eastAsia="Times New Roman" w:cs="Times New Roman"/>
-        </w:rPr>
-        <w:t xml:space="preserve"> OTBS </w:t>
-      </w:r>
-      <w:r>
-        <w:rPr>
-          <w:rFonts w:hint="eastAsia" w:ascii="Times New Roman" w:hAnsi="Times New Roman" w:eastAsia="FangSong" w:cs="Times New Roman"/>
-        </w:rPr>
-        <w:t xml:space="preserve">配位</w:t>
-      </w:r>
-      <w:r>
-        <w:rPr>
-          <w:rFonts w:ascii="Times New Roman" w:hAnsi="Times New Roman" w:eastAsia="Times New Roman" w:cs="Times New Roman"/>
-        </w:rPr>
-        <w:t xml:space="preserve"> → </w:t>
-      </w:r>
-      <w:r>
-        <w:rPr>
-          <w:rFonts w:hint="eastAsia" w:ascii="Times New Roman" w:hAnsi="Times New Roman" w:eastAsia="FangSong" w:cs="Times New Roman"/>
-        </w:rPr>
-        <w:t xml:space="preserve">螯合控制</w:t>
-      </w:r>
-      <w:r>
-        <w:rPr>
-          <w:rFonts w:ascii="Times New Roman" w:hAnsi="Times New Roman" w:eastAsia="Times New Roman" w:cs="Times New Roman"/>
-        </w:rPr>
-        <w:t xml:space="preserve"> → </w:t>
-      </w:r>
-      <w:r>
-        <w:rPr>
-          <w:rFonts w:hint="eastAsia" w:ascii="Times New Roman" w:hAnsi="Times New Roman" w:eastAsia="FangSong" w:cs="Times New Roman"/>
-        </w:rPr>
-        <w:t>产物构型反转</w:t>
-      </w:r>
-      <w:r>
-        <w:rPr>
-          <w:rFonts w:hint="eastAsia" w:ascii="Times New Roman" w:hAnsi="Times New Roman" w:eastAsia="Times New Roman" w:cs="Times New Roman"/>
-        </w:rPr>
-        <w:t>。</w:t>
-      </w:r>
-    </w:p>
-    <w:p>
-      <w:pPr>
-        <w:pStyle w:val="Compact"/>
-        <w:numPr>
-          <w:ilvl w:val="1"/>
-          <w:numId w:val="1036"/>
-        </w:numPr>
-      </w:pPr>
-      <w:r>
-        <w:rPr>
-          <w:rFonts w:hint="eastAsia" w:ascii="Times New Roman" w:hAnsi="Times New Roman" w:eastAsia="FangSong" w:cs="Times New Roman"/>
-        </w:rPr>
-        <w:t>略</w:t>
-      </w:r>
-      <w:r>
-        <w:rPr>
-          <w:rFonts w:hint="eastAsia" w:ascii="Times New Roman" w:hAnsi="Times New Roman" w:eastAsia="Times New Roman" w:cs="Times New Roman"/>
-        </w:rPr>
-        <w:t>（</w:t>
-      </w:r>
-      <w:r>
-        <w:rPr>
-          <w:rFonts w:hint="eastAsia" w:ascii="Times New Roman" w:hAnsi="Times New Roman" w:eastAsia="FangSong" w:cs="Times New Roman"/>
-        </w:rPr>
-        <w:t>需具体画出底物结构</w:t>
-      </w:r>
-      <w:r>
-        <w:rPr>
-          <w:rFonts w:hint="eastAsia" w:ascii="Times New Roman" w:hAnsi="Times New Roman" w:eastAsia="Times New Roman" w:cs="Times New Roman"/>
-        </w:rPr>
-        <w:t>）。</w:t>
-      </w:r>
-    </w:p>
-    <w:p>
-      <w:pPr>
-        <w:pStyle w:val="Compact"/>
-        <w:numPr>
-          <w:ilvl w:val="1"/>
-          <w:numId w:val="1036"/>
-        </w:numPr>
-      </w:pPr>
-      <w:r>
-        <w:rPr>
-          <w:rFonts w:ascii="Times New Roman" w:hAnsi="Times New Roman" w:eastAsia="Times New Roman" w:cs="Times New Roman"/>
-        </w:rPr>
-        <w:t>SnCl</w:t>
-      </w:r>
-      <w:r>
-        <w:rPr>
-          <w:rFonts w:ascii="Times New Roman" w:hAnsi="Times New Roman" w:eastAsia="Times New Roman" w:cs="Times New Roman"/>
-          <w:vertAlign w:val="subscript"/>
-        </w:rPr>
-        <w:t>4</w:t>
-      </w:r>
-      <w:r>
-        <w:rPr>
-          <w:rFonts w:ascii="Times New Roman" w:hAnsi="Times New Roman" w:eastAsia="Times New Roman" w:cs="Times New Roman"/>
-        </w:rPr>
-        <w:t xml:space="preserve"> </w:t>
-      </w:r>
-      <w:r>
-        <w:rPr>
-          <w:rFonts w:hint="eastAsia" w:ascii="Times New Roman" w:hAnsi="Times New Roman" w:eastAsia="FangSong" w:cs="Times New Roman"/>
-        </w:rPr>
-        <w:t xml:space="preserve">同样是多齿</w:t>
-      </w:r>
-      <w:r>
-        <w:rPr>
-          <w:rFonts w:ascii="Times New Roman" w:hAnsi="Times New Roman" w:eastAsia="Times New Roman" w:cs="Times New Roman"/>
-        </w:rPr>
-        <w:t xml:space="preserve"> Lewis </w:t>
-      </w:r>
-      <w:r>
-        <w:rPr>
-          <w:rFonts w:hint="eastAsia" w:ascii="Times New Roman" w:hAnsi="Times New Roman" w:eastAsia="FangSong" w:cs="Times New Roman"/>
-        </w:rPr>
-        <w:t xml:space="preserve">酸</w:t>
-      </w:r>
-      <w:r>
-        <w:rPr>
-          <w:rFonts w:ascii="Times New Roman" w:hAnsi="Times New Roman" w:eastAsia="Times New Roman" w:cs="Times New Roman"/>
-        </w:rPr>
-        <w:t xml:space="preserve"> → </w:t>
-      </w:r>
-      <w:r>
-        <w:rPr>
-          <w:rFonts w:hint="eastAsia" w:ascii="Times New Roman" w:hAnsi="Times New Roman" w:eastAsia="FangSong" w:cs="Times New Roman"/>
-        </w:rPr>
-        <w:t xml:space="preserve">预期与</w:t>
-      </w:r>
-      <w:r>
-        <w:rPr>
-          <w:rFonts w:ascii="Times New Roman" w:hAnsi="Times New Roman" w:eastAsia="Times New Roman" w:cs="Times New Roman"/>
-        </w:rPr>
-        <w:t xml:space="preserve"> TiCl</w:t>
-      </w:r>
-      <w:r>
-        <w:rPr>
-          <w:rFonts w:ascii="Times New Roman" w:hAnsi="Times New Roman" w:eastAsia="Times New Roman" w:cs="Times New Roman"/>
-          <w:vertAlign w:val="subscript"/>
-        </w:rPr>
-        <w:t>4</w:t>
-      </w:r>
-      <w:r>
-        <w:rPr>
-          <w:rFonts w:ascii="Times New Roman" w:hAnsi="Times New Roman" w:eastAsia="Times New Roman" w:cs="Times New Roman"/>
-        </w:rPr>
-        <w:t xml:space="preserve"> </w:t>
-      </w:r>
-      <w:r>
-        <w:rPr>
-          <w:rFonts w:hint="eastAsia" w:ascii="Times New Roman" w:hAnsi="Times New Roman" w:eastAsia="FangSong" w:cs="Times New Roman"/>
-        </w:rPr>
-        <w:t>结果类似</w:t>
-      </w:r>
-      <w:r>
-        <w:rPr>
-          <w:rFonts w:hint="eastAsia" w:ascii="Times New Roman" w:hAnsi="Times New Roman" w:eastAsia="Times New Roman" w:cs="Times New Roman"/>
-        </w:rPr>
-        <w:t>（</w:t>
-      </w:r>
-      <w:r>
-        <w:rPr>
-          <w:rFonts w:hint="eastAsia" w:ascii="Times New Roman" w:hAnsi="Times New Roman" w:eastAsia="FangSong" w:cs="Times New Roman"/>
-        </w:rPr>
-        <w:t>产物构型</w:t>
-      </w:r>
-      <w:r>
-        <w:rPr>
-          <w:rFonts w:ascii="Times New Roman" w:hAnsi="Times New Roman" w:eastAsia="Times New Roman" w:cs="Times New Roman"/>
-        </w:rPr>
-        <w:t xml:space="preserve"> </w:t>
-      </w:r>
-      <w:r>
-        <w:rPr>
-          <w:rFonts w:hint="eastAsia" w:ascii="Times New Roman" w:hAnsi="Times New Roman" w:eastAsia="Times New Roman" w:cs="Times New Roman"/>
-        </w:rPr>
-        <w:t xml:space="preserve">B）。</w:t>
-      </w:r>
-    </w:p>
-    <w:p>
-      <w:pPr>
-        <w:numPr>
-          <w:ilvl w:val="0"/>
-          <w:numId w:val="1034"/>
-        </w:numPr>
-      </w:pPr>
+        <w:pStyle w:val="BodyText"/>
+      </w:pPr>
+      <w:r>
+        <w:rPr>
+          <w:rFonts w:ascii="Times New Roman" w:hAnsi="Times New Roman" w:eastAsia="Times New Roman" w:cs="Times New Roman"/>
+          <w:b/>
+          <w:bCs/>
+        </w:rPr>
+        <w:t xml:space="preserve">8.</w:t>
+      </w:r>
+      <w:r>
+        <w:rPr>
+          <w:rFonts w:ascii="Times New Roman" w:hAnsi="Times New Roman" w:eastAsia="Times New Roman" w:cs="Times New Roman"/>
+        </w:rPr>
+        <w:t xml:space="preserve"> </w:t>
+      </w:r>
       <w:r>
         <w:rPr>
           <w:rFonts w:ascii="Times New Roman" w:hAnsi="Times New Roman" w:eastAsia="Times New Roman" w:cs="Times New Roman"/>
@@ -27727,7 +27968,7 @@
         <w:pStyle w:val="Compact"/>
         <w:numPr>
           <w:ilvl w:val="0"/>
-          <w:numId w:val="1037"/>
+          <w:numId w:val="1030"/>
         </w:numPr>
       </w:pPr>
       <w:r>
@@ -27814,7 +28055,7 @@
         <w:pStyle w:val="Compact"/>
         <w:numPr>
           <w:ilvl w:val="0"/>
-          <w:numId w:val="1037"/>
+          <w:numId w:val="1030"/>
         </w:numPr>
       </w:pPr>
       <w:r>
@@ -27883,7 +28124,7 @@
         <w:pStyle w:val="Compact"/>
         <w:numPr>
           <w:ilvl w:val="0"/>
-          <w:numId w:val="1037"/>
+          <w:numId w:val="1030"/>
         </w:numPr>
       </w:pPr>
       <w:r>
@@ -27964,7 +28205,7 @@
         <w:pStyle w:val="Compact"/>
         <w:numPr>
           <w:ilvl w:val="0"/>
-          <w:numId w:val="1037"/>
+          <w:numId w:val="1030"/>
         </w:numPr>
       </w:pPr>
       <w:r>
@@ -28033,7 +28274,7 @@
         <w:pStyle w:val="Compact"/>
         <w:numPr>
           <w:ilvl w:val="0"/>
-          <w:numId w:val="1037"/>
+          <w:numId w:val="1030"/>
         </w:numPr>
       </w:pPr>
       <w:r>
@@ -28090,7 +28331,7 @@
         <w:pStyle w:val="Compact"/>
         <w:numPr>
           <w:ilvl w:val="0"/>
-          <w:numId w:val="1037"/>
+          <w:numId w:val="1030"/>
         </w:numPr>
       </w:pPr>
       <w:r>
@@ -28502,346 +28743,6 @@
       <w:start w:val="1"/>
       <w:numFmt w:val="decimal"/>
       <w:lvlText w:val="%9."/>
-      <w:lvlJc w:val="left"/>
-      <w:pPr>
-        <w:ind w:left="6480" w:hanging="360"/>
-      </w:pPr>
-    </w:lvl>
-  </w:abstractNum>
-  <w:abstractNum w:abstractNumId="99414">
-    <w:nsid w:val="00A99414"/>
-    <w:multiLevelType w:val="multilevel"/>
-    <w:lvl w:ilvl="0">
-      <w:start w:val="4"/>
-      <w:numFmt w:val="decimal"/>
-      <w:lvlText w:val="%1."/>
-      <w:lvlJc w:val="left"/>
-      <w:pPr>
-        <w:ind w:left="720" w:hanging="360"/>
-      </w:pPr>
-    </w:lvl>
-    <w:lvl w:ilvl="1">
-      <w:start w:val="4"/>
-      <w:numFmt w:val="decimal"/>
-      <w:lvlText w:val="%2."/>
-      <w:lvlJc w:val="left"/>
-      <w:pPr>
-        <w:ind w:left="1440" w:hanging="360"/>
-      </w:pPr>
-    </w:lvl>
-    <w:lvl w:ilvl="2">
-      <w:start w:val="4"/>
-      <w:numFmt w:val="decimal"/>
-      <w:lvlText w:val="%3."/>
-      <w:lvlJc w:val="left"/>
-      <w:pPr>
-        <w:ind w:left="2160" w:hanging="360"/>
-      </w:pPr>
-    </w:lvl>
-    <w:lvl w:ilvl="3">
-      <w:start w:val="4"/>
-      <w:numFmt w:val="decimal"/>
-      <w:lvlText w:val="%4."/>
-      <w:lvlJc w:val="left"/>
-      <w:pPr>
-        <w:ind w:left="2880" w:hanging="360"/>
-      </w:pPr>
-    </w:lvl>
-    <w:lvl w:ilvl="4">
-      <w:start w:val="4"/>
-      <w:numFmt w:val="decimal"/>
-      <w:lvlText w:val="%5."/>
-      <w:lvlJc w:val="left"/>
-      <w:pPr>
-        <w:ind w:left="3600" w:hanging="360"/>
-      </w:pPr>
-    </w:lvl>
-    <w:lvl w:ilvl="5">
-      <w:start w:val="4"/>
-      <w:numFmt w:val="decimal"/>
-      <w:lvlText w:val="%6."/>
-      <w:lvlJc w:val="left"/>
-      <w:pPr>
-        <w:ind w:left="4320" w:hanging="360"/>
-      </w:pPr>
-    </w:lvl>
-    <w:lvl w:ilvl="6">
-      <w:start w:val="4"/>
-      <w:numFmt w:val="decimal"/>
-      <w:lvlText w:val="%7."/>
-      <w:lvlJc w:val="left"/>
-      <w:pPr>
-        <w:ind w:left="5040" w:hanging="360"/>
-      </w:pPr>
-    </w:lvl>
-    <w:lvl w:ilvl="7">
-      <w:start w:val="4"/>
-      <w:numFmt w:val="decimal"/>
-      <w:lvlText w:val="%8."/>
-      <w:lvlJc w:val="left"/>
-      <w:pPr>
-        <w:ind w:left="5760" w:hanging="360"/>
-      </w:pPr>
-    </w:lvl>
-    <w:lvl w:ilvl="8">
-      <w:start w:val="4"/>
-      <w:numFmt w:val="decimal"/>
-      <w:lvlText w:val="%9."/>
-      <w:lvlJc w:val="left"/>
-      <w:pPr>
-        <w:ind w:left="6480" w:hanging="360"/>
-      </w:pPr>
-    </w:lvl>
-  </w:abstractNum>
-  <w:abstractNum w:abstractNumId="99417">
-    <w:nsid w:val="00A99417"/>
-    <w:multiLevelType w:val="multilevel"/>
-    <w:lvl w:ilvl="0">
-      <w:start w:val="7"/>
-      <w:numFmt w:val="decimal"/>
-      <w:lvlText w:val="%1."/>
-      <w:lvlJc w:val="left"/>
-      <w:pPr>
-        <w:ind w:left="720" w:hanging="360"/>
-      </w:pPr>
-    </w:lvl>
-    <w:lvl w:ilvl="1">
-      <w:start w:val="7"/>
-      <w:numFmt w:val="decimal"/>
-      <w:lvlText w:val="%2."/>
-      <w:lvlJc w:val="left"/>
-      <w:pPr>
-        <w:ind w:left="1440" w:hanging="360"/>
-      </w:pPr>
-    </w:lvl>
-    <w:lvl w:ilvl="2">
-      <w:start w:val="7"/>
-      <w:numFmt w:val="decimal"/>
-      <w:lvlText w:val="%3."/>
-      <w:lvlJc w:val="left"/>
-      <w:pPr>
-        <w:ind w:left="2160" w:hanging="360"/>
-      </w:pPr>
-    </w:lvl>
-    <w:lvl w:ilvl="3">
-      <w:start w:val="7"/>
-      <w:numFmt w:val="decimal"/>
-      <w:lvlText w:val="%4."/>
-      <w:lvlJc w:val="left"/>
-      <w:pPr>
-        <w:ind w:left="2880" w:hanging="360"/>
-      </w:pPr>
-    </w:lvl>
-    <w:lvl w:ilvl="4">
-      <w:start w:val="7"/>
-      <w:numFmt w:val="decimal"/>
-      <w:lvlText w:val="%5."/>
-      <w:lvlJc w:val="left"/>
-      <w:pPr>
-        <w:ind w:left="3600" w:hanging="360"/>
-      </w:pPr>
-    </w:lvl>
-    <w:lvl w:ilvl="5">
-      <w:start w:val="7"/>
-      <w:numFmt w:val="decimal"/>
-      <w:lvlText w:val="%6."/>
-      <w:lvlJc w:val="left"/>
-      <w:pPr>
-        <w:ind w:left="4320" w:hanging="360"/>
-      </w:pPr>
-    </w:lvl>
-    <w:lvl w:ilvl="6">
-      <w:start w:val="7"/>
-      <w:numFmt w:val="decimal"/>
-      <w:lvlText w:val="%7."/>
-      <w:lvlJc w:val="left"/>
-      <w:pPr>
-        <w:ind w:left="5040" w:hanging="360"/>
-      </w:pPr>
-    </w:lvl>
-    <w:lvl w:ilvl="7">
-      <w:start w:val="7"/>
-      <w:numFmt w:val="decimal"/>
-      <w:lvlText w:val="%8."/>
-      <w:lvlJc w:val="left"/>
-      <w:pPr>
-        <w:ind w:left="5760" w:hanging="360"/>
-      </w:pPr>
-    </w:lvl>
-    <w:lvl w:ilvl="8">
-      <w:start w:val="7"/>
-      <w:numFmt w:val="decimal"/>
-      <w:lvlText w:val="%9."/>
-      <w:lvlJc w:val="left"/>
-      <w:pPr>
-        <w:ind w:left="6480" w:hanging="360"/>
-      </w:pPr>
-    </w:lvl>
-  </w:abstractNum>
-  <w:abstractNum w:abstractNumId="99731">
-    <w:nsid w:val="00A99731"/>
-    <w:multiLevelType w:val="multilevel"/>
-    <w:lvl w:ilvl="0">
-      <w:start w:val="1"/>
-      <w:numFmt w:val="lowerLetter"/>
-      <w:lvlText w:val="(%1)"/>
-      <w:lvlJc w:val="left"/>
-      <w:pPr>
-        <w:ind w:left="720" w:hanging="360"/>
-      </w:pPr>
-    </w:lvl>
-    <w:lvl w:ilvl="1">
-      <w:start w:val="1"/>
-      <w:numFmt w:val="lowerLetter"/>
-      <w:lvlText w:val="(%2)"/>
-      <w:lvlJc w:val="left"/>
-      <w:pPr>
-        <w:ind w:left="1440" w:hanging="360"/>
-      </w:pPr>
-    </w:lvl>
-    <w:lvl w:ilvl="2">
-      <w:start w:val="1"/>
-      <w:numFmt w:val="lowerLetter"/>
-      <w:lvlText w:val="(%3)"/>
-      <w:lvlJc w:val="left"/>
-      <w:pPr>
-        <w:ind w:left="2160" w:hanging="360"/>
-      </w:pPr>
-    </w:lvl>
-    <w:lvl w:ilvl="3">
-      <w:start w:val="1"/>
-      <w:numFmt w:val="lowerLetter"/>
-      <w:lvlText w:val="(%4)"/>
-      <w:lvlJc w:val="left"/>
-      <w:pPr>
-        <w:ind w:left="2880" w:hanging="360"/>
-      </w:pPr>
-    </w:lvl>
-    <w:lvl w:ilvl="4">
-      <w:start w:val="1"/>
-      <w:numFmt w:val="lowerLetter"/>
-      <w:lvlText w:val="(%5)"/>
-      <w:lvlJc w:val="left"/>
-      <w:pPr>
-        <w:ind w:left="3600" w:hanging="360"/>
-      </w:pPr>
-    </w:lvl>
-    <w:lvl w:ilvl="5">
-      <w:start w:val="1"/>
-      <w:numFmt w:val="lowerLetter"/>
-      <w:lvlText w:val="(%6)"/>
-      <w:lvlJc w:val="left"/>
-      <w:pPr>
-        <w:ind w:left="4320" w:hanging="360"/>
-      </w:pPr>
-    </w:lvl>
-    <w:lvl w:ilvl="6">
-      <w:start w:val="1"/>
-      <w:numFmt w:val="lowerLetter"/>
-      <w:lvlText w:val="(%7)"/>
-      <w:lvlJc w:val="left"/>
-      <w:pPr>
-        <w:ind w:left="5040" w:hanging="360"/>
-      </w:pPr>
-    </w:lvl>
-    <w:lvl w:ilvl="7">
-      <w:start w:val="1"/>
-      <w:numFmt w:val="lowerLetter"/>
-      <w:lvlText w:val="(%8)"/>
-      <w:lvlJc w:val="left"/>
-      <w:pPr>
-        <w:ind w:left="5760" w:hanging="360"/>
-      </w:pPr>
-    </w:lvl>
-    <w:lvl w:ilvl="8">
-      <w:start w:val="1"/>
-      <w:numFmt w:val="lowerLetter"/>
-      <w:lvlText w:val="(%9)"/>
-      <w:lvlJc w:val="left"/>
-      <w:pPr>
-        <w:ind w:left="6480" w:hanging="360"/>
-      </w:pPr>
-    </w:lvl>
-  </w:abstractNum>
-  <w:abstractNum w:abstractNumId="99431">
-    <w:nsid w:val="00A99431"/>
-    <w:multiLevelType w:val="multilevel"/>
-    <w:lvl w:ilvl="0">
-      <w:start w:val="1"/>
-      <w:numFmt w:val="decimal"/>
-      <w:lvlText w:val="(%1)"/>
-      <w:lvlJc w:val="left"/>
-      <w:pPr>
-        <w:ind w:left="720" w:hanging="360"/>
-      </w:pPr>
-    </w:lvl>
-    <w:lvl w:ilvl="1">
-      <w:start w:val="1"/>
-      <w:numFmt w:val="decimal"/>
-      <w:lvlText w:val="(%2)"/>
-      <w:lvlJc w:val="left"/>
-      <w:pPr>
-        <w:ind w:left="1440" w:hanging="360"/>
-      </w:pPr>
-    </w:lvl>
-    <w:lvl w:ilvl="2">
-      <w:start w:val="1"/>
-      <w:numFmt w:val="decimal"/>
-      <w:lvlText w:val="(%3)"/>
-      <w:lvlJc w:val="left"/>
-      <w:pPr>
-        <w:ind w:left="2160" w:hanging="360"/>
-      </w:pPr>
-    </w:lvl>
-    <w:lvl w:ilvl="3">
-      <w:start w:val="1"/>
-      <w:numFmt w:val="decimal"/>
-      <w:lvlText w:val="(%4)"/>
-      <w:lvlJc w:val="left"/>
-      <w:pPr>
-        <w:ind w:left="2880" w:hanging="360"/>
-      </w:pPr>
-    </w:lvl>
-    <w:lvl w:ilvl="4">
-      <w:start w:val="1"/>
-      <w:numFmt w:val="decimal"/>
-      <w:lvlText w:val="(%5)"/>
-      <w:lvlJc w:val="left"/>
-      <w:pPr>
-        <w:ind w:left="3600" w:hanging="360"/>
-      </w:pPr>
-    </w:lvl>
-    <w:lvl w:ilvl="5">
-      <w:start w:val="1"/>
-      <w:numFmt w:val="decimal"/>
-      <w:lvlText w:val="(%6)"/>
-      <w:lvlJc w:val="left"/>
-      <w:pPr>
-        <w:ind w:left="4320" w:hanging="360"/>
-      </w:pPr>
-    </w:lvl>
-    <w:lvl w:ilvl="6">
-      <w:start w:val="1"/>
-      <w:numFmt w:val="decimal"/>
-      <w:lvlText w:val="(%7)"/>
-      <w:lvlJc w:val="left"/>
-      <w:pPr>
-        <w:ind w:left="5040" w:hanging="360"/>
-      </w:pPr>
-    </w:lvl>
-    <w:lvl w:ilvl="7">
-      <w:start w:val="1"/>
-      <w:numFmt w:val="decimal"/>
-      <w:lvlText w:val="(%8)"/>
-      <w:lvlJc w:val="left"/>
-      <w:pPr>
-        <w:ind w:left="5760" w:hanging="360"/>
-      </w:pPr>
-    </w:lvl>
-    <w:lvl w:ilvl="8">
-      <w:start w:val="1"/>
-      <w:numFmt w:val="decimal"/>
-      <w:lvlText w:val="(%9)"/>
       <w:lvlJc w:val="left"/>
       <w:pPr>
         <w:ind w:left="6480" w:hanging="360"/>
@@ -29128,216 +29029,6 @@
     <w:abstractNumId w:val="991"/>
   </w:num>
   <w:num w:numId="1030">
-    <w:abstractNumId w:val="99411"/>
-    <w:lvlOverride w:ilvl="0">
-      <w:startOverride w:val="1"/>
-    </w:lvlOverride>
-    <w:lvlOverride w:ilvl="1">
-      <w:startOverride w:val="1"/>
-    </w:lvlOverride>
-    <w:lvlOverride w:ilvl="2">
-      <w:startOverride w:val="1"/>
-    </w:lvlOverride>
-    <w:lvlOverride w:ilvl="3">
-      <w:startOverride w:val="1"/>
-    </w:lvlOverride>
-    <w:lvlOverride w:ilvl="4">
-      <w:startOverride w:val="1"/>
-    </w:lvlOverride>
-    <w:lvlOverride w:ilvl="5">
-      <w:startOverride w:val="1"/>
-    </w:lvlOverride>
-    <w:lvlOverride w:ilvl="6">
-      <w:startOverride w:val="1"/>
-    </w:lvlOverride>
-    <w:lvlOverride w:ilvl="7">
-      <w:startOverride w:val="1"/>
-    </w:lvlOverride>
-    <w:lvlOverride w:ilvl="8">
-      <w:startOverride w:val="1"/>
-    </w:lvlOverride>
-  </w:num>
-  <w:num w:numId="1031">
-    <w:abstractNumId w:val="99414"/>
-    <w:lvlOverride w:ilvl="0">
-      <w:startOverride w:val="4"/>
-    </w:lvlOverride>
-    <w:lvlOverride w:ilvl="1">
-      <w:startOverride w:val="4"/>
-    </w:lvlOverride>
-    <w:lvlOverride w:ilvl="2">
-      <w:startOverride w:val="4"/>
-    </w:lvlOverride>
-    <w:lvlOverride w:ilvl="3">
-      <w:startOverride w:val="4"/>
-    </w:lvlOverride>
-    <w:lvlOverride w:ilvl="4">
-      <w:startOverride w:val="4"/>
-    </w:lvlOverride>
-    <w:lvlOverride w:ilvl="5">
-      <w:startOverride w:val="4"/>
-    </w:lvlOverride>
-    <w:lvlOverride w:ilvl="6">
-      <w:startOverride w:val="4"/>
-    </w:lvlOverride>
-    <w:lvlOverride w:ilvl="7">
-      <w:startOverride w:val="4"/>
-    </w:lvlOverride>
-    <w:lvlOverride w:ilvl="8">
-      <w:startOverride w:val="4"/>
-    </w:lvlOverride>
-  </w:num>
-  <w:num w:numId="1032">
-    <w:abstractNumId w:val="99417"/>
-    <w:lvlOverride w:ilvl="0">
-      <w:startOverride w:val="7"/>
-    </w:lvlOverride>
-    <w:lvlOverride w:ilvl="1">
-      <w:startOverride w:val="7"/>
-    </w:lvlOverride>
-    <w:lvlOverride w:ilvl="2">
-      <w:startOverride w:val="7"/>
-    </w:lvlOverride>
-    <w:lvlOverride w:ilvl="3">
-      <w:startOverride w:val="7"/>
-    </w:lvlOverride>
-    <w:lvlOverride w:ilvl="4">
-      <w:startOverride w:val="7"/>
-    </w:lvlOverride>
-    <w:lvlOverride w:ilvl="5">
-      <w:startOverride w:val="7"/>
-    </w:lvlOverride>
-    <w:lvlOverride w:ilvl="6">
-      <w:startOverride w:val="7"/>
-    </w:lvlOverride>
-    <w:lvlOverride w:ilvl="7">
-      <w:startOverride w:val="7"/>
-    </w:lvlOverride>
-    <w:lvlOverride w:ilvl="8">
-      <w:startOverride w:val="7"/>
-    </w:lvlOverride>
-  </w:num>
-  <w:num w:numId="1033">
-    <w:abstractNumId w:val="99731"/>
-    <w:lvlOverride w:ilvl="0">
-      <w:startOverride w:val="1"/>
-    </w:lvlOverride>
-    <w:lvlOverride w:ilvl="1">
-      <w:startOverride w:val="1"/>
-    </w:lvlOverride>
-    <w:lvlOverride w:ilvl="2">
-      <w:startOverride w:val="1"/>
-    </w:lvlOverride>
-    <w:lvlOverride w:ilvl="3">
-      <w:startOverride w:val="1"/>
-    </w:lvlOverride>
-    <w:lvlOverride w:ilvl="4">
-      <w:startOverride w:val="1"/>
-    </w:lvlOverride>
-    <w:lvlOverride w:ilvl="5">
-      <w:startOverride w:val="1"/>
-    </w:lvlOverride>
-    <w:lvlOverride w:ilvl="6">
-      <w:startOverride w:val="1"/>
-    </w:lvlOverride>
-    <w:lvlOverride w:ilvl="7">
-      <w:startOverride w:val="1"/>
-    </w:lvlOverride>
-    <w:lvlOverride w:ilvl="8">
-      <w:startOverride w:val="1"/>
-    </w:lvlOverride>
-  </w:num>
-  <w:num w:numId="1034">
-    <w:abstractNumId w:val="99411"/>
-    <w:lvlOverride w:ilvl="0">
-      <w:startOverride w:val="1"/>
-    </w:lvlOverride>
-    <w:lvlOverride w:ilvl="1">
-      <w:startOverride w:val="1"/>
-    </w:lvlOverride>
-    <w:lvlOverride w:ilvl="2">
-      <w:startOverride w:val="1"/>
-    </w:lvlOverride>
-    <w:lvlOverride w:ilvl="3">
-      <w:startOverride w:val="1"/>
-    </w:lvlOverride>
-    <w:lvlOverride w:ilvl="4">
-      <w:startOverride w:val="1"/>
-    </w:lvlOverride>
-    <w:lvlOverride w:ilvl="5">
-      <w:startOverride w:val="1"/>
-    </w:lvlOverride>
-    <w:lvlOverride w:ilvl="6">
-      <w:startOverride w:val="1"/>
-    </w:lvlOverride>
-    <w:lvlOverride w:ilvl="7">
-      <w:startOverride w:val="1"/>
-    </w:lvlOverride>
-    <w:lvlOverride w:ilvl="8">
-      <w:startOverride w:val="1"/>
-    </w:lvlOverride>
-  </w:num>
-  <w:num w:numId="1035">
-    <w:abstractNumId w:val="99431"/>
-    <w:lvlOverride w:ilvl="0">
-      <w:startOverride w:val="1"/>
-    </w:lvlOverride>
-    <w:lvlOverride w:ilvl="1">
-      <w:startOverride w:val="1"/>
-    </w:lvlOverride>
-    <w:lvlOverride w:ilvl="2">
-      <w:startOverride w:val="1"/>
-    </w:lvlOverride>
-    <w:lvlOverride w:ilvl="3">
-      <w:startOverride w:val="1"/>
-    </w:lvlOverride>
-    <w:lvlOverride w:ilvl="4">
-      <w:startOverride w:val="1"/>
-    </w:lvlOverride>
-    <w:lvlOverride w:ilvl="5">
-      <w:startOverride w:val="1"/>
-    </w:lvlOverride>
-    <w:lvlOverride w:ilvl="6">
-      <w:startOverride w:val="1"/>
-    </w:lvlOverride>
-    <w:lvlOverride w:ilvl="7">
-      <w:startOverride w:val="1"/>
-    </w:lvlOverride>
-    <w:lvlOverride w:ilvl="8">
-      <w:startOverride w:val="1"/>
-    </w:lvlOverride>
-  </w:num>
-  <w:num w:numId="1036">
-    <w:abstractNumId w:val="99731"/>
-    <w:lvlOverride w:ilvl="0">
-      <w:startOverride w:val="1"/>
-    </w:lvlOverride>
-    <w:lvlOverride w:ilvl="1">
-      <w:startOverride w:val="1"/>
-    </w:lvlOverride>
-    <w:lvlOverride w:ilvl="2">
-      <w:startOverride w:val="1"/>
-    </w:lvlOverride>
-    <w:lvlOverride w:ilvl="3">
-      <w:startOverride w:val="1"/>
-    </w:lvlOverride>
-    <w:lvlOverride w:ilvl="4">
-      <w:startOverride w:val="1"/>
-    </w:lvlOverride>
-    <w:lvlOverride w:ilvl="5">
-      <w:startOverride w:val="1"/>
-    </w:lvlOverride>
-    <w:lvlOverride w:ilvl="6">
-      <w:startOverride w:val="1"/>
-    </w:lvlOverride>
-    <w:lvlOverride w:ilvl="7">
-      <w:startOverride w:val="1"/>
-    </w:lvlOverride>
-    <w:lvlOverride w:ilvl="8">
-      <w:startOverride w:val="1"/>
-    </w:lvlOverride>
-  </w:num>
-  <w:num w:numId="1037">
     <w:abstractNumId w:val="991"/>
   </w:num>
 </w:numbering>

--- a/06-学生侧材料/讲义/6-有机化学/有机立体化学.docx
+++ b/06-学生侧材料/讲义/6-有机化学/有机立体化学.docx
@@ -4904,7 +4904,7 @@
               <w:rPr>
                 <w:rFonts w:ascii="Times New Roman" w:hAnsi="Times New Roman" w:eastAsia="Times New Roman" w:cs="Times New Roman"/>
               </w:rPr>
-              <w:t xml:space="preserve">❌ </w:t>
+              <w:t xml:space="preserve">✗ </w:t>
             </w:r>
             <w:r>
               <w:rPr>
@@ -5099,7 +5099,7 @@
               <w:rPr>
                 <w:rFonts w:ascii="Times New Roman" w:hAnsi="Times New Roman" w:eastAsia="Times New Roman" w:cs="Times New Roman"/>
               </w:rPr>
-              <w:t xml:space="preserve">❌ </w:t>
+              <w:t xml:space="preserve">✗ </w:t>
             </w:r>
             <w:r>
               <w:rPr>
@@ -8380,7 +8380,7 @@
               <w:rPr>
                 <w:rFonts w:ascii="Times New Roman" w:hAnsi="Times New Roman" w:eastAsia="Times New Roman" w:cs="Times New Roman"/>
               </w:rPr>
-              <w:t xml:space="preserve">❌ </w:t>
+              <w:t xml:space="preserve">✗ </w:t>
             </w:r>
             <w:r>
               <w:rPr>
@@ -8401,7 +8401,7 @@
               <w:rPr>
                 <w:rFonts w:ascii="Times New Roman" w:hAnsi="Times New Roman" w:eastAsia="Times New Roman" w:cs="Times New Roman"/>
               </w:rPr>
-              <w:t xml:space="preserve">❌ </w:t>
+              <w:t xml:space="preserve">✗ </w:t>
             </w:r>
             <w:r>
               <w:rPr>
@@ -8456,7 +8456,7 @@
               <w:rPr>
                 <w:rFonts w:ascii="Times New Roman" w:hAnsi="Times New Roman" w:eastAsia="Times New Roman" w:cs="Times New Roman"/>
               </w:rPr>
-              <w:t xml:space="preserve">❌ </w:t>
+              <w:t xml:space="preserve">✗ </w:t>
             </w:r>
             <w:r>
               <w:rPr>

--- a/06-学生侧材料/讲义/6-有机化学/有机立体化学.docx
+++ b/06-学生侧材料/讲义/6-有机化学/有机立体化学.docx
@@ -61,85 +61,7 @@
     <w:p>
       <w:pPr>
         <w:pStyle w:val="BlockText"/>
-      </w:pPr>
-      <w:r>
-        <w:rPr>
-          <w:rFonts w:hint="eastAsia" w:ascii="Times New Roman" w:hAnsi="Times New Roman" w:eastAsia="FangSong" w:cs="Times New Roman"/>
-          <w:b/>
-          <w:bCs/>
-        </w:rPr>
-        <w:t xml:space="preserve">核心专题页</w:t>
-      </w:r>
-      <w:r>
-        <w:rPr>
-          <w:rFonts w:hint="eastAsia" w:ascii="Times New Roman" w:hAnsi="Times New Roman" w:eastAsia="Times New Roman" w:cs="Times New Roman"/>
-        </w:rPr>
-        <w:t>：04-</w:t>
-      </w:r>
-      <w:r>
-        <w:rPr>
-          <w:rFonts w:hint="eastAsia" w:ascii="Times New Roman" w:hAnsi="Times New Roman" w:eastAsia="FangSong" w:cs="Times New Roman"/>
-        </w:rPr>
-        <w:t>专题与题型</w:t>
-      </w:r>
-      <w:r>
-        <w:rPr>
-          <w:rFonts w:hint="eastAsia" w:ascii="Times New Roman" w:hAnsi="Times New Roman" w:eastAsia="Times New Roman" w:cs="Times New Roman"/>
-        </w:rPr>
-        <w:t>/</w:t>
-      </w:r>
-      <w:r>
-        <w:rPr>
-          <w:rFonts w:hint="eastAsia" w:ascii="Times New Roman" w:hAnsi="Times New Roman" w:eastAsia="FangSong" w:cs="Times New Roman"/>
-        </w:rPr>
-        <w:t>专题</w:t>
-      </w:r>
-      <w:r>
-        <w:rPr>
-          <w:rFonts w:hint="eastAsia" w:ascii="Times New Roman" w:hAnsi="Times New Roman" w:eastAsia="Times New Roman" w:cs="Times New Roman"/>
-        </w:rPr>
-        <w:t>/</w:t>
-      </w:r>
-      <w:r>
-        <w:rPr>
-          <w:rFonts w:hint="eastAsia" w:ascii="Times New Roman" w:hAnsi="Times New Roman" w:eastAsia="FangSong" w:cs="Times New Roman"/>
-        </w:rPr>
-        <w:t>专题</w:t>
-      </w:r>
-      <w:r>
-        <w:rPr>
-          <w:rFonts w:hint="eastAsia" w:ascii="Times New Roman" w:hAnsi="Times New Roman" w:eastAsia="Times New Roman" w:cs="Times New Roman"/>
-        </w:rPr>
-        <w:t>-</w:t>
-      </w:r>
-      <w:r>
-        <w:rPr>
-          <w:rFonts w:hint="eastAsia" w:ascii="Times New Roman" w:hAnsi="Times New Roman" w:eastAsia="FangSong" w:cs="Times New Roman"/>
-        </w:rPr>
-        <w:t>高等有机机理与立体化学</w:t>
-      </w:r>
-      <w:r>
-        <w:rPr>
-          <w:rFonts w:hint="eastAsia" w:ascii="Times New Roman" w:hAnsi="Times New Roman" w:eastAsia="Times New Roman" w:cs="Times New Roman"/>
-        </w:rPr>
-        <w:t>（Part</w:t>
-      </w:r>
-      <w:r>
-        <w:rPr>
-          <w:rFonts w:ascii="Times New Roman" w:hAnsi="Times New Roman" w:eastAsia="Times New Roman" w:cs="Times New Roman"/>
-        </w:rPr>
-        <w:t xml:space="preserve"> </w:t>
-      </w:r>
-      <w:r>
-        <w:rPr>
-          <w:rFonts w:hint="eastAsia" w:ascii="Times New Roman" w:hAnsi="Times New Roman" w:eastAsia="Times New Roman" w:cs="Times New Roman"/>
-        </w:rPr>
-        <w:t xml:space="preserve">B）</w:t>
-      </w:r>
-    </w:p>
-    <w:p>
-      <w:pPr>
-        <w:pStyle w:val="BlockText"/>
+        <w:ind w:firstLine="420"/>
       </w:pPr>
       <w:r>
         <w:rPr>
@@ -429,6 +351,7 @@
       <w:pPr>
         <w:pStyle w:val="BlockText"/>
         <w:spacing w:after="80"/>
+        <w:ind w:firstLine="420"/>
       </w:pPr>
       <w:r>
         <w:rPr>
@@ -485,6 +408,15 @@
         <w:tblW w:type="pct" w:w="5000"/>
         <w:tblLayout w:type="fixed"/>
         <w:tblLook w:firstRow="1" w:lastRow="0" w:firstColumn="0" w:lastColumn="0" w:noHBand="0" w:noVBand="0" w:val="0020"/>
+        <w:jc w:val="center"/>
+        <w:tblBorders>
+          <w:top w:val="single" w:sz="12" w:space="0" w:color="333333"/>
+          <w:bottom w:val="single" w:sz="12" w:space="0" w:color="333333"/>
+          <w:left w:val="none"/>
+          <w:right w:val="none"/>
+          <w:insideH w:val="none"/>
+          <w:insideV w:val="none"/>
+        </w:tblBorders>
       </w:tblPr>
       <w:tblGrid>
         <w:gridCol w:w="3960"/>
@@ -495,7 +427,11 @@
           <w:tblHeader w:val="on"/>
         </w:trPr>
         <w:tc>
-          <w:tcPr/>
+          <w:tcPr>
+            <w:tcBorders>
+              <w:bottom w:val="single" w:sz="6" w:space="0" w:color="333333"/>
+            </w:tcBorders>
+          </w:tcPr>
           <w:p>
             <w:pPr>
               <w:pStyle w:val="Compact"/>
@@ -511,7 +447,11 @@
           </w:p>
         </w:tc>
         <w:tc>
-          <w:tcPr/>
+          <w:tcPr>
+            <w:tcBorders>
+              <w:bottom w:val="single" w:sz="6" w:space="0" w:color="333333"/>
+            </w:tcBorders>
+          </w:tcPr>
           <w:p>
             <w:pPr>
               <w:pStyle w:val="Compact"/>
@@ -1122,6 +1062,7 @@
     <w:p>
       <w:pPr>
         <w:pStyle w:val="FirstParagraph"/>
+        <w:ind w:firstLine="420"/>
       </w:pPr>
       <w:r>
         <w:rPr>
@@ -1293,6 +1234,7 @@
     <w:p>
       <w:pPr>
         <w:pStyle w:val="BodyText"/>
+        <w:ind w:firstLine="420"/>
       </w:pPr>
       <w:r>
         <w:rPr>
@@ -1580,6 +1522,7 @@
     <w:p>
       <w:pPr>
         <w:pStyle w:val="BodyText"/>
+        <w:ind w:firstLine="420"/>
       </w:pPr>
       <w:r>
         <w:rPr>
@@ -1727,6 +1670,7 @@
           <w:ilvl w:val="0"/>
           <w:numId w:val="1001"/>
         </w:numPr>
+        <w:ind w:firstLine="420"/>
       </w:pPr>
       <w:r>
         <w:rPr>
@@ -1766,6 +1710,7 @@
           <w:ilvl w:val="1"/>
           <w:numId w:val="1002"/>
         </w:numPr>
+        <w:ind w:firstLine="420"/>
       </w:pPr>
       <w:r>
         <w:rPr>
@@ -1787,6 +1732,7 @@
           <w:ilvl w:val="1"/>
           <w:numId w:val="1002"/>
         </w:numPr>
+        <w:ind w:firstLine="420"/>
       </w:pPr>
       <w:r>
         <w:rPr>
@@ -1814,6 +1760,7 @@
           <w:ilvl w:val="1"/>
           <w:numId w:val="1002"/>
         </w:numPr>
+        <w:ind w:firstLine="420"/>
       </w:pPr>
       <w:r>
         <w:rPr>
@@ -1865,6 +1812,7 @@
           <w:ilvl w:val="1"/>
           <w:numId w:val="1002"/>
         </w:numPr>
+        <w:ind w:firstLine="420"/>
       </w:pPr>
       <w:r>
         <w:rPr>
@@ -1898,6 +1846,7 @@
           <w:ilvl w:val="1"/>
           <w:numId w:val="1002"/>
         </w:numPr>
+        <w:ind w:firstLine="420"/>
       </w:pPr>
       <w:r>
         <w:rPr>
@@ -1925,6 +1874,7 @@
           <w:ilvl w:val="0"/>
           <w:numId w:val="1001"/>
         </w:numPr>
+        <w:ind w:firstLine="420"/>
       </w:pPr>
       <w:r>
         <w:rPr>
@@ -1952,6 +1902,7 @@
           <w:ilvl w:val="1"/>
           <w:numId w:val="1003"/>
         </w:numPr>
+        <w:ind w:firstLine="420"/>
       </w:pPr>
       <w:r>
         <w:rPr>
@@ -1991,6 +1942,7 @@
           <w:ilvl w:val="1"/>
           <w:numId w:val="1003"/>
         </w:numPr>
+        <w:ind w:firstLine="420"/>
       </w:pPr>
       <w:r>
         <w:rPr>
@@ -2042,6 +1994,7 @@
           <w:ilvl w:val="1"/>
           <w:numId w:val="1003"/>
         </w:numPr>
+        <w:ind w:firstLine="420"/>
       </w:pPr>
       <w:r>
         <w:rPr>
@@ -2081,6 +2034,7 @@
           <w:ilvl w:val="1"/>
           <w:numId w:val="1003"/>
         </w:numPr>
+        <w:ind w:firstLine="420"/>
       </w:pPr>
       <w:r>
         <w:rPr>
@@ -2126,6 +2080,7 @@
           <w:ilvl w:val="1"/>
           <w:numId w:val="1003"/>
         </w:numPr>
+        <w:ind w:firstLine="420"/>
       </w:pPr>
       <w:r>
         <w:rPr>
@@ -2167,6 +2122,7 @@
     <w:p>
       <w:pPr>
         <w:pStyle w:val="BlockText"/>
+        <w:ind w:firstLine="420"/>
       </w:pPr>
       <w:r>
         <w:rPr>
@@ -2326,7 +2282,7 @@
         </w:rPr>
         <w:drawing>
           <wp:inline>
-            <wp:extent cx="3600000" cy="1512000"/>
+            <wp:extent cx="2667000" cy="1067895"/>
             <wp:effectExtent b="0" l="0" r="0" t="0"/>
             <wp:docPr descr="环己烷的椅式构象——平伏键与直立键的区分" title="" id="14" name="Picture"/>
             <a:graphic>
@@ -2347,7 +2303,7 @@
                   <pic:spPr bwMode="auto">
                     <a:xfrm>
                       <a:off x="0" y="0"/>
-                      <a:ext cx="3600000" cy="1512000"/>
+                      <a:ext cx="2667000" cy="1067895"/>
                     </a:xfrm>
                     <a:prstGeom prst="rect">
                       <a:avLst/>
@@ -2719,6 +2675,7 @@
       <w:pPr>
         <w:pStyle w:val="BodyText"/>
         <w:spacing w:after="80"/>
+        <w:ind w:firstLine="420"/>
       </w:pPr>
       <w:r>
         <w:rPr>
@@ -2842,7 +2799,182 @@
         <w:rPr>
           <w:rFonts w:ascii="Times New Roman" w:hAnsi="Times New Roman" w:eastAsia="Times New Roman" w:cs="Times New Roman"/>
         </w:rPr>
-        <w:t xml:space="preserve"> K = [equatorial]/[axial] = e^{A/RT}。</w:t>
+        <w:t xml:space="preserve"> </w:t>
+      </w:r>
+      <m:oMath>
+        <m:oMathPr>
+          <m:ctrlPr>
+            <w:rPr>
+              <w:sz w:val="28"/>
+              <w:szCs w:val="28"/>
+            </w:rPr>
+          </m:ctrlPr>
+        </m:oMathPr>
+        <m:r>
+          <m:t>K</m:t>
+        </m:r>
+        <m:r>
+          <m:rPr>
+            <m:sty m:val="p"/>
+          </m:rPr>
+          <m:t>=</m:t>
+        </m:r>
+        <m:r>
+          <m:rPr>
+            <m:sty m:val="p"/>
+          </m:rPr>
+          <m:t>[</m:t>
+        </m:r>
+        <m:r>
+          <m:rPr>
+            <m:sty m:val="p"/>
+          </m:rPr>
+          <m:t>e</m:t>
+        </m:r>
+        <m:r>
+          <m:rPr>
+            <m:sty m:val="p"/>
+          </m:rPr>
+          <m:t>q</m:t>
+        </m:r>
+        <m:r>
+          <m:rPr>
+            <m:sty m:val="p"/>
+          </m:rPr>
+          <m:t>u</m:t>
+        </m:r>
+        <m:r>
+          <m:rPr>
+            <m:sty m:val="p"/>
+          </m:rPr>
+          <m:t>a</m:t>
+        </m:r>
+        <m:r>
+          <m:rPr>
+            <m:sty m:val="p"/>
+          </m:rPr>
+          <m:t>t</m:t>
+        </m:r>
+        <m:r>
+          <m:rPr>
+            <m:sty m:val="p"/>
+          </m:rPr>
+          <m:t>o</m:t>
+        </m:r>
+        <m:r>
+          <m:rPr>
+            <m:sty m:val="p"/>
+          </m:rPr>
+          <m:t>r</m:t>
+        </m:r>
+        <m:r>
+          <m:rPr>
+            <m:sty m:val="p"/>
+          </m:rPr>
+          <m:t>i</m:t>
+        </m:r>
+        <m:r>
+          <m:rPr>
+            <m:sty m:val="p"/>
+          </m:rPr>
+          <m:t>a</m:t>
+        </m:r>
+        <m:r>
+          <m:rPr>
+            <m:sty m:val="p"/>
+          </m:rPr>
+          <m:t>l</m:t>
+        </m:r>
+        <m:r>
+          <m:rPr>
+            <m:sty m:val="p"/>
+          </m:rPr>
+          <m:t>]</m:t>
+        </m:r>
+        <m:r>
+          <m:rPr>
+            <m:sty m:val="p"/>
+          </m:rPr>
+          <m:t>/</m:t>
+        </m:r>
+        <m:r>
+          <m:rPr>
+            <m:sty m:val="p"/>
+          </m:rPr>
+          <m:t>[</m:t>
+        </m:r>
+        <m:r>
+          <m:rPr>
+            <m:sty m:val="p"/>
+          </m:rPr>
+          <m:t>a</m:t>
+        </m:r>
+        <m:r>
+          <m:rPr>
+            <m:sty m:val="p"/>
+          </m:rPr>
+          <m:t>x</m:t>
+        </m:r>
+        <m:r>
+          <m:rPr>
+            <m:sty m:val="p"/>
+          </m:rPr>
+          <m:t>i</m:t>
+        </m:r>
+        <m:r>
+          <m:rPr>
+            <m:sty m:val="p"/>
+          </m:rPr>
+          <m:t>a</m:t>
+        </m:r>
+        <m:r>
+          <m:rPr>
+            <m:sty m:val="p"/>
+          </m:rPr>
+          <m:t>l</m:t>
+        </m:r>
+        <m:r>
+          <m:rPr>
+            <m:sty m:val="p"/>
+          </m:rPr>
+          <m:t>]</m:t>
+        </m:r>
+        <m:r>
+          <m:rPr>
+            <m:sty m:val="p"/>
+          </m:rPr>
+          <m:t>=</m:t>
+        </m:r>
+        <m:sSup>
+          <m:e>
+            <m:r>
+              <m:t>e</m:t>
+            </m:r>
+          </m:e>
+          <m:sup>
+            <m:r>
+              <m:t>A</m:t>
+            </m:r>
+            <m:r>
+              <m:rPr>
+                <m:sty m:val="p"/>
+              </m:rPr>
+              <m:t>/</m:t>
+            </m:r>
+            <m:r>
+              <m:t>R</m:t>
+            </m:r>
+            <m:r>
+              <m:t>T</m:t>
+            </m:r>
+          </m:sup>
+        </m:sSup>
+      </m:oMath>
+      <w:r>
+        <w:rPr>
+          <w:rFonts w:ascii="Times New Roman" w:hAnsi="Times New Roman" w:eastAsia="Times New Roman" w:cs="Times New Roman"/>
+        </w:rPr>
+        <w:t xml:space="preserve">。</w:t>
       </w:r>
     </w:p>
     <w:tbl>
@@ -2850,6 +2982,15 @@
         <w:tblStyle w:val="Table"/>
         <w:tblW w:type="auto" w:w="0"/>
         <w:tblLook w:firstRow="1" w:lastRow="0" w:firstColumn="0" w:lastColumn="0" w:noHBand="0" w:noVBand="0" w:val="0020"/>
+        <w:jc w:val="center"/>
+        <w:tblBorders>
+          <w:top w:val="single" w:sz="12" w:space="0" w:color="333333"/>
+          <w:bottom w:val="single" w:sz="12" w:space="0" w:color="333333"/>
+          <w:left w:val="none"/>
+          <w:right w:val="none"/>
+          <w:insideH w:val="none"/>
+          <w:insideV w:val="none"/>
+        </w:tblBorders>
       </w:tblPr>
       <w:tblGrid>
         <w:gridCol w:w="2640"/>
@@ -2861,7 +3002,11 @@
           <w:tblHeader w:val="on"/>
         </w:trPr>
         <w:tc>
-          <w:tcPr/>
+          <w:tcPr>
+            <w:tcBorders>
+              <w:bottom w:val="single" w:sz="6" w:space="0" w:color="333333"/>
+            </w:tcBorders>
+          </w:tcPr>
           <w:p>
             <w:pPr>
               <w:pStyle w:val="Compact"/>
@@ -2877,7 +3022,11 @@
           </w:p>
         </w:tc>
         <w:tc>
-          <w:tcPr/>
+          <w:tcPr>
+            <w:tcBorders>
+              <w:bottom w:val="single" w:sz="6" w:space="0" w:color="333333"/>
+            </w:tcBorders>
+          </w:tcPr>
           <w:p>
             <w:pPr>
               <w:pStyle w:val="Compact"/>
@@ -2907,7 +3056,11 @@
           </w:p>
         </w:tc>
         <w:tc>
-          <w:tcPr/>
+          <w:tcPr>
+            <w:tcBorders>
+              <w:bottom w:val="single" w:sz="6" w:space="0" w:color="333333"/>
+            </w:tcBorders>
+          </w:tcPr>
           <w:p>
             <w:pPr>
               <w:pStyle w:val="Compact"/>
@@ -3294,6 +3447,7 @@
       <w:pPr>
         <w:pStyle w:val="BodyText"/>
         <w:spacing w:before="120"/>
+        <w:ind w:firstLine="420"/>
       </w:pPr>
       <w:r>
         <w:rPr>
@@ -3383,6 +3537,7 @@
     <w:p>
       <w:pPr>
         <w:pStyle w:val="BodyText"/>
+        <w:ind w:firstLine="420"/>
       </w:pPr>
       <w:r>
         <w:rPr>
@@ -3546,6 +3701,7 @@
     <w:p>
       <w:pPr>
         <w:pStyle w:val="BodyText"/>
+        <w:ind w:firstLine="420"/>
       </w:pPr>
       <w:r>
         <w:rPr>
@@ -3805,6 +3961,7 @@
     <w:p>
       <w:pPr>
         <w:pStyle w:val="BodyText"/>
+        <w:ind w:firstLine="420"/>
       </w:pPr>
       <w:r>
         <w:rPr>
@@ -4007,7 +4164,8 @@
     </w:p>
     <w:p>
       <w:pPr>
-        <w:pStyle w:val="MistakeBlock"/>
+        <w:pStyle w:val="BodyText"/>
+        <w:ind w:firstLine="420"/>
       </w:pPr>
       <w:r>
         <w:rPr>
@@ -4059,7 +4217,7 @@
         <w:rPr>
           <w:rFonts w:ascii="Times New Roman" w:hAnsi="Times New Roman" w:eastAsia="Times New Roman" w:cs="Times New Roman"/>
         </w:rPr>
-        <w:t xml:space="preserve">A </w:t>
+        <w:t xml:space="preserve">&gt; A </w:t>
       </w:r>
       <w:r>
         <w:rPr>
@@ -4331,11 +4489,36 @@
         </w:rPr>
         <w:t>。</w:t>
       </w:r>
-    </w:p>
-    <w:p>
-      <w:pPr>
-        <w:pStyle w:val="MistakeBlock"/>
-      </w:pPr>
+      <w:r>
+        <w:rPr>
+          <w:rFonts w:ascii="Times New Roman" w:hAnsi="Times New Roman" w:eastAsia="Times New Roman" w:cs="Times New Roman"/>
+        </w:rPr>
+        <w:t xml:space="preserve"> </w:t>
+      </w:r>
+      <w:r>
+        <w:rPr>
+          <w:rFonts w:ascii="Times New Roman" w:hAnsi="Times New Roman" w:eastAsia="Times New Roman" w:cs="Times New Roman"/>
+        </w:rPr>
+        <w:t xml:space="preserve">&gt;</w:t>
+      </w:r>
+      <w:r>
+        <w:rPr>
+          <w:rFonts w:ascii="Times New Roman" w:hAnsi="Times New Roman" w:eastAsia="Times New Roman" w:cs="Times New Roman"/>
+        </w:rPr>
+        <w:t xml:space="preserve"> </w:t>
+      </w:r>
+      <w:r>
+        <w:rPr>
+          <w:rFonts w:ascii="Times New Roman" w:hAnsi="Times New Roman" w:eastAsia="Times New Roman" w:cs="Times New Roman"/>
+        </w:rPr>
+        <w:t xml:space="preserve">&gt;</w:t>
+      </w:r>
+      <w:r>
+        <w:rPr>
+          <w:rFonts w:ascii="Times New Roman" w:hAnsi="Times New Roman" w:eastAsia="Times New Roman" w:cs="Times New Roman"/>
+        </w:rPr>
+        <w:t xml:space="preserve"> </w:t>
+      </w:r>
       <w:r>
         <w:rPr>
           <w:rFonts w:hint="eastAsia" w:ascii="Times New Roman" w:hAnsi="Times New Roman" w:eastAsia="FangSong" w:cs="Times New Roman"/>
@@ -4494,6 +4677,7 @@
     <w:p>
       <w:pPr>
         <w:pStyle w:val="FirstParagraph"/>
+        <w:ind w:firstLine="420"/>
       </w:pPr>
       <w:r>
         <w:rPr>
@@ -4773,6 +4957,7 @@
     <w:p>
       <w:pPr>
         <w:pStyle w:val="BodyText"/>
+        <w:ind w:firstLine="420"/>
       </w:pPr>
       <w:r>
         <w:rPr>
@@ -4816,6 +5001,7 @@
     <w:p>
       <w:pPr>
         <w:pStyle w:val="BodyText"/>
+        <w:ind w:firstLine="420"/>
       </w:pPr>
       <w:r>
         <w:rPr>
@@ -4978,6 +5164,7 @@
       <w:pPr>
         <w:pStyle w:val="BodyText"/>
         <w:spacing w:after="80"/>
+        <w:ind w:firstLine="420"/>
       </w:pPr>
       <w:r>
         <w:rPr>
@@ -4999,6 +5186,15 @@
         <w:tblStyle w:val="Table"/>
         <w:tblW w:type="auto" w:w="0"/>
         <w:tblLook w:firstRow="1" w:lastRow="0" w:firstColumn="0" w:lastColumn="0" w:noHBand="0" w:noVBand="0" w:val="0020"/>
+        <w:jc w:val="center"/>
+        <w:tblBorders>
+          <w:top w:val="single" w:sz="12" w:space="0" w:color="333333"/>
+          <w:bottom w:val="single" w:sz="12" w:space="0" w:color="333333"/>
+          <w:left w:val="none"/>
+          <w:right w:val="none"/>
+          <w:insideH w:val="none"/>
+          <w:insideV w:val="none"/>
+        </w:tblBorders>
       </w:tblPr>
       <w:tblGrid>
         <w:gridCol w:w="2640"/>
@@ -5010,7 +5206,11 @@
           <w:tblHeader w:val="on"/>
         </w:trPr>
         <w:tc>
-          <w:tcPr/>
+          <w:tcPr>
+            <w:tcBorders>
+              <w:bottom w:val="single" w:sz="6" w:space="0" w:color="333333"/>
+            </w:tcBorders>
+          </w:tcPr>
           <w:p>
             <w:pPr>
               <w:pStyle w:val="Compact"/>
@@ -5026,7 +5226,11 @@
           </w:p>
         </w:tc>
         <w:tc>
-          <w:tcPr/>
+          <w:tcPr>
+            <w:tcBorders>
+              <w:bottom w:val="single" w:sz="6" w:space="0" w:color="333333"/>
+            </w:tcBorders>
+          </w:tcPr>
           <w:p>
             <w:pPr>
               <w:pStyle w:val="Compact"/>
@@ -5049,7 +5253,11 @@
           </w:p>
         </w:tc>
         <w:tc>
-          <w:tcPr/>
+          <w:tcPr>
+            <w:tcBorders>
+              <w:bottom w:val="single" w:sz="6" w:space="0" w:color="333333"/>
+            </w:tcBorders>
+          </w:tcPr>
           <w:p>
             <w:pPr>
               <w:pStyle w:val="Compact"/>
@@ -5373,6 +5581,7 @@
       <w:pPr>
         <w:pStyle w:val="BlockText"/>
         <w:spacing w:before="120"/>
+        <w:ind w:firstLine="420"/>
       </w:pPr>
       <w:r>
         <w:rPr>
@@ -5532,6 +5741,7 @@
     <w:p>
       <w:pPr>
         <w:pStyle w:val="FirstParagraph"/>
+        <w:ind w:firstLine="420"/>
       </w:pPr>
       <w:r>
         <w:rPr>
@@ -5692,6 +5902,7 @@
     <w:p>
       <w:pPr>
         <w:pStyle w:val="BlockText"/>
+        <w:ind w:firstLine="420"/>
       </w:pPr>
       <w:r>
         <w:rPr>
@@ -5799,6 +6010,7 @@
     <w:p>
       <w:pPr>
         <w:pStyle w:val="FirstParagraph"/>
+        <w:ind w:firstLine="420"/>
       </w:pPr>
       <w:r>
         <w:rPr>
@@ -6093,7 +6305,8 @@
     </w:p>
     <w:p>
       <w:pPr>
-        <w:pStyle w:val="MistakeBlock"/>
+        <w:pStyle w:val="BodyText"/>
+        <w:ind w:firstLine="420"/>
       </w:pPr>
       <w:r>
         <w:rPr>
@@ -6151,6 +6364,12 @@
       </w:r>
       <w:r>
         <w:rPr>
+          <w:rFonts w:ascii="Times New Roman" w:hAnsi="Times New Roman" w:eastAsia="Times New Roman" w:cs="Times New Roman"/>
+        </w:rPr>
+        <w:t xml:space="preserve">&gt; </w:t>
+      </w:r>
+      <w:r>
+        <w:rPr>
           <w:rFonts w:hint="eastAsia" w:ascii="Times New Roman" w:hAnsi="Times New Roman" w:eastAsia="FangSong" w:cs="Times New Roman"/>
         </w:rPr>
         <w:t>所有分子都在动</w:t>
@@ -6283,11 +6502,36 @@
         </w:rPr>
         <w:t>”。</w:t>
       </w:r>
-    </w:p>
-    <w:p>
-      <w:pPr>
-        <w:pStyle w:val="MistakeBlock"/>
-      </w:pPr>
+      <w:r>
+        <w:rPr>
+          <w:rFonts w:ascii="Times New Roman" w:hAnsi="Times New Roman" w:eastAsia="Times New Roman" w:cs="Times New Roman"/>
+        </w:rPr>
+        <w:t xml:space="preserve"> </w:t>
+      </w:r>
+      <w:r>
+        <w:rPr>
+          <w:rFonts w:ascii="Times New Roman" w:hAnsi="Times New Roman" w:eastAsia="Times New Roman" w:cs="Times New Roman"/>
+        </w:rPr>
+        <w:t xml:space="preserve">&gt;</w:t>
+      </w:r>
+      <w:r>
+        <w:rPr>
+          <w:rFonts w:ascii="Times New Roman" w:hAnsi="Times New Roman" w:eastAsia="Times New Roman" w:cs="Times New Roman"/>
+        </w:rPr>
+        <w:t xml:space="preserve"> </w:t>
+      </w:r>
+      <w:r>
+        <w:rPr>
+          <w:rFonts w:ascii="Times New Roman" w:hAnsi="Times New Roman" w:eastAsia="Times New Roman" w:cs="Times New Roman"/>
+        </w:rPr>
+        <w:t xml:space="preserve">&gt;</w:t>
+      </w:r>
+      <w:r>
+        <w:rPr>
+          <w:rFonts w:ascii="Times New Roman" w:hAnsi="Times New Roman" w:eastAsia="Times New Roman" w:cs="Times New Roman"/>
+        </w:rPr>
+        <w:t xml:space="preserve"> </w:t>
+      </w:r>
       <w:r>
         <w:rPr>
           <w:rFonts w:hint="eastAsia" w:ascii="Times New Roman" w:hAnsi="Times New Roman" w:eastAsia="FangSong" w:cs="Times New Roman"/>
@@ -6440,6 +6684,7 @@
     <w:p>
       <w:pPr>
         <w:pStyle w:val="FirstParagraph"/>
+        <w:ind w:firstLine="420"/>
       </w:pPr>
       <w:r>
         <w:rPr>
@@ -6506,6 +6751,7 @@
       <w:pPr>
         <w:pStyle w:val="BodyText"/>
         <w:spacing w:after="80"/>
+        <w:ind w:firstLine="420"/>
       </w:pPr>
       <w:r>
         <w:rPr>
@@ -6551,6 +6797,15 @@
         <w:tblStyle w:val="Table"/>
         <w:tblW w:type="auto" w:w="0"/>
         <w:tblLook w:firstRow="1" w:lastRow="0" w:firstColumn="0" w:lastColumn="0" w:noHBand="0" w:noVBand="0" w:val="0020"/>
+        <w:jc w:val="center"/>
+        <w:tblBorders>
+          <w:top w:val="single" w:sz="12" w:space="0" w:color="333333"/>
+          <w:bottom w:val="single" w:sz="12" w:space="0" w:color="333333"/>
+          <w:left w:val="none"/>
+          <w:right w:val="none"/>
+          <w:insideH w:val="none"/>
+          <w:insideV w:val="none"/>
+        </w:tblBorders>
       </w:tblPr>
       <w:tblGrid>
         <w:gridCol w:w="1980"/>
@@ -6563,7 +6818,11 @@
           <w:tblHeader w:val="on"/>
         </w:trPr>
         <w:tc>
-          <w:tcPr/>
+          <w:tcPr>
+            <w:tcBorders>
+              <w:bottom w:val="single" w:sz="6" w:space="0" w:color="333333"/>
+            </w:tcBorders>
+          </w:tcPr>
           <w:p>
             <w:pPr>
               <w:pStyle w:val="Compact"/>
@@ -6579,7 +6838,11 @@
           </w:p>
         </w:tc>
         <w:tc>
-          <w:tcPr/>
+          <w:tcPr>
+            <w:tcBorders>
+              <w:bottom w:val="single" w:sz="6" w:space="0" w:color="333333"/>
+            </w:tcBorders>
+          </w:tcPr>
           <w:p>
             <w:pPr>
               <w:pStyle w:val="Compact"/>
@@ -6595,7 +6858,11 @@
           </w:p>
         </w:tc>
         <w:tc>
-          <w:tcPr/>
+          <w:tcPr>
+            <w:tcBorders>
+              <w:bottom w:val="single" w:sz="6" w:space="0" w:color="333333"/>
+            </w:tcBorders>
+          </w:tcPr>
           <w:p>
             <w:pPr>
               <w:pStyle w:val="Compact"/>
@@ -6611,7 +6878,11 @@
           </w:p>
         </w:tc>
         <w:tc>
-          <w:tcPr/>
+          <w:tcPr>
+            <w:tcBorders>
+              <w:bottom w:val="single" w:sz="6" w:space="0" w:color="333333"/>
+            </w:tcBorders>
+          </w:tcPr>
           <w:p>
             <w:pPr>
               <w:pStyle w:val="Compact"/>
@@ -6972,6 +7243,7 @@
       <w:pPr>
         <w:pStyle w:val="BodyText"/>
         <w:spacing w:before="120"/>
+        <w:ind w:firstLine="420"/>
       </w:pPr>
       <w:r>
         <w:rPr>
@@ -7247,6 +7519,7 @@
     <w:p>
       <w:pPr>
         <w:pStyle w:val="BodyText"/>
+        <w:ind w:firstLine="420"/>
       </w:pPr>
       <w:r>
         <w:rPr>
@@ -7520,6 +7793,7 @@
     <w:p>
       <w:pPr>
         <w:pStyle w:val="BlockText"/>
+        <w:ind w:firstLine="420"/>
       </w:pPr>
       <w:r>
         <w:rPr>
@@ -7675,6 +7949,7 @@
     <w:p>
       <w:pPr>
         <w:pStyle w:val="FirstParagraph"/>
+        <w:ind w:firstLine="420"/>
       </w:pPr>
       <w:r>
         <w:rPr>
@@ -7756,6 +8031,7 @@
     <w:p>
       <w:pPr>
         <w:pStyle w:val="BodyText"/>
+        <w:ind w:firstLine="420"/>
       </w:pPr>
       <w:r>
         <w:rPr>
@@ -8041,6 +8317,7 @@
     <w:p>
       <w:pPr>
         <w:pStyle w:val="BodyText"/>
+        <w:ind w:firstLine="420"/>
       </w:pPr>
       <w:r>
         <w:rPr>
@@ -8060,13 +8337,61 @@
         <w:rPr>
           <w:rFonts w:ascii="Times New Roman" w:hAnsi="Times New Roman" w:eastAsia="Times New Roman" w:cs="Times New Roman"/>
         </w:rPr>
-        <w:t xml:space="preserve"> → σ* </w:t>
-      </w:r>
-      <w:r>
-        <w:rPr>
-          <w:rFonts w:hint="eastAsia" w:ascii="Times New Roman" w:hAnsi="Times New Roman" w:eastAsia="FangSong" w:cs="Times New Roman"/>
-        </w:rPr>
-        <w:t xml:space="preserve">稳定化作用</w:t>
+        <w:t xml:space="preserve"> </w:t>
+      </w:r>
+      <w:r>
+        <w:rPr>
+          <w:rFonts w:ascii="Times New Roman" w:hAnsi="Times New Roman" w:eastAsia="Times New Roman" w:cs="Times New Roman"/>
+        </w:rPr>
+        <w:t xml:space="preserve">192</w:t>
+      </w:r>
+      <w:r>
+        <w:rPr>
+          <w:rFonts w:ascii="Times New Roman" w:hAnsi="Times New Roman" w:eastAsia="Times New Roman" w:cs="Times New Roman"/>
+        </w:rPr>
+        <w:t xml:space="preserve"> </w:t>
+      </w:r>
+      <w:r>
+        <w:rPr>
+          <w:rFonts w:ascii="Times New Roman" w:hAnsi="Times New Roman" w:eastAsia="Times New Roman" w:cs="Times New Roman"/>
+        </w:rPr>
+        <w:t xml:space="preserve">3c3\*</w:t>
+      </w:r>
+      <w:r>
+        <w:rPr>
+          <w:rFonts w:ascii="Times New Roman" w:hAnsi="Times New Roman" w:eastAsia="Times New Roman" w:cs="Times New Roman"/>
+        </w:rPr>
+        <w:t xml:space="preserve"> </w:t>
+      </w:r>
+      <w:r>
+        <w:rPr>
+          <w:rFonts w:ascii="Times New Roman" w:hAnsi="Times New Roman" w:eastAsia="Times New Roman" w:cs="Times New Roman"/>
+        </w:rPr>
+        <w:t xml:space="preserve">a33</w:t>
+      </w:r>
+      <w:r>
+        <w:rPr>
+          <w:rFonts w:ascii="Times New Roman" w:hAnsi="Times New Roman" w:eastAsia="Times New Roman" w:cs="Times New Roman"/>
+        </w:rPr>
+        <w:t xml:space="preserve">b9a</w:t>
+      </w:r>
+      <w:r>
+        <w:rPr>
+          <w:rFonts w:ascii="Times New Roman" w:hAnsi="Times New Roman" w:eastAsia="Times New Roman" w:cs="Times New Roman"/>
+        </w:rPr>
+        <w:t xml:space="preserve">316</w:t>
+      </w:r>
+      <w:r>
+        <w:rPr>
+          <w:rFonts w:ascii="Times New Roman" w:hAnsi="Times New Roman" w:eastAsia="Times New Roman" w:cs="Times New Roman"/>
+        </w:rPr>
+        <w:t xml:space="preserve">f5c</w:t>
+      </w:r>
+      <w:r>
+        <w:rPr>
+          <w:rFonts w:ascii="Times New Roman" w:hAnsi="Times New Roman" w:eastAsia="Times New Roman" w:cs="Times New Roman"/>
+        </w:rPr>
+        <w:t xml:space="preserve">528</w:t>
       </w:r>
       <w:r>
         <w:rPr>
@@ -8154,89 +8479,137 @@
       </w:r>
       <w:r>
         <w:rPr>
-          <w:rFonts w:hint="eastAsia" w:ascii="Times New Roman" w:hAnsi="Times New Roman" w:eastAsia="Times New Roman" w:cs="Times New Roman"/>
-        </w:rPr>
-        <w:t>σ*（C-OR）</w:t>
-      </w:r>
-      <w:r>
-        <w:rPr>
-          <w:rFonts w:hint="eastAsia" w:ascii="Times New Roman" w:hAnsi="Times New Roman" w:eastAsia="FangSong" w:cs="Times New Roman"/>
+          <w:rFonts w:ascii="Times New Roman" w:hAnsi="Times New Roman" w:eastAsia="Times New Roman" w:cs="Times New Roman"/>
+        </w:rPr>
+        <w:t xml:space="preserve">3c3\</w:t>
+      </w:r>
+      <w:r>
+        <w:rPr>
+          <w:rFonts w:hint="eastAsia" w:ascii="Times New Roman" w:hAnsi="Times New Roman" w:eastAsia="Times New Roman" w:cs="Times New Roman"/>
+          <w:i/>
+          <w:iCs/>
+        </w:rPr>
+        <w:t>（C-OR）</w:t>
+      </w:r>
+      <w:r>
+        <w:rPr>
+          <w:rFonts w:hint="eastAsia" w:ascii="Times New Roman" w:hAnsi="Times New Roman" w:eastAsia="FangSong" w:cs="Times New Roman"/>
+          <w:i/>
+          <w:iCs/>
         </w:rPr>
         <w:t>轨道重叠</w:t>
       </w:r>
       <w:r>
         <w:rPr>
           <w:rFonts w:ascii="Times New Roman" w:hAnsi="Times New Roman" w:eastAsia="Times New Roman" w:cs="Times New Roman"/>
-        </w:rPr>
-        <w:t xml:space="preserve"> </w:t>
-      </w:r>
-      <w:r>
-        <w:rPr>
-          <w:rFonts w:ascii="Times New Roman" w:hAnsi="Times New Roman" w:eastAsia="Times New Roman" w:cs="Times New Roman"/>
+          <w:i/>
+          <w:iCs/>
+        </w:rPr>
+        <w:t xml:space="preserve"> </w:t>
+      </w:r>
+      <w:r>
+        <w:rPr>
+          <w:rFonts w:ascii="Times New Roman" w:hAnsi="Times New Roman" w:eastAsia="Times New Roman" w:cs="Times New Roman"/>
+          <w:i/>
+          <w:iCs/>
         </w:rPr>
         <w:t xml:space="preserve">- </w:t>
       </w:r>
       <w:r>
         <w:rPr>
           <w:rFonts w:hint="eastAsia" w:ascii="Times New Roman" w:hAnsi="Times New Roman" w:eastAsia="FangSong" w:cs="Times New Roman"/>
+          <w:i/>
+          <w:iCs/>
         </w:rPr>
         <w:t xml:space="preserve">当</w:t>
       </w:r>
       <w:r>
         <w:rPr>
           <w:rFonts w:ascii="Times New Roman" w:hAnsi="Times New Roman" w:eastAsia="Times New Roman" w:cs="Times New Roman"/>
+          <w:i/>
+          <w:iCs/>
         </w:rPr>
         <w:t xml:space="preserve"> OR </w:t>
       </w:r>
       <w:r>
         <w:rPr>
           <w:rFonts w:hint="eastAsia" w:ascii="Times New Roman" w:hAnsi="Times New Roman" w:eastAsia="FangSong" w:cs="Times New Roman"/>
+          <w:i/>
+          <w:iCs/>
         </w:rPr>
         <w:t xml:space="preserve">在</w:t>
       </w:r>
       <w:r>
         <w:rPr>
           <w:rFonts w:ascii="Times New Roman" w:hAnsi="Times New Roman" w:eastAsia="Times New Roman" w:cs="Times New Roman"/>
-        </w:rPr>
-        <w:t xml:space="preserve"> </w:t>
-      </w:r>
-      <w:r>
-        <w:rPr>
-          <w:rFonts w:ascii="Times New Roman" w:hAnsi="Times New Roman" w:eastAsia="Times New Roman" w:cs="Times New Roman"/>
-          <w:b/>
-          <w:bCs/>
+          <w:i/>
+          <w:iCs/>
+        </w:rPr>
+        <w:t xml:space="preserve"> </w:t>
+      </w:r>
+      <w:r>
+        <w:rPr>
+          <w:rFonts w:ascii="Times New Roman" w:hAnsi="Times New Roman" w:eastAsia="Times New Roman" w:cs="Times New Roman"/>
+          <w:b/>
+          <w:bCs/>
+          <w:i/>
+          <w:iCs/>
         </w:rPr>
         <w:t xml:space="preserve">axial</w:t>
       </w:r>
       <w:r>
         <w:rPr>
           <w:rFonts w:ascii="Times New Roman" w:hAnsi="Times New Roman" w:eastAsia="Times New Roman" w:cs="Times New Roman"/>
-        </w:rPr>
-        <w:t xml:space="preserve"> </w:t>
-      </w:r>
-      <w:r>
-        <w:rPr>
-          <w:rFonts w:hint="eastAsia" w:ascii="Times New Roman" w:hAnsi="Times New Roman" w:eastAsia="FangSong" w:cs="Times New Roman"/>
+          <w:i/>
+          <w:iCs/>
+        </w:rPr>
+        <w:t xml:space="preserve"> </w:t>
+      </w:r>
+      <w:r>
+        <w:rPr>
+          <w:rFonts w:hint="eastAsia" w:ascii="Times New Roman" w:hAnsi="Times New Roman" w:eastAsia="FangSong" w:cs="Times New Roman"/>
+          <w:i/>
+          <w:iCs/>
         </w:rPr>
         <w:t>位时</w:t>
       </w:r>
       <w:r>
         <w:rPr>
           <w:rFonts w:hint="eastAsia" w:ascii="Times New Roman" w:hAnsi="Times New Roman" w:eastAsia="Times New Roman" w:cs="Times New Roman"/>
+          <w:i/>
+          <w:iCs/>
         </w:rPr>
         <w:t>，</w:t>
       </w:r>
       <w:r>
         <w:rPr>
           <w:rFonts w:hint="eastAsia" w:ascii="Times New Roman" w:hAnsi="Times New Roman" w:eastAsia="FangSong" w:cs="Times New Roman"/>
+          <w:i/>
+          <w:iCs/>
         </w:rPr>
         <w:t>孤对电子与</w:t>
       </w:r>
       <w:r>
         <w:rPr>
           <w:rFonts w:ascii="Times New Roman" w:hAnsi="Times New Roman" w:eastAsia="Times New Roman" w:cs="Times New Roman"/>
-        </w:rPr>
-        <w:t xml:space="preserve"> σ* </w:t>
+          <w:i/>
+          <w:iCs/>
+        </w:rPr>
+        <w:t xml:space="preserve"> </w:t>
+      </w:r>
+      <w:r>
+        <w:rPr>
+          <w:rFonts w:ascii="Times New Roman" w:hAnsi="Times New Roman" w:eastAsia="Times New Roman" w:cs="Times New Roman"/>
+          <w:i/>
+          <w:iCs/>
+        </w:rPr>
+        <w:t xml:space="preserve">3c3\</w:t>
+      </w:r>
+      <w:r>
+        <w:rPr>
+          <w:rFonts w:ascii="Times New Roman" w:hAnsi="Times New Roman" w:eastAsia="Times New Roman" w:cs="Times New Roman"/>
+        </w:rPr>
+        <w:t xml:space="preserve"> </w:t>
       </w:r>
       <w:r>
         <w:rPr>
@@ -8388,6 +8761,7 @@
     <w:p>
       <w:pPr>
         <w:pStyle w:val="BodyText"/>
+        <w:ind w:firstLine="420"/>
       </w:pPr>
       <w:r>
         <w:rPr>
@@ -8491,6 +8865,7 @@
     <w:p>
       <w:pPr>
         <w:pStyle w:val="BodyText"/>
+        <w:ind w:firstLine="420"/>
       </w:pPr>
       <w:r>
         <w:rPr>
@@ -8565,6 +8940,7 @@
     <w:p>
       <w:pPr>
         <w:pStyle w:val="BodyText"/>
+        <w:ind w:firstLine="420"/>
       </w:pPr>
       <w:r>
         <w:rPr>
@@ -8674,6 +9050,7 @@
     <w:p>
       <w:pPr>
         <w:pStyle w:val="FirstParagraph"/>
+        <w:ind w:firstLine="420"/>
       </w:pPr>
       <w:r>
         <w:rPr>
@@ -8725,6 +9102,7 @@
     <w:p>
       <w:pPr>
         <w:pStyle w:val="BodyText"/>
+        <w:ind w:firstLine="420"/>
       </w:pPr>
       <w:r>
         <w:rPr>
@@ -8757,6 +9135,7 @@
       <w:pPr>
         <w:pStyle w:val="BodyText"/>
         <w:spacing w:after="80"/>
+        <w:ind w:firstLine="420"/>
       </w:pPr>
       <w:r>
         <w:rPr>
@@ -8778,6 +9157,15 @@
         <w:tblStyle w:val="Table"/>
         <w:tblW w:type="auto" w:w="0"/>
         <w:tblLook w:firstRow="1" w:lastRow="0" w:firstColumn="0" w:lastColumn="0" w:noHBand="0" w:noVBand="0" w:val="0020"/>
+        <w:jc w:val="center"/>
+        <w:tblBorders>
+          <w:top w:val="single" w:sz="12" w:space="0" w:color="333333"/>
+          <w:bottom w:val="single" w:sz="12" w:space="0" w:color="333333"/>
+          <w:left w:val="none"/>
+          <w:right w:val="none"/>
+          <w:insideH w:val="none"/>
+          <w:insideV w:val="none"/>
+        </w:tblBorders>
       </w:tblPr>
       <w:tblGrid>
         <w:gridCol w:w="1980"/>
@@ -8790,7 +9178,11 @@
           <w:tblHeader w:val="on"/>
         </w:trPr>
         <w:tc>
-          <w:tcPr/>
+          <w:tcPr>
+            <w:tcBorders>
+              <w:bottom w:val="single" w:sz="6" w:space="0" w:color="333333"/>
+            </w:tcBorders>
+          </w:tcPr>
           <w:p>
             <w:pPr>
               <w:pStyle w:val="Compact"/>
@@ -8806,7 +9198,11 @@
           </w:p>
         </w:tc>
         <w:tc>
-          <w:tcPr/>
+          <w:tcPr>
+            <w:tcBorders>
+              <w:bottom w:val="single" w:sz="6" w:space="0" w:color="333333"/>
+            </w:tcBorders>
+          </w:tcPr>
           <w:p>
             <w:pPr>
               <w:pStyle w:val="Compact"/>
@@ -8829,7 +9225,11 @@
           </w:p>
         </w:tc>
         <w:tc>
-          <w:tcPr/>
+          <w:tcPr>
+            <w:tcBorders>
+              <w:bottom w:val="single" w:sz="6" w:space="0" w:color="333333"/>
+            </w:tcBorders>
+          </w:tcPr>
           <w:p>
             <w:pPr>
               <w:pStyle w:val="Compact"/>
@@ -8852,7 +9252,11 @@
           </w:p>
         </w:tc>
         <w:tc>
-          <w:tcPr/>
+          <w:tcPr>
+            <w:tcBorders>
+              <w:bottom w:val="single" w:sz="6" w:space="0" w:color="333333"/>
+            </w:tcBorders>
+          </w:tcPr>
           <w:p>
             <w:pPr>
               <w:pStyle w:val="Compact"/>
@@ -9166,6 +9570,7 @@
       <w:pPr>
         <w:pStyle w:val="BlockText"/>
         <w:spacing w:before="120"/>
+        <w:ind w:firstLine="420"/>
       </w:pPr>
       <w:r>
         <w:rPr>
@@ -9379,7 +9784,7 @@
         </w:rPr>
         <w:drawing>
           <wp:inline>
-            <wp:extent cx="3600000" cy="1497600"/>
+            <wp:extent cx="2667000" cy="995905"/>
             <wp:effectExtent b="0" l="0" r="0" t="0"/>
             <wp:docPr descr="手性中心——Felkin-Anh 模型的立体化学基础" title="" id="25" name="Picture"/>
             <a:graphic>
@@ -9400,7 +9805,7 @@
                   <pic:spPr bwMode="auto">
                     <a:xfrm>
                       <a:off x="0" y="0"/>
-                      <a:ext cx="3600000" cy="1497600"/>
+                      <a:ext cx="2667000" cy="995905"/>
                     </a:xfrm>
                     <a:prstGeom prst="rect">
                       <a:avLst/>
@@ -9691,6 +10096,7 @@
     <w:p>
       <w:pPr>
         <w:pStyle w:val="BodyText"/>
+        <w:ind w:firstLine="420"/>
       </w:pPr>
       <w:r>
         <w:rPr>
@@ -9808,6 +10214,7 @@
     <w:p>
       <w:pPr>
         <w:pStyle w:val="BodyText"/>
+        <w:ind w:firstLine="420"/>
       </w:pPr>
       <w:r>
         <w:rPr>
@@ -9831,6 +10238,7 @@
           <w:ilvl w:val="0"/>
           <w:numId w:val="1004"/>
         </w:numPr>
+        <w:ind w:firstLine="420"/>
       </w:pPr>
       <w:r>
         <w:rPr>
@@ -9936,6 +10344,7 @@
           <w:ilvl w:val="0"/>
           <w:numId w:val="1004"/>
         </w:numPr>
+        <w:ind w:firstLine="420"/>
       </w:pPr>
       <w:r>
         <w:rPr>
@@ -10197,6 +10606,7 @@
           <w:ilvl w:val="0"/>
           <w:numId w:val="1004"/>
         </w:numPr>
+        <w:ind w:firstLine="420"/>
       </w:pPr>
       <w:r>
         <w:rPr>
@@ -10284,6 +10694,7 @@
     <w:p>
       <w:pPr>
         <w:pStyle w:val="FirstParagraph"/>
+        <w:ind w:firstLine="420"/>
       </w:pPr>
       <w:r>
         <w:rPr>
@@ -10621,6 +11032,7 @@
     <w:p>
       <w:pPr>
         <w:pStyle w:val="BodyText"/>
+        <w:ind w:firstLine="420"/>
       </w:pPr>
       <w:r>
         <w:rPr>
@@ -10675,6 +11087,7 @@
           <w:ilvl w:val="0"/>
           <w:numId w:val="1005"/>
         </w:numPr>
+        <w:ind w:firstLine="420"/>
       </w:pPr>
       <w:r>
         <w:rPr>
@@ -10743,6 +11156,7 @@
           <w:ilvl w:val="1"/>
           <w:numId w:val="1006"/>
         </w:numPr>
+        <w:ind w:firstLine="420"/>
       </w:pPr>
       <w:r>
         <w:rPr>
@@ -10849,6 +11263,7 @@
           <w:ilvl w:val="1"/>
           <w:numId w:val="1006"/>
         </w:numPr>
+        <w:ind w:firstLine="420"/>
       </w:pPr>
       <w:r>
         <w:rPr>
@@ -10975,6 +11390,7 @@
     <w:p>
       <w:pPr>
         <w:pStyle w:val="FirstParagraph"/>
+        <w:ind w:firstLine="420"/>
       </w:pPr>
       <w:r>
         <w:rPr>
@@ -11468,6 +11884,7 @@
     <w:p>
       <w:pPr>
         <w:pStyle w:val="BlockText"/>
+        <w:ind w:firstLine="420"/>
       </w:pPr>
       <w:r>
         <w:rPr>
@@ -11665,6 +12082,7 @@
     <w:p>
       <w:pPr>
         <w:pStyle w:val="FirstParagraph"/>
+        <w:ind w:firstLine="420"/>
       </w:pPr>
       <w:r>
         <w:rPr>
@@ -11909,6 +12327,7 @@
       <w:pPr>
         <w:pStyle w:val="BodyText"/>
         <w:spacing w:after="80"/>
+        <w:ind w:firstLine="420"/>
       </w:pPr>
       <w:r>
         <w:rPr>
@@ -11931,6 +12350,15 @@
         <w:tblW w:type="pct" w:w="5000"/>
         <w:tblLayout w:type="fixed"/>
         <w:tblLook w:firstRow="1" w:lastRow="0" w:firstColumn="0" w:lastColumn="0" w:noHBand="0" w:noVBand="0" w:val="0020"/>
+        <w:jc w:val="center"/>
+        <w:tblBorders>
+          <w:top w:val="single" w:sz="12" w:space="0" w:color="333333"/>
+          <w:bottom w:val="single" w:sz="12" w:space="0" w:color="333333"/>
+          <w:left w:val="none"/>
+          <w:right w:val="none"/>
+          <w:insideH w:val="none"/>
+          <w:insideV w:val="none"/>
+        </w:tblBorders>
       </w:tblPr>
       <w:tblGrid>
         <w:gridCol w:w="3046"/>
@@ -11942,7 +12370,11 @@
           <w:tblHeader w:val="on"/>
         </w:trPr>
         <w:tc>
-          <w:tcPr/>
+          <w:tcPr>
+            <w:tcBorders>
+              <w:bottom w:val="single" w:sz="6" w:space="0" w:color="333333"/>
+            </w:tcBorders>
+          </w:tcPr>
           <w:p>
             <w:pPr>
               <w:pStyle w:val="Compact"/>
@@ -11958,7 +12390,11 @@
           </w:p>
         </w:tc>
         <w:tc>
-          <w:tcPr/>
+          <w:tcPr>
+            <w:tcBorders>
+              <w:bottom w:val="single" w:sz="6" w:space="0" w:color="333333"/>
+            </w:tcBorders>
+          </w:tcPr>
           <w:p>
             <w:pPr>
               <w:pStyle w:val="Compact"/>
@@ -11974,7 +12410,11 @@
           </w:p>
         </w:tc>
         <w:tc>
-          <w:tcPr/>
+          <w:tcPr>
+            <w:tcBorders>
+              <w:bottom w:val="single" w:sz="6" w:space="0" w:color="333333"/>
+            </w:tcBorders>
+          </w:tcPr>
           <w:p>
             <w:pPr>
               <w:pStyle w:val="Compact"/>
@@ -12457,6 +12897,7 @@
       <w:pPr>
         <w:pStyle w:val="BodyText"/>
         <w:spacing w:before="120"/>
+        <w:ind w:firstLine="420"/>
       </w:pPr>
       <w:r>
         <w:rPr>
@@ -12480,6 +12921,7 @@
           <w:ilvl w:val="0"/>
           <w:numId w:val="1007"/>
         </w:numPr>
+        <w:ind w:firstLine="420"/>
       </w:pPr>
       <w:r>
         <w:rPr>
@@ -12586,6 +13028,7 @@
           <w:ilvl w:val="0"/>
           <w:numId w:val="1007"/>
         </w:numPr>
+        <w:ind w:firstLine="420"/>
       </w:pPr>
       <w:r>
         <w:rPr>
@@ -12613,6 +13056,7 @@
           <w:ilvl w:val="0"/>
           <w:numId w:val="1007"/>
         </w:numPr>
+        <w:ind w:firstLine="420"/>
       </w:pPr>
       <w:r>
         <w:rPr>
@@ -12646,6 +13090,7 @@
           <w:ilvl w:val="0"/>
           <w:numId w:val="1007"/>
         </w:numPr>
+        <w:ind w:firstLine="420"/>
       </w:pPr>
       <w:r>
         <w:rPr>
@@ -12675,6 +13120,7 @@
           <w:ilvl w:val="0"/>
           <w:numId w:val="1007"/>
         </w:numPr>
+        <w:ind w:firstLine="420"/>
       </w:pPr>
       <w:r>
         <w:rPr>
@@ -12685,7 +13131,8 @@
     </w:p>
     <w:p>
       <w:pPr>
-        <w:pStyle w:val="MistakeBlock"/>
+        <w:pStyle w:val="FirstParagraph"/>
+        <w:ind w:firstLine="420"/>
       </w:pPr>
       <w:r>
         <w:rPr>
@@ -12735,6 +13182,12 @@
       </w:r>
       <w:r>
         <w:rPr>
+          <w:rFonts w:ascii="Times New Roman" w:hAnsi="Times New Roman" w:eastAsia="Times New Roman" w:cs="Times New Roman"/>
+        </w:rPr>
+        <w:t xml:space="preserve">&gt; </w:t>
+      </w:r>
+      <w:r>
+        <w:rPr>
           <w:rFonts w:hint="eastAsia" w:ascii="Times New Roman" w:hAnsi="Times New Roman" w:eastAsia="FangSong" w:cs="Times New Roman"/>
         </w:rPr>
         <w:t>不一定</w:t>
@@ -12961,11 +13414,36 @@
         </w:rPr>
         <w:t>。</w:t>
       </w:r>
-    </w:p>
-    <w:p>
-      <w:pPr>
-        <w:pStyle w:val="MistakeBlock"/>
-      </w:pPr>
+      <w:r>
+        <w:rPr>
+          <w:rFonts w:ascii="Times New Roman" w:hAnsi="Times New Roman" w:eastAsia="Times New Roman" w:cs="Times New Roman"/>
+        </w:rPr>
+        <w:t xml:space="preserve"> </w:t>
+      </w:r>
+      <w:r>
+        <w:rPr>
+          <w:rFonts w:ascii="Times New Roman" w:hAnsi="Times New Roman" w:eastAsia="Times New Roman" w:cs="Times New Roman"/>
+        </w:rPr>
+        <w:t xml:space="preserve">&gt;</w:t>
+      </w:r>
+      <w:r>
+        <w:rPr>
+          <w:rFonts w:ascii="Times New Roman" w:hAnsi="Times New Roman" w:eastAsia="Times New Roman" w:cs="Times New Roman"/>
+        </w:rPr>
+        <w:t xml:space="preserve"> </w:t>
+      </w:r>
+      <w:r>
+        <w:rPr>
+          <w:rFonts w:ascii="Times New Roman" w:hAnsi="Times New Roman" w:eastAsia="Times New Roman" w:cs="Times New Roman"/>
+        </w:rPr>
+        <w:t xml:space="preserve">&gt;</w:t>
+      </w:r>
+      <w:r>
+        <w:rPr>
+          <w:rFonts w:ascii="Times New Roman" w:hAnsi="Times New Roman" w:eastAsia="Times New Roman" w:cs="Times New Roman"/>
+        </w:rPr>
+        <w:t xml:space="preserve"> </w:t>
+      </w:r>
       <w:r>
         <w:rPr>
           <w:rFonts w:hint="eastAsia" w:ascii="Times New Roman" w:hAnsi="Times New Roman" w:eastAsia="FangSong" w:cs="Times New Roman"/>
@@ -13118,6 +13596,7 @@
     <w:p>
       <w:pPr>
         <w:pStyle w:val="FirstParagraph"/>
+        <w:ind w:firstLine="420"/>
       </w:pPr>
       <w:r>
         <w:rPr>
@@ -13161,6 +13640,7 @@
           <w:ilvl w:val="0"/>
           <w:numId w:val="1008"/>
         </w:numPr>
+        <w:ind w:firstLine="420"/>
       </w:pPr>
       <w:r>
         <w:rPr>
@@ -13225,6 +13705,7 @@
           <w:ilvl w:val="0"/>
           <w:numId w:val="1008"/>
         </w:numPr>
+        <w:ind w:firstLine="420"/>
       </w:pPr>
       <w:r>
         <w:rPr>
@@ -13282,6 +13763,7 @@
           <w:ilvl w:val="0"/>
           <w:numId w:val="1008"/>
         </w:numPr>
+        <w:ind w:firstLine="420"/>
       </w:pPr>
       <w:r>
         <w:rPr>
@@ -13343,6 +13825,7 @@
     <w:p>
       <w:pPr>
         <w:pStyle w:val="FirstParagraph"/>
+        <w:ind w:firstLine="420"/>
       </w:pPr>
       <w:r>
         <w:rPr>
@@ -13512,6 +13995,7 @@
     <w:p>
       <w:pPr>
         <w:pStyle w:val="BodyText"/>
+        <w:ind w:firstLine="420"/>
       </w:pPr>
       <w:r>
         <w:rPr>
@@ -13737,6 +14221,7 @@
     <w:p>
       <w:pPr>
         <w:pStyle w:val="BodyText"/>
+        <w:ind w:firstLine="420"/>
       </w:pPr>
       <w:r>
         <w:rPr>
@@ -13890,6 +14375,7 @@
     <w:p>
       <w:pPr>
         <w:pStyle w:val="FirstParagraph"/>
+        <w:ind w:firstLine="420"/>
       </w:pPr>
       <w:r>
         <w:rPr>
@@ -13958,6 +14444,7 @@
     <w:p>
       <w:pPr>
         <w:pStyle w:val="BodyText"/>
+        <w:ind w:firstLine="420"/>
       </w:pPr>
       <w:r>
         <w:rPr>
@@ -14108,6 +14595,7 @@
       <w:pPr>
         <w:pStyle w:val="BodyText"/>
         <w:spacing w:after="80"/>
+        <w:ind w:firstLine="420"/>
       </w:pPr>
       <w:r>
         <w:rPr>
@@ -14129,6 +14617,15 @@
         <w:tblStyle w:val="Table"/>
         <w:tblW w:type="auto" w:w="0"/>
         <w:tblLook w:firstRow="1" w:lastRow="0" w:firstColumn="0" w:lastColumn="0" w:noHBand="0" w:noVBand="0" w:val="0020"/>
+        <w:jc w:val="center"/>
+        <w:tblBorders>
+          <w:top w:val="single" w:sz="12" w:space="0" w:color="333333"/>
+          <w:bottom w:val="single" w:sz="12" w:space="0" w:color="333333"/>
+          <w:left w:val="none"/>
+          <w:right w:val="none"/>
+          <w:insideH w:val="none"/>
+          <w:insideV w:val="none"/>
+        </w:tblBorders>
       </w:tblPr>
       <w:tblGrid>
         <w:gridCol w:w="2640"/>
@@ -14140,7 +14637,11 @@
           <w:tblHeader w:val="on"/>
         </w:trPr>
         <w:tc>
-          <w:tcPr/>
+          <w:tcPr>
+            <w:tcBorders>
+              <w:bottom w:val="single" w:sz="6" w:space="0" w:color="333333"/>
+            </w:tcBorders>
+          </w:tcPr>
           <w:p>
             <w:pPr>
               <w:pStyle w:val="Compact"/>
@@ -14156,7 +14657,11 @@
           </w:p>
         </w:tc>
         <w:tc>
-          <w:tcPr/>
+          <w:tcPr>
+            <w:tcBorders>
+              <w:bottom w:val="single" w:sz="6" w:space="0" w:color="333333"/>
+            </w:tcBorders>
+          </w:tcPr>
           <w:p>
             <w:pPr>
               <w:pStyle w:val="Compact"/>
@@ -14200,7 +14705,11 @@
           </w:p>
         </w:tc>
         <w:tc>
-          <w:tcPr/>
+          <w:tcPr>
+            <w:tcBorders>
+              <w:bottom w:val="single" w:sz="6" w:space="0" w:color="333333"/>
+            </w:tcBorders>
+          </w:tcPr>
           <w:p>
             <w:pPr>
               <w:pStyle w:val="Compact"/>
@@ -14408,6 +14917,7 @@
       <w:pPr>
         <w:pStyle w:val="BodyText"/>
         <w:spacing w:before="120"/>
+        <w:ind w:firstLine="420"/>
       </w:pPr>
       <w:r>
         <w:rPr>
@@ -14491,6 +15001,7 @@
     <w:p>
       <w:pPr>
         <w:pStyle w:val="BodyText"/>
+        <w:ind w:firstLine="420"/>
       </w:pPr>
       <w:r>
         <w:rPr>
@@ -14662,6 +15173,7 @@
     <w:p>
       <w:pPr>
         <w:pStyle w:val="BlockText"/>
+        <w:ind w:firstLine="420"/>
       </w:pPr>
       <w:r>
         <w:rPr>
@@ -14906,6 +15418,7 @@
     <w:p>
       <w:pPr>
         <w:pStyle w:val="FirstParagraph"/>
+        <w:ind w:firstLine="420"/>
       </w:pPr>
       <w:r>
         <w:rPr>
@@ -15046,7 +15559,8 @@
     </w:p>
     <w:p>
       <w:pPr>
-        <w:pStyle w:val="MistakeBlock"/>
+        <w:pStyle w:val="BodyText"/>
+        <w:ind w:firstLine="420"/>
       </w:pPr>
       <w:r>
         <w:rPr>
@@ -15098,7 +15612,7 @@
         <w:rPr>
           <w:rFonts w:ascii="Times New Roman" w:hAnsi="Times New Roman" w:eastAsia="Times New Roman" w:cs="Times New Roman"/>
         </w:rPr>
-        <w:t xml:space="preserve">Sharpless </w:t>
+        <w:t xml:space="preserve">&gt; Sharpless </w:t>
       </w:r>
       <w:r>
         <w:rPr>
@@ -15218,11 +15732,36 @@
         </w:rPr>
         <w:t>。</w:t>
       </w:r>
-    </w:p>
-    <w:p>
-      <w:pPr>
-        <w:pStyle w:val="MistakeBlock"/>
-      </w:pPr>
+      <w:r>
+        <w:rPr>
+          <w:rFonts w:ascii="Times New Roman" w:hAnsi="Times New Roman" w:eastAsia="Times New Roman" w:cs="Times New Roman"/>
+        </w:rPr>
+        <w:t xml:space="preserve"> </w:t>
+      </w:r>
+      <w:r>
+        <w:rPr>
+          <w:rFonts w:ascii="Times New Roman" w:hAnsi="Times New Roman" w:eastAsia="Times New Roman" w:cs="Times New Roman"/>
+        </w:rPr>
+        <w:t xml:space="preserve">&gt;</w:t>
+      </w:r>
+      <w:r>
+        <w:rPr>
+          <w:rFonts w:ascii="Times New Roman" w:hAnsi="Times New Roman" w:eastAsia="Times New Roman" w:cs="Times New Roman"/>
+        </w:rPr>
+        <w:t xml:space="preserve"> </w:t>
+      </w:r>
+      <w:r>
+        <w:rPr>
+          <w:rFonts w:ascii="Times New Roman" w:hAnsi="Times New Roman" w:eastAsia="Times New Roman" w:cs="Times New Roman"/>
+        </w:rPr>
+        <w:t xml:space="preserve">&gt;</w:t>
+      </w:r>
+      <w:r>
+        <w:rPr>
+          <w:rFonts w:ascii="Times New Roman" w:hAnsi="Times New Roman" w:eastAsia="Times New Roman" w:cs="Times New Roman"/>
+        </w:rPr>
+        <w:t xml:space="preserve"> </w:t>
+      </w:r>
       <w:r>
         <w:rPr>
           <w:rFonts w:hint="eastAsia" w:ascii="Times New Roman" w:hAnsi="Times New Roman" w:eastAsia="FangSong" w:cs="Times New Roman"/>
@@ -15424,6 +15963,7 @@
     <w:p>
       <w:pPr>
         <w:pStyle w:val="FirstParagraph"/>
+        <w:ind w:firstLine="420"/>
       </w:pPr>
       <w:r>
         <w:rPr>
@@ -15511,6 +16051,7 @@
     <w:p>
       <w:pPr>
         <w:pStyle w:val="BodyText"/>
+        <w:ind w:firstLine="420"/>
       </w:pPr>
       <w:r>
         <w:rPr>
@@ -15710,6 +16251,7 @@
     <w:p>
       <w:pPr>
         <w:pStyle w:val="BodyText"/>
+        <w:ind w:firstLine="420"/>
       </w:pPr>
       <w:r>
         <w:rPr>
@@ -15833,6 +16375,7 @@
     <w:p>
       <w:pPr>
         <w:pStyle w:val="FirstParagraph"/>
+        <w:ind w:firstLine="420"/>
       </w:pPr>
       <w:r>
         <w:rPr>
@@ -15988,6 +16531,7 @@
       <w:pPr>
         <w:pStyle w:val="BodyText"/>
         <w:spacing w:after="80"/>
+        <w:ind w:firstLine="420"/>
       </w:pPr>
       <w:r>
         <w:rPr>
@@ -16022,6 +16566,15 @@
         <w:tblW w:type="pct" w:w="5000"/>
         <w:tblLayout w:type="fixed"/>
         <w:tblLook w:firstRow="1" w:lastRow="0" w:firstColumn="0" w:lastColumn="0" w:noHBand="0" w:noVBand="0" w:val="0020"/>
+        <w:jc w:val="center"/>
+        <w:tblBorders>
+          <w:top w:val="single" w:sz="12" w:space="0" w:color="333333"/>
+          <w:bottom w:val="single" w:sz="12" w:space="0" w:color="333333"/>
+          <w:left w:val="none"/>
+          <w:right w:val="none"/>
+          <w:insideH w:val="none"/>
+          <w:insideV w:val="none"/>
+        </w:tblBorders>
       </w:tblPr>
       <w:tblGrid>
         <w:gridCol w:w="2640"/>
@@ -16033,7 +16586,11 @@
           <w:tblHeader w:val="on"/>
         </w:trPr>
         <w:tc>
-          <w:tcPr/>
+          <w:tcPr>
+            <w:tcBorders>
+              <w:bottom w:val="single" w:sz="6" w:space="0" w:color="333333"/>
+            </w:tcBorders>
+          </w:tcPr>
           <w:p>
             <w:pPr>
               <w:pStyle w:val="Compact"/>
@@ -16056,7 +16613,11 @@
           </w:p>
         </w:tc>
         <w:tc>
-          <w:tcPr/>
+          <w:tcPr>
+            <w:tcBorders>
+              <w:bottom w:val="single" w:sz="6" w:space="0" w:color="333333"/>
+            </w:tcBorders>
+          </w:tcPr>
           <w:p>
             <w:pPr>
               <w:pStyle w:val="Compact"/>
@@ -16080,7 +16641,11 @@
           </w:p>
         </w:tc>
         <w:tc>
-          <w:tcPr/>
+          <w:tcPr>
+            <w:tcBorders>
+              <w:bottom w:val="single" w:sz="6" w:space="0" w:color="333333"/>
+            </w:tcBorders>
+          </w:tcPr>
           <w:p>
             <w:pPr>
               <w:pStyle w:val="Compact"/>
@@ -16326,6 +16891,7 @@
       <w:pPr>
         <w:pStyle w:val="BodyText"/>
         <w:spacing w:before="120"/>
+        <w:ind w:firstLine="420"/>
       </w:pPr>
       <w:r>
         <w:rPr>
@@ -16493,6 +17059,7 @@
     <w:p>
       <w:pPr>
         <w:pStyle w:val="BodyText"/>
+        <w:ind w:firstLine="420"/>
       </w:pPr>
       <w:r>
         <w:rPr>
@@ -16680,6 +17247,7 @@
     <w:p>
       <w:pPr>
         <w:pStyle w:val="BlockText"/>
+        <w:ind w:firstLine="420"/>
       </w:pPr>
       <w:r>
         <w:rPr>
@@ -16851,6 +17419,7 @@
     <w:p>
       <w:pPr>
         <w:pStyle w:val="FirstParagraph"/>
+        <w:ind w:firstLine="420"/>
       </w:pPr>
       <w:r>
         <w:rPr>
@@ -16930,6 +17499,7 @@
     <w:p>
       <w:pPr>
         <w:pStyle w:val="BodyText"/>
+        <w:ind w:firstLine="420"/>
       </w:pPr>
       <w:r>
         <w:rPr>
@@ -17021,6 +17591,7 @@
     <w:p>
       <w:pPr>
         <w:pStyle w:val="BodyText"/>
+        <w:ind w:firstLine="420"/>
       </w:pPr>
       <w:r>
         <w:rPr>
@@ -17035,6 +17606,302 @@
           <w:rFonts w:hint="eastAsia" w:ascii="Times New Roman" w:hAnsi="Times New Roman" w:eastAsia="Times New Roman" w:cs="Times New Roman"/>
         </w:rPr>
         <w:t xml:space="preserve">：</w:t>
+      </w:r>
+    </w:p>
+    <w:p>
+      <w:pPr>
+        <w:pStyle w:val="Compact"/>
+        <w:numPr>
+          <w:ilvl w:val="0"/>
+          <w:numId w:val="1009"/>
+        </w:numPr>
+        <w:ind w:firstLine="420"/>
+      </w:pPr>
+      <w:r>
+        <w:rPr>
+          <w:rFonts w:hint="eastAsia" w:ascii="Times New Roman" w:hAnsi="Times New Roman" w:eastAsia="Times New Roman" w:cs="Times New Roman"/>
+        </w:rPr>
+        <w:t>trans-1,4-</w:t>
+      </w:r>
+      <w:r>
+        <w:rPr>
+          <w:rFonts w:hint="eastAsia" w:ascii="Times New Roman" w:hAnsi="Times New Roman" w:eastAsia="FangSong" w:cs="Times New Roman"/>
+        </w:rPr>
+        <w:t>二甲基环己烷的结构</w:t>
+      </w:r>
+      <w:r>
+        <w:rPr>
+          <w:rFonts w:hint="eastAsia" w:ascii="Times New Roman" w:hAnsi="Times New Roman" w:eastAsia="Times New Roman" w:cs="Times New Roman"/>
+        </w:rPr>
+        <w:t>：</w:t>
+      </w:r>
+      <w:r>
+        <w:rPr>
+          <w:rFonts w:hint="eastAsia" w:ascii="Times New Roman" w:hAnsi="Times New Roman" w:eastAsia="FangSong" w:cs="Times New Roman"/>
+        </w:rPr>
+        <w:t>两个甲基在环的异侧</w:t>
+      </w:r>
+      <w:r>
+        <w:rPr>
+          <w:rFonts w:hint="eastAsia" w:ascii="Times New Roman" w:hAnsi="Times New Roman" w:eastAsia="Times New Roman" w:cs="Times New Roman"/>
+        </w:rPr>
+        <w:t>（trans）</w:t>
+      </w:r>
+    </w:p>
+    <w:p>
+      <w:pPr>
+        <w:pStyle w:val="Compact"/>
+        <w:numPr>
+          <w:ilvl w:val="0"/>
+          <w:numId w:val="1009"/>
+        </w:numPr>
+        <w:ind w:firstLine="420"/>
+      </w:pPr>
+      <w:r>
+        <w:rPr>
+          <w:rFonts w:hint="eastAsia" w:ascii="Times New Roman" w:hAnsi="Times New Roman" w:eastAsia="FangSong" w:cs="Times New Roman"/>
+        </w:rPr>
+        <w:t xml:space="preserve">构象</w:t>
+      </w:r>
+      <w:r>
+        <w:rPr>
+          <w:rFonts w:ascii="Times New Roman" w:hAnsi="Times New Roman" w:eastAsia="Times New Roman" w:cs="Times New Roman"/>
+        </w:rPr>
+        <w:t xml:space="preserve"> </w:t>
+      </w:r>
+      <w:r>
+        <w:rPr>
+          <w:rFonts w:hint="eastAsia" w:ascii="Times New Roman" w:hAnsi="Times New Roman" w:eastAsia="Times New Roman" w:cs="Times New Roman"/>
+        </w:rPr>
+        <w:t>A（e,e）：</w:t>
+      </w:r>
+      <w:r>
+        <w:rPr>
+          <w:rFonts w:hint="eastAsia" w:ascii="Times New Roman" w:hAnsi="Times New Roman" w:eastAsia="FangSong" w:cs="Times New Roman"/>
+        </w:rPr>
+        <w:t>两个</w:t>
+      </w:r>
+      <w:r>
+        <w:rPr>
+          <w:rFonts w:ascii="Times New Roman" w:hAnsi="Times New Roman" w:eastAsia="Times New Roman" w:cs="Times New Roman"/>
+        </w:rPr>
+        <w:t xml:space="preserve"> Me </w:t>
+      </w:r>
+      <w:r>
+        <w:rPr>
+          <w:rFonts w:hint="eastAsia" w:ascii="Times New Roman" w:hAnsi="Times New Roman" w:eastAsia="FangSong" w:cs="Times New Roman"/>
+        </w:rPr>
+        <w:t xml:space="preserve">都在</w:t>
+      </w:r>
+      <w:r>
+        <w:rPr>
+          <w:rFonts w:ascii="Times New Roman" w:hAnsi="Times New Roman" w:eastAsia="Times New Roman" w:cs="Times New Roman"/>
+        </w:rPr>
+        <w:t xml:space="preserve"> equatorial → 0 </w:t>
+      </w:r>
+      <w:r>
+        <w:rPr>
+          <w:rFonts w:hint="eastAsia" w:ascii="Times New Roman" w:hAnsi="Times New Roman" w:eastAsia="FangSong" w:cs="Times New Roman"/>
+        </w:rPr>
+        <w:t xml:space="preserve">个</w:t>
+      </w:r>
+      <w:r>
+        <w:rPr>
+          <w:rFonts w:ascii="Times New Roman" w:hAnsi="Times New Roman" w:eastAsia="Times New Roman" w:cs="Times New Roman"/>
+        </w:rPr>
+        <w:t xml:space="preserve"> Me </w:t>
+      </w:r>
+      <w:r>
+        <w:rPr>
+          <w:rFonts w:hint="eastAsia" w:ascii="Times New Roman" w:hAnsi="Times New Roman" w:eastAsia="FangSong" w:cs="Times New Roman"/>
+        </w:rPr>
+        <w:t xml:space="preserve">在</w:t>
+      </w:r>
+      <w:r>
+        <w:rPr>
+          <w:rFonts w:ascii="Times New Roman" w:hAnsi="Times New Roman" w:eastAsia="Times New Roman" w:cs="Times New Roman"/>
+        </w:rPr>
+        <w:t xml:space="preserve"> axial → 0 × A = 0 kJ/mol </w:t>
+      </w:r>
+      <w:r>
+        <w:rPr>
+          <w:rFonts w:hint="eastAsia" w:ascii="Times New Roman" w:hAnsi="Times New Roman" w:eastAsia="FangSong" w:cs="Times New Roman"/>
+        </w:rPr>
+        <w:t xml:space="preserve">增量</w:t>
+      </w:r>
+    </w:p>
+    <w:p>
+      <w:pPr>
+        <w:pStyle w:val="Compact"/>
+        <w:numPr>
+          <w:ilvl w:val="0"/>
+          <w:numId w:val="1009"/>
+        </w:numPr>
+        <w:ind w:firstLine="420"/>
+      </w:pPr>
+      <w:r>
+        <w:rPr>
+          <w:rFonts w:hint="eastAsia" w:ascii="Times New Roman" w:hAnsi="Times New Roman" w:eastAsia="FangSong" w:cs="Times New Roman"/>
+        </w:rPr>
+        <w:t xml:space="preserve">构象</w:t>
+      </w:r>
+      <w:r>
+        <w:rPr>
+          <w:rFonts w:ascii="Times New Roman" w:hAnsi="Times New Roman" w:eastAsia="Times New Roman" w:cs="Times New Roman"/>
+        </w:rPr>
+        <w:t xml:space="preserve"> </w:t>
+      </w:r>
+      <w:r>
+        <w:rPr>
+          <w:rFonts w:hint="eastAsia" w:ascii="Times New Roman" w:hAnsi="Times New Roman" w:eastAsia="Times New Roman" w:cs="Times New Roman"/>
+        </w:rPr>
+        <w:t>B（a,a）：</w:t>
+      </w:r>
+      <w:r>
+        <w:rPr>
+          <w:rFonts w:hint="eastAsia" w:ascii="Times New Roman" w:hAnsi="Times New Roman" w:eastAsia="FangSong" w:cs="Times New Roman"/>
+        </w:rPr>
+        <w:t>两个</w:t>
+      </w:r>
+      <w:r>
+        <w:rPr>
+          <w:rFonts w:ascii="Times New Roman" w:hAnsi="Times New Roman" w:eastAsia="Times New Roman" w:cs="Times New Roman"/>
+        </w:rPr>
+        <w:t xml:space="preserve"> Me </w:t>
+      </w:r>
+      <w:r>
+        <w:rPr>
+          <w:rFonts w:hint="eastAsia" w:ascii="Times New Roman" w:hAnsi="Times New Roman" w:eastAsia="FangSong" w:cs="Times New Roman"/>
+        </w:rPr>
+        <w:t xml:space="preserve">都在</w:t>
+      </w:r>
+      <w:r>
+        <w:rPr>
+          <w:rFonts w:ascii="Times New Roman" w:hAnsi="Times New Roman" w:eastAsia="Times New Roman" w:cs="Times New Roman"/>
+        </w:rPr>
+        <w:t xml:space="preserve"> axial → 2 × A = 14.6 kJ/mol </w:t>
+      </w:r>
+      <w:r>
+        <w:rPr>
+          <w:rFonts w:hint="eastAsia" w:ascii="Times New Roman" w:hAnsi="Times New Roman" w:eastAsia="FangSong" w:cs="Times New Roman"/>
+        </w:rPr>
+        <w:t xml:space="preserve">增量</w:t>
+      </w:r>
+    </w:p>
+    <w:p>
+      <w:pPr>
+        <w:pStyle w:val="Compact"/>
+        <w:numPr>
+          <w:ilvl w:val="0"/>
+          <w:numId w:val="1009"/>
+        </w:numPr>
+        <w:ind w:firstLine="420"/>
+      </w:pPr>
+      <w:r>
+        <w:rPr>
+          <w:rFonts w:hint="eastAsia" w:ascii="Times New Roman" w:hAnsi="Times New Roman" w:eastAsia="FangSong" w:cs="Times New Roman"/>
+        </w:rPr>
+        <w:t>注意</w:t>
+      </w:r>
+      <w:r>
+        <w:rPr>
+          <w:rFonts w:hint="eastAsia" w:ascii="Times New Roman" w:hAnsi="Times New Roman" w:eastAsia="Times New Roman" w:cs="Times New Roman"/>
+        </w:rPr>
+        <w:t>：trans-1,4</w:t>
+      </w:r>
+      <w:r>
+        <w:rPr>
+          <w:rFonts w:ascii="Times New Roman" w:hAnsi="Times New Roman" w:eastAsia="Times New Roman" w:cs="Times New Roman"/>
+        </w:rPr>
+        <w:t xml:space="preserve"> </w:t>
+      </w:r>
+      <w:r>
+        <w:rPr>
+          <w:rFonts w:hint="eastAsia" w:ascii="Times New Roman" w:hAnsi="Times New Roman" w:eastAsia="FangSong" w:cs="Times New Roman"/>
+        </w:rPr>
+        <w:t>构型下</w:t>
+      </w:r>
+      <w:r>
+        <w:rPr>
+          <w:rFonts w:hint="eastAsia" w:ascii="Times New Roman" w:hAnsi="Times New Roman" w:eastAsia="Times New Roman" w:cs="Times New Roman"/>
+        </w:rPr>
+        <w:t>，</w:t>
+      </w:r>
+      <w:r>
+        <w:rPr>
+          <w:rFonts w:hint="eastAsia" w:ascii="Times New Roman" w:hAnsi="Times New Roman" w:eastAsia="FangSong" w:cs="Times New Roman"/>
+        </w:rPr>
+        <w:t>环翻转后两个</w:t>
+      </w:r>
+      <w:r>
+        <w:rPr>
+          <w:rFonts w:ascii="Times New Roman" w:hAnsi="Times New Roman" w:eastAsia="Times New Roman" w:cs="Times New Roman"/>
+        </w:rPr>
+        <w:t xml:space="preserve"> Me </w:t>
+      </w:r>
+      <w:r>
+        <w:rPr>
+          <w:rFonts w:hint="eastAsia" w:ascii="Times New Roman" w:hAnsi="Times New Roman" w:eastAsia="FangSong" w:cs="Times New Roman"/>
+        </w:rPr>
+        <w:t>同时变向</w:t>
+      </w:r>
+      <w:r>
+        <w:rPr>
+          <w:rFonts w:hint="eastAsia" w:ascii="Times New Roman" w:hAnsi="Times New Roman" w:eastAsia="Times New Roman" w:cs="Times New Roman"/>
+        </w:rPr>
+        <w:t>——</w:t>
+      </w:r>
+      <w:r>
+        <w:rPr>
+          <w:rFonts w:hint="eastAsia" w:ascii="Times New Roman" w:hAnsi="Times New Roman" w:eastAsia="FangSong" w:cs="Times New Roman"/>
+        </w:rPr>
+        <w:t>所以要么都是</w:t>
+      </w:r>
+      <w:r>
+        <w:rPr>
+          <w:rFonts w:ascii="Times New Roman" w:hAnsi="Times New Roman" w:eastAsia="Times New Roman" w:cs="Times New Roman"/>
+        </w:rPr>
+        <w:t xml:space="preserve"> </w:t>
+      </w:r>
+      <w:r>
+        <w:rPr>
+          <w:rFonts w:hint="eastAsia" w:ascii="Times New Roman" w:hAnsi="Times New Roman" w:eastAsia="Times New Roman" w:cs="Times New Roman"/>
+        </w:rPr>
+        <w:t>e，</w:t>
+      </w:r>
+      <w:r>
+        <w:rPr>
+          <w:rFonts w:hint="eastAsia" w:ascii="Times New Roman" w:hAnsi="Times New Roman" w:eastAsia="FangSong" w:cs="Times New Roman"/>
+        </w:rPr>
+        <w:t>要么都是</w:t>
+      </w:r>
+      <w:r>
+        <w:rPr>
+          <w:rFonts w:ascii="Times New Roman" w:hAnsi="Times New Roman" w:eastAsia="Times New Roman" w:cs="Times New Roman"/>
+        </w:rPr>
+        <w:t xml:space="preserve"> a</w:t>
+      </w:r>
+    </w:p>
+    <w:p>
+      <w:pPr>
+        <w:pStyle w:val="Compact"/>
+        <w:numPr>
+          <w:ilvl w:val="0"/>
+          <w:numId w:val="1009"/>
+        </w:numPr>
+        <w:ind w:firstLine="420"/>
+      </w:pPr>
+      <w:r>
+        <w:rPr>
+          <w:rFonts w:hint="eastAsia" w:ascii="Times New Roman" w:hAnsi="Times New Roman" w:eastAsia="FangSong" w:cs="Times New Roman"/>
+        </w:rPr>
+        <w:t xml:space="preserve">相对能量差</w:t>
+      </w:r>
+      <w:r>
+        <w:rPr>
+          <w:rFonts w:ascii="Times New Roman" w:hAnsi="Times New Roman" w:eastAsia="Times New Roman" w:cs="Times New Roman"/>
+        </w:rPr>
+        <w:t xml:space="preserve"> ΔGθ = 14.6 kJ/mol</w:t>
       </w:r>
     </w:p>
     <w:p>
@@ -17047,33 +17914,9 @@
       </w:pPr>
       <w:r>
         <w:rPr>
-          <w:rFonts w:hint="eastAsia" w:ascii="Times New Roman" w:hAnsi="Times New Roman" w:eastAsia="Times New Roman" w:cs="Times New Roman"/>
-        </w:rPr>
-        <w:t>trans-1,4-</w:t>
-      </w:r>
-      <w:r>
-        <w:rPr>
-          <w:rFonts w:hint="eastAsia" w:ascii="Times New Roman" w:hAnsi="Times New Roman" w:eastAsia="FangSong" w:cs="Times New Roman"/>
-        </w:rPr>
-        <w:t>二甲基环己烷的结构</w:t>
-      </w:r>
-      <w:r>
-        <w:rPr>
-          <w:rFonts w:hint="eastAsia" w:ascii="Times New Roman" w:hAnsi="Times New Roman" w:eastAsia="Times New Roman" w:cs="Times New Roman"/>
-        </w:rPr>
-        <w:t>：</w:t>
-      </w:r>
-      <w:r>
-        <w:rPr>
-          <w:rFonts w:hint="eastAsia" w:ascii="Times New Roman" w:hAnsi="Times New Roman" w:eastAsia="FangSong" w:cs="Times New Roman"/>
-        </w:rPr>
-        <w:t>两个甲基在环的异侧</w:t>
-      </w:r>
-      <w:r>
-        <w:rPr>
-          <w:rFonts w:hint="eastAsia" w:ascii="Times New Roman" w:hAnsi="Times New Roman" w:eastAsia="Times New Roman" w:cs="Times New Roman"/>
-        </w:rPr>
-        <w:t>（trans）</w:t>
+          <w:rFonts w:ascii="Times New Roman" w:hAnsi="Times New Roman" w:eastAsia="Times New Roman" w:cs="Times New Roman"/>
+        </w:rPr>
+        <w:t xml:space="preserve">Keq = exp(14.6/(0.008314 × 298)) = exp(14.6/2.478) = exp(5.89) ≈ 360</w:t>
       </w:r>
     </w:p>
     <w:p>
@@ -17083,273 +17926,7 @@
           <w:ilvl w:val="0"/>
           <w:numId w:val="1009"/>
         </w:numPr>
-      </w:pPr>
-      <w:r>
-        <w:rPr>
-          <w:rFonts w:hint="eastAsia" w:ascii="Times New Roman" w:hAnsi="Times New Roman" w:eastAsia="FangSong" w:cs="Times New Roman"/>
-        </w:rPr>
-        <w:t xml:space="preserve">构象</w:t>
-      </w:r>
-      <w:r>
-        <w:rPr>
-          <w:rFonts w:ascii="Times New Roman" w:hAnsi="Times New Roman" w:eastAsia="Times New Roman" w:cs="Times New Roman"/>
-        </w:rPr>
-        <w:t xml:space="preserve"> </w:t>
-      </w:r>
-      <w:r>
-        <w:rPr>
-          <w:rFonts w:hint="eastAsia" w:ascii="Times New Roman" w:hAnsi="Times New Roman" w:eastAsia="Times New Roman" w:cs="Times New Roman"/>
-        </w:rPr>
-        <w:t>A（e,e）：</w:t>
-      </w:r>
-      <w:r>
-        <w:rPr>
-          <w:rFonts w:hint="eastAsia" w:ascii="Times New Roman" w:hAnsi="Times New Roman" w:eastAsia="FangSong" w:cs="Times New Roman"/>
-        </w:rPr>
-        <w:t>两个</w:t>
-      </w:r>
-      <w:r>
-        <w:rPr>
-          <w:rFonts w:ascii="Times New Roman" w:hAnsi="Times New Roman" w:eastAsia="Times New Roman" w:cs="Times New Roman"/>
-        </w:rPr>
-        <w:t xml:space="preserve"> Me </w:t>
-      </w:r>
-      <w:r>
-        <w:rPr>
-          <w:rFonts w:hint="eastAsia" w:ascii="Times New Roman" w:hAnsi="Times New Roman" w:eastAsia="FangSong" w:cs="Times New Roman"/>
-        </w:rPr>
-        <w:t xml:space="preserve">都在</w:t>
-      </w:r>
-      <w:r>
-        <w:rPr>
-          <w:rFonts w:ascii="Times New Roman" w:hAnsi="Times New Roman" w:eastAsia="Times New Roman" w:cs="Times New Roman"/>
-        </w:rPr>
-        <w:t xml:space="preserve"> equatorial → 0 </w:t>
-      </w:r>
-      <w:r>
-        <w:rPr>
-          <w:rFonts w:hint="eastAsia" w:ascii="Times New Roman" w:hAnsi="Times New Roman" w:eastAsia="FangSong" w:cs="Times New Roman"/>
-        </w:rPr>
-        <w:t xml:space="preserve">个</w:t>
-      </w:r>
-      <w:r>
-        <w:rPr>
-          <w:rFonts w:ascii="Times New Roman" w:hAnsi="Times New Roman" w:eastAsia="Times New Roman" w:cs="Times New Roman"/>
-        </w:rPr>
-        <w:t xml:space="preserve"> Me </w:t>
-      </w:r>
-      <w:r>
-        <w:rPr>
-          <w:rFonts w:hint="eastAsia" w:ascii="Times New Roman" w:hAnsi="Times New Roman" w:eastAsia="FangSong" w:cs="Times New Roman"/>
-        </w:rPr>
-        <w:t xml:space="preserve">在</w:t>
-      </w:r>
-      <w:r>
-        <w:rPr>
-          <w:rFonts w:ascii="Times New Roman" w:hAnsi="Times New Roman" w:eastAsia="Times New Roman" w:cs="Times New Roman"/>
-        </w:rPr>
-        <w:t xml:space="preserve"> axial → 0 × A = 0 kJ/mol </w:t>
-      </w:r>
-      <w:r>
-        <w:rPr>
-          <w:rFonts w:hint="eastAsia" w:ascii="Times New Roman" w:hAnsi="Times New Roman" w:eastAsia="FangSong" w:cs="Times New Roman"/>
-        </w:rPr>
-        <w:t xml:space="preserve">增量</w:t>
-      </w:r>
-    </w:p>
-    <w:p>
-      <w:pPr>
-        <w:pStyle w:val="Compact"/>
-        <w:numPr>
-          <w:ilvl w:val="0"/>
-          <w:numId w:val="1009"/>
-        </w:numPr>
-      </w:pPr>
-      <w:r>
-        <w:rPr>
-          <w:rFonts w:hint="eastAsia" w:ascii="Times New Roman" w:hAnsi="Times New Roman" w:eastAsia="FangSong" w:cs="Times New Roman"/>
-        </w:rPr>
-        <w:t xml:space="preserve">构象</w:t>
-      </w:r>
-      <w:r>
-        <w:rPr>
-          <w:rFonts w:ascii="Times New Roman" w:hAnsi="Times New Roman" w:eastAsia="Times New Roman" w:cs="Times New Roman"/>
-        </w:rPr>
-        <w:t xml:space="preserve"> </w:t>
-      </w:r>
-      <w:r>
-        <w:rPr>
-          <w:rFonts w:hint="eastAsia" w:ascii="Times New Roman" w:hAnsi="Times New Roman" w:eastAsia="Times New Roman" w:cs="Times New Roman"/>
-        </w:rPr>
-        <w:t>B（a,a）：</w:t>
-      </w:r>
-      <w:r>
-        <w:rPr>
-          <w:rFonts w:hint="eastAsia" w:ascii="Times New Roman" w:hAnsi="Times New Roman" w:eastAsia="FangSong" w:cs="Times New Roman"/>
-        </w:rPr>
-        <w:t>两个</w:t>
-      </w:r>
-      <w:r>
-        <w:rPr>
-          <w:rFonts w:ascii="Times New Roman" w:hAnsi="Times New Roman" w:eastAsia="Times New Roman" w:cs="Times New Roman"/>
-        </w:rPr>
-        <w:t xml:space="preserve"> Me </w:t>
-      </w:r>
-      <w:r>
-        <w:rPr>
-          <w:rFonts w:hint="eastAsia" w:ascii="Times New Roman" w:hAnsi="Times New Roman" w:eastAsia="FangSong" w:cs="Times New Roman"/>
-        </w:rPr>
-        <w:t xml:space="preserve">都在</w:t>
-      </w:r>
-      <w:r>
-        <w:rPr>
-          <w:rFonts w:ascii="Times New Roman" w:hAnsi="Times New Roman" w:eastAsia="Times New Roman" w:cs="Times New Roman"/>
-        </w:rPr>
-        <w:t xml:space="preserve"> axial → 2 × A = 14.6 kJ/mol </w:t>
-      </w:r>
-      <w:r>
-        <w:rPr>
-          <w:rFonts w:hint="eastAsia" w:ascii="Times New Roman" w:hAnsi="Times New Roman" w:eastAsia="FangSong" w:cs="Times New Roman"/>
-        </w:rPr>
-        <w:t xml:space="preserve">增量</w:t>
-      </w:r>
-    </w:p>
-    <w:p>
-      <w:pPr>
-        <w:pStyle w:val="Compact"/>
-        <w:numPr>
-          <w:ilvl w:val="0"/>
-          <w:numId w:val="1009"/>
-        </w:numPr>
-      </w:pPr>
-      <w:r>
-        <w:rPr>
-          <w:rFonts w:hint="eastAsia" w:ascii="Times New Roman" w:hAnsi="Times New Roman" w:eastAsia="FangSong" w:cs="Times New Roman"/>
-        </w:rPr>
-        <w:t>注意</w:t>
-      </w:r>
-      <w:r>
-        <w:rPr>
-          <w:rFonts w:hint="eastAsia" w:ascii="Times New Roman" w:hAnsi="Times New Roman" w:eastAsia="Times New Roman" w:cs="Times New Roman"/>
-        </w:rPr>
-        <w:t>：trans-1,4</w:t>
-      </w:r>
-      <w:r>
-        <w:rPr>
-          <w:rFonts w:ascii="Times New Roman" w:hAnsi="Times New Roman" w:eastAsia="Times New Roman" w:cs="Times New Roman"/>
-        </w:rPr>
-        <w:t xml:space="preserve"> </w:t>
-      </w:r>
-      <w:r>
-        <w:rPr>
-          <w:rFonts w:hint="eastAsia" w:ascii="Times New Roman" w:hAnsi="Times New Roman" w:eastAsia="FangSong" w:cs="Times New Roman"/>
-        </w:rPr>
-        <w:t>构型下</w:t>
-      </w:r>
-      <w:r>
-        <w:rPr>
-          <w:rFonts w:hint="eastAsia" w:ascii="Times New Roman" w:hAnsi="Times New Roman" w:eastAsia="Times New Roman" w:cs="Times New Roman"/>
-        </w:rPr>
-        <w:t>，</w:t>
-      </w:r>
-      <w:r>
-        <w:rPr>
-          <w:rFonts w:hint="eastAsia" w:ascii="Times New Roman" w:hAnsi="Times New Roman" w:eastAsia="FangSong" w:cs="Times New Roman"/>
-        </w:rPr>
-        <w:t>环翻转后两个</w:t>
-      </w:r>
-      <w:r>
-        <w:rPr>
-          <w:rFonts w:ascii="Times New Roman" w:hAnsi="Times New Roman" w:eastAsia="Times New Roman" w:cs="Times New Roman"/>
-        </w:rPr>
-        <w:t xml:space="preserve"> Me </w:t>
-      </w:r>
-      <w:r>
-        <w:rPr>
-          <w:rFonts w:hint="eastAsia" w:ascii="Times New Roman" w:hAnsi="Times New Roman" w:eastAsia="FangSong" w:cs="Times New Roman"/>
-        </w:rPr>
-        <w:t>同时变向</w:t>
-      </w:r>
-      <w:r>
-        <w:rPr>
-          <w:rFonts w:hint="eastAsia" w:ascii="Times New Roman" w:hAnsi="Times New Roman" w:eastAsia="Times New Roman" w:cs="Times New Roman"/>
-        </w:rPr>
-        <w:t>——</w:t>
-      </w:r>
-      <w:r>
-        <w:rPr>
-          <w:rFonts w:hint="eastAsia" w:ascii="Times New Roman" w:hAnsi="Times New Roman" w:eastAsia="FangSong" w:cs="Times New Roman"/>
-        </w:rPr>
-        <w:t>所以要么都是</w:t>
-      </w:r>
-      <w:r>
-        <w:rPr>
-          <w:rFonts w:ascii="Times New Roman" w:hAnsi="Times New Roman" w:eastAsia="Times New Roman" w:cs="Times New Roman"/>
-        </w:rPr>
-        <w:t xml:space="preserve"> </w:t>
-      </w:r>
-      <w:r>
-        <w:rPr>
-          <w:rFonts w:hint="eastAsia" w:ascii="Times New Roman" w:hAnsi="Times New Roman" w:eastAsia="Times New Roman" w:cs="Times New Roman"/>
-        </w:rPr>
-        <w:t>e，</w:t>
-      </w:r>
-      <w:r>
-        <w:rPr>
-          <w:rFonts w:hint="eastAsia" w:ascii="Times New Roman" w:hAnsi="Times New Roman" w:eastAsia="FangSong" w:cs="Times New Roman"/>
-        </w:rPr>
-        <w:t>要么都是</w:t>
-      </w:r>
-      <w:r>
-        <w:rPr>
-          <w:rFonts w:ascii="Times New Roman" w:hAnsi="Times New Roman" w:eastAsia="Times New Roman" w:cs="Times New Roman"/>
-        </w:rPr>
-        <w:t xml:space="preserve"> a</w:t>
-      </w:r>
-    </w:p>
-    <w:p>
-      <w:pPr>
-        <w:pStyle w:val="Compact"/>
-        <w:numPr>
-          <w:ilvl w:val="0"/>
-          <w:numId w:val="1009"/>
-        </w:numPr>
-      </w:pPr>
-      <w:r>
-        <w:rPr>
-          <w:rFonts w:hint="eastAsia" w:ascii="Times New Roman" w:hAnsi="Times New Roman" w:eastAsia="FangSong" w:cs="Times New Roman"/>
-        </w:rPr>
-        <w:t xml:space="preserve">相对能量差</w:t>
-      </w:r>
-      <w:r>
-        <w:rPr>
-          <w:rFonts w:ascii="Times New Roman" w:hAnsi="Times New Roman" w:eastAsia="Times New Roman" w:cs="Times New Roman"/>
-        </w:rPr>
-        <w:t xml:space="preserve"> ΔGθ = 14.6 kJ/mol</w:t>
-      </w:r>
-    </w:p>
-    <w:p>
-      <w:pPr>
-        <w:pStyle w:val="Compact"/>
-        <w:numPr>
-          <w:ilvl w:val="0"/>
-          <w:numId w:val="1009"/>
-        </w:numPr>
-      </w:pPr>
-      <w:r>
-        <w:rPr>
-          <w:rFonts w:ascii="Times New Roman" w:hAnsi="Times New Roman" w:eastAsia="Times New Roman" w:cs="Times New Roman"/>
-        </w:rPr>
-        <w:t xml:space="preserve">Keq = exp(14.6/(0.008314 × 298)) = exp(14.6/2.478) = exp(5.89) ≈ 360</w:t>
-      </w:r>
-    </w:p>
-    <w:p>
-      <w:pPr>
-        <w:pStyle w:val="Compact"/>
-        <w:numPr>
-          <w:ilvl w:val="0"/>
-          <w:numId w:val="1009"/>
-        </w:numPr>
+        <w:ind w:firstLine="420"/>
       </w:pPr>
       <w:r>
         <w:rPr>
@@ -17387,6 +17964,7 @@
     <w:p>
       <w:pPr>
         <w:pStyle w:val="FirstParagraph"/>
+        <w:ind w:firstLine="420"/>
       </w:pPr>
       <w:r>
         <w:rPr>
@@ -17454,6 +18032,7 @@
     <w:p>
       <w:pPr>
         <w:pStyle w:val="BodyText"/>
+        <w:ind w:firstLine="420"/>
       </w:pPr>
       <w:r>
         <w:rPr>
@@ -17665,6 +18244,7 @@
     <w:p>
       <w:pPr>
         <w:pStyle w:val="FirstParagraph"/>
+        <w:ind w:firstLine="420"/>
       </w:pPr>
       <w:r>
         <w:rPr>
@@ -17745,6 +18325,7 @@
     <w:p>
       <w:pPr>
         <w:pStyle w:val="BodyText"/>
+        <w:ind w:firstLine="420"/>
       </w:pPr>
       <w:r>
         <w:rPr>
@@ -17824,6 +18405,7 @@
     <w:p>
       <w:pPr>
         <w:pStyle w:val="BodyText"/>
+        <w:ind w:firstLine="420"/>
       </w:pPr>
       <w:r>
         <w:rPr>
@@ -17846,6 +18428,7 @@
           <w:ilvl w:val="0"/>
           <w:numId w:val="1010"/>
         </w:numPr>
+        <w:ind w:firstLine="420"/>
       </w:pPr>
       <w:r>
         <w:rPr>
@@ -17873,6 +18456,7 @@
           <w:ilvl w:val="1"/>
           <w:numId w:val="1011"/>
         </w:numPr>
+        <w:ind w:firstLine="420"/>
       </w:pPr>
       <w:r>
         <w:rPr>
@@ -17957,6 +18541,7 @@
           <w:ilvl w:val="1"/>
           <w:numId w:val="1011"/>
         </w:numPr>
+        <w:ind w:firstLine="420"/>
       </w:pPr>
       <w:r>
         <w:rPr>
@@ -18046,6 +18631,7 @@
           <w:ilvl w:val="0"/>
           <w:numId w:val="1010"/>
         </w:numPr>
+        <w:ind w:firstLine="420"/>
       </w:pPr>
       <w:r>
         <w:rPr>
@@ -18091,6 +18677,7 @@
           <w:ilvl w:val="1"/>
           <w:numId w:val="1012"/>
         </w:numPr>
+        <w:ind w:firstLine="420"/>
       </w:pPr>
       <w:r>
         <w:rPr>
@@ -18150,6 +18737,7 @@
           <w:ilvl w:val="1"/>
           <w:numId w:val="1012"/>
         </w:numPr>
+        <w:ind w:firstLine="420"/>
       </w:pPr>
       <w:r>
         <w:rPr>
@@ -18196,6 +18784,7 @@
           <w:ilvl w:val="1"/>
           <w:numId w:val="1012"/>
         </w:numPr>
+        <w:ind w:firstLine="420"/>
       </w:pPr>
       <w:r>
         <w:rPr>
@@ -18216,6 +18805,7 @@
           <w:ilvl w:val="0"/>
           <w:numId w:val="1010"/>
         </w:numPr>
+        <w:ind w:firstLine="420"/>
       </w:pPr>
       <w:r>
         <w:rPr>
@@ -18279,6 +18869,7 @@
           <w:ilvl w:val="0"/>
           <w:numId w:val="1010"/>
         </w:numPr>
+        <w:ind w:firstLine="420"/>
       </w:pPr>
       <w:r>
         <w:rPr>
@@ -18642,6 +19233,7 @@
     <w:p>
       <w:pPr>
         <w:pStyle w:val="FirstParagraph"/>
+        <w:ind w:firstLine="420"/>
       </w:pPr>
       <w:r>
         <w:rPr>
@@ -18673,6 +19265,7 @@
     <w:p>
       <w:pPr>
         <w:pStyle w:val="BodyText"/>
+        <w:ind w:firstLine="420"/>
       </w:pPr>
       <w:r>
         <w:rPr>
@@ -18948,6 +19541,7 @@
     <w:p>
       <w:pPr>
         <w:pStyle w:val="BodyText"/>
+        <w:ind w:firstLine="420"/>
       </w:pPr>
       <w:r>
         <w:rPr>
@@ -19067,6 +19661,7 @@
     <w:p>
       <w:pPr>
         <w:pStyle w:val="BodyText"/>
+        <w:ind w:firstLine="420"/>
       </w:pPr>
       <w:r>
         <w:rPr>
@@ -19150,6 +19745,7 @@
     <w:p>
       <w:pPr>
         <w:pStyle w:val="BodyText"/>
+        <w:ind w:firstLine="420"/>
       </w:pPr>
       <w:r>
         <w:rPr>
@@ -19403,6 +19999,7 @@
     <w:p>
       <w:pPr>
         <w:pStyle w:val="BodyText"/>
+        <w:ind w:firstLine="420"/>
       </w:pPr>
       <w:r>
         <w:rPr>
@@ -19650,6 +20247,7 @@
     <w:p>
       <w:pPr>
         <w:pStyle w:val="FirstParagraph"/>
+        <w:ind w:firstLine="420"/>
       </w:pPr>
       <w:r>
         <w:rPr>
@@ -19910,6 +20508,7 @@
     <w:p>
       <w:pPr>
         <w:pStyle w:val="BodyText"/>
+        <w:ind w:firstLine="420"/>
       </w:pPr>
       <w:r>
         <w:rPr>
@@ -19927,6 +20526,7 @@
     <w:p>
       <w:pPr>
         <w:pStyle w:val="BodyText"/>
+        <w:ind w:firstLine="420"/>
       </w:pPr>
       <w:r>
         <w:rPr>
@@ -20049,6 +20649,7 @@
     <w:p>
       <w:pPr>
         <w:pStyle w:val="BodyText"/>
+        <w:ind w:firstLine="420"/>
       </w:pPr>
       <w:r>
         <w:rPr>
@@ -20068,6 +20669,7 @@
     <w:p>
       <w:pPr>
         <w:pStyle w:val="BodyText"/>
+        <w:ind w:firstLine="420"/>
       </w:pPr>
       <w:r>
         <w:rPr>
@@ -20301,19 +20903,59 @@
         <w:rPr>
           <w:rFonts w:ascii="Times New Roman" w:hAnsi="Times New Roman" w:eastAsia="Times New Roman" w:cs="Times New Roman"/>
         </w:rPr>
-        <w:t xml:space="preserve"> σ*(C–O) </w:t>
-      </w:r>
-      <w:r>
-        <w:rPr>
-          <w:rFonts w:hint="eastAsia" w:ascii="Times New Roman" w:hAnsi="Times New Roman" w:eastAsia="FangSong" w:cs="Times New Roman"/>
+        <w:t xml:space="preserve"> </w:t>
+      </w:r>
+      <w:r>
+        <w:rPr>
+          <w:rFonts w:ascii="Times New Roman" w:hAnsi="Times New Roman" w:eastAsia="Times New Roman" w:cs="Times New Roman"/>
+        </w:rPr>
+        <w:t xml:space="preserve">3c3\</w:t>
+      </w:r>
+      <w:r>
+        <w:rPr>
+          <w:rFonts w:ascii="Times New Roman" w:hAnsi="Times New Roman" w:eastAsia="Times New Roman" w:cs="Times New Roman"/>
+          <w:i/>
+          <w:iCs/>
+        </w:rPr>
+        <w:t xml:space="preserve">(C</w:t>
+      </w:r>
+      <w:r>
+        <w:rPr>
+          <w:rFonts w:ascii="Times New Roman" w:hAnsi="Times New Roman" w:eastAsia="Times New Roman" w:cs="Times New Roman"/>
+          <w:i/>
+          <w:iCs/>
+        </w:rPr>
+        <w:t xml:space="preserve">013O) </w:t>
+      </w:r>
+      <w:r>
+        <w:rPr>
+          <w:rFonts w:hint="eastAsia" w:ascii="Times New Roman" w:hAnsi="Times New Roman" w:eastAsia="FangSong" w:cs="Times New Roman"/>
+          <w:i/>
+          <w:iCs/>
         </w:rPr>
         <w:t xml:space="preserve">与</w:t>
       </w:r>
       <w:r>
         <w:rPr>
           <w:rFonts w:ascii="Times New Roman" w:hAnsi="Times New Roman" w:eastAsia="Times New Roman" w:cs="Times New Roman"/>
-        </w:rPr>
-        <w:t xml:space="preserve"> π*(C=O) </w:t>
+          <w:i/>
+          <w:iCs/>
+        </w:rPr>
+        <w:t xml:space="preserve"> </w:t>
+      </w:r>
+      <w:r>
+        <w:rPr>
+          <w:rFonts w:ascii="Times New Roman" w:hAnsi="Times New Roman" w:eastAsia="Times New Roman" w:cs="Times New Roman"/>
+          <w:i/>
+          <w:iCs/>
+        </w:rPr>
+        <w:t xml:space="preserve">3c0\</w:t>
+      </w:r>
+      <w:r>
+        <w:rPr>
+          <w:rFonts w:ascii="Times New Roman" w:hAnsi="Times New Roman" w:eastAsia="Times New Roman" w:cs="Times New Roman"/>
+        </w:rPr>
+        <w:t xml:space="preserve">(C=O) </w:t>
       </w:r>
       <w:r>
         <w:rPr>
@@ -20470,6 +21112,7 @@
     <w:p>
       <w:pPr>
         <w:pStyle w:val="BodyText"/>
+        <w:ind w:firstLine="420"/>
       </w:pPr>
       <w:r>
         <w:rPr>
@@ -20779,6 +21422,7 @@
     <w:p>
       <w:pPr>
         <w:pStyle w:val="BodyText"/>
+        <w:ind w:firstLine="420"/>
       </w:pPr>
       <w:r>
         <w:rPr>
@@ -20930,6 +21574,7 @@
     <w:p>
       <w:pPr>
         <w:pStyle w:val="BodyText"/>
+        <w:ind w:firstLine="420"/>
       </w:pPr>
       <w:r>
         <w:rPr>
@@ -21135,6 +21780,7 @@
     <w:p>
       <w:pPr>
         <w:pStyle w:val="FirstParagraph"/>
+        <w:ind w:firstLine="420"/>
       </w:pPr>
       <w:r>
         <w:rPr>
@@ -21282,6 +21928,7 @@
     <w:p>
       <w:pPr>
         <w:pStyle w:val="BodyText"/>
+        <w:ind w:firstLine="420"/>
       </w:pPr>
       <w:r>
         <w:rPr>
@@ -21349,6 +21996,7 @@
     <w:p>
       <w:pPr>
         <w:pStyle w:val="BodyText"/>
+        <w:ind w:firstLine="420"/>
       </w:pPr>
       <w:r>
         <w:rPr>
@@ -21372,6 +22020,7 @@
           <w:ilvl w:val="0"/>
           <w:numId w:val="1013"/>
         </w:numPr>
+        <w:ind w:firstLine="420"/>
       </w:pPr>
       <w:r>
         <w:rPr>
@@ -21403,6 +22052,7 @@
           <w:ilvl w:val="1"/>
           <w:numId w:val="1014"/>
         </w:numPr>
+        <w:ind w:firstLine="420"/>
       </w:pPr>
       <w:r>
         <w:rPr>
@@ -21492,6 +22142,7 @@
           <w:ilvl w:val="1"/>
           <w:numId w:val="1014"/>
         </w:numPr>
+        <w:ind w:firstLine="420"/>
       </w:pPr>
       <w:r>
         <w:rPr>
@@ -21519,6 +22170,7 @@
           <w:ilvl w:val="0"/>
           <w:numId w:val="1013"/>
         </w:numPr>
+        <w:ind w:firstLine="420"/>
       </w:pPr>
       <w:r>
         <w:rPr>
@@ -21550,6 +22202,7 @@
           <w:ilvl w:val="1"/>
           <w:numId w:val="1015"/>
         </w:numPr>
+        <w:ind w:firstLine="420"/>
       </w:pPr>
       <w:r>
         <w:rPr>
@@ -21730,6 +22383,7 @@
           <w:ilvl w:val="1"/>
           <w:numId w:val="1015"/>
         </w:numPr>
+        <w:ind w:firstLine="420"/>
       </w:pPr>
       <w:r>
         <w:rPr>
@@ -21763,6 +22417,7 @@
           <w:ilvl w:val="1"/>
           <w:numId w:val="1015"/>
         </w:numPr>
+        <w:ind w:firstLine="420"/>
       </w:pPr>
       <w:r>
         <w:rPr>
@@ -21832,6 +22487,7 @@
           <w:ilvl w:val="1"/>
           <w:numId w:val="1015"/>
         </w:numPr>
+        <w:ind w:firstLine="420"/>
       </w:pPr>
       <w:r>
         <w:rPr>
@@ -21891,6 +22547,7 @@
           <w:ilvl w:val="0"/>
           <w:numId w:val="1013"/>
         </w:numPr>
+        <w:ind w:firstLine="420"/>
       </w:pPr>
       <w:r>
         <w:rPr>
@@ -21922,6 +22579,7 @@
           <w:ilvl w:val="1"/>
           <w:numId w:val="1016"/>
         </w:numPr>
+        <w:ind w:firstLine="420"/>
       </w:pPr>
       <w:r>
         <w:rPr>
@@ -22029,6 +22687,7 @@
           <w:ilvl w:val="1"/>
           <w:numId w:val="1016"/>
         </w:numPr>
+        <w:ind w:firstLine="420"/>
       </w:pPr>
       <w:r>
         <w:rPr>
@@ -22040,6 +22699,7 @@
     <w:p>
       <w:pPr>
         <w:pStyle w:val="FirstParagraph"/>
+        <w:ind w:firstLine="420"/>
       </w:pPr>
       <w:r>
         <w:rPr>
@@ -22221,6 +22881,7 @@
     <w:p>
       <w:pPr>
         <w:pStyle w:val="BodyText"/>
+        <w:ind w:firstLine="420"/>
       </w:pPr>
       <w:r>
         <w:rPr>
@@ -22404,6 +23065,7 @@
     <w:p>
       <w:pPr>
         <w:pStyle w:val="FirstParagraph"/>
+        <w:ind w:firstLine="420"/>
       </w:pPr>
       <w:r>
         <w:rPr>
@@ -22495,6 +23157,7 @@
     <w:p>
       <w:pPr>
         <w:pStyle w:val="BodyText"/>
+        <w:ind w:firstLine="420"/>
       </w:pPr>
       <w:r>
         <w:rPr>
@@ -22580,6 +23243,7 @@
     <w:p>
       <w:pPr>
         <w:pStyle w:val="BodyText"/>
+        <w:ind w:firstLine="420"/>
       </w:pPr>
       <w:r>
         <w:rPr>
@@ -22603,6 +23267,7 @@
           <w:ilvl w:val="0"/>
           <w:numId w:val="1017"/>
         </w:numPr>
+        <w:ind w:firstLine="420"/>
       </w:pPr>
       <w:r>
         <w:rPr>
@@ -22686,6 +23351,7 @@
           <w:ilvl w:val="0"/>
           <w:numId w:val="1017"/>
         </w:numPr>
+        <w:ind w:firstLine="420"/>
       </w:pPr>
       <w:r>
         <w:rPr>
@@ -22759,6 +23425,7 @@
     <w:p>
       <w:pPr>
         <w:pStyle w:val="FirstParagraph"/>
+        <w:ind w:firstLine="420"/>
       </w:pPr>
       <w:r>
         <w:rPr>
@@ -22948,6 +23615,7 @@
     <w:p>
       <w:pPr>
         <w:pStyle w:val="BodyText"/>
+        <w:ind w:firstLine="420"/>
       </w:pPr>
       <w:r>
         <w:rPr>
@@ -23263,6 +23931,7 @@
     <w:p>
       <w:pPr>
         <w:pStyle w:val="BodyText"/>
+        <w:ind w:firstLine="420"/>
       </w:pPr>
       <w:r>
         <w:rPr>
@@ -23430,6 +24099,7 @@
     <w:p>
       <w:pPr>
         <w:pStyle w:val="FirstParagraph"/>
+        <w:ind w:firstLine="420"/>
       </w:pPr>
       <w:r>
         <w:rPr>
@@ -23611,6 +24281,7 @@
     <w:p>
       <w:pPr>
         <w:pStyle w:val="BodyText"/>
+        <w:ind w:firstLine="420"/>
       </w:pPr>
       <w:r>
         <w:rPr>
@@ -23682,6 +24353,7 @@
     <w:p>
       <w:pPr>
         <w:pStyle w:val="BodyText"/>
+        <w:ind w:firstLine="420"/>
       </w:pPr>
       <w:r>
         <w:rPr>
@@ -23749,6 +24421,7 @@
     <w:p>
       <w:pPr>
         <w:pStyle w:val="BodyText"/>
+        <w:ind w:firstLine="420"/>
       </w:pPr>
       <w:r>
         <w:rPr>
@@ -23768,6 +24441,7 @@
     <w:p>
       <w:pPr>
         <w:pStyle w:val="BodyText"/>
+        <w:ind w:firstLine="420"/>
       </w:pPr>
       <w:r>
         <w:rPr>
@@ -23915,6 +24589,7 @@
     <w:p>
       <w:pPr>
         <w:pStyle w:val="BodyText"/>
+        <w:ind w:firstLine="420"/>
       </w:pPr>
       <w:r>
         <w:rPr>
@@ -24032,6 +24707,7 @@
     <w:p>
       <w:pPr>
         <w:pStyle w:val="BodyText"/>
+        <w:ind w:firstLine="420"/>
       </w:pPr>
       <w:r>
         <w:rPr>
@@ -24163,6 +24839,7 @@
     <w:p>
       <w:pPr>
         <w:pStyle w:val="BodyText"/>
+        <w:ind w:firstLine="420"/>
       </w:pPr>
       <w:r>
         <w:rPr>
@@ -24274,6 +24951,7 @@
     <w:p>
       <w:pPr>
         <w:pStyle w:val="BodyText"/>
+        <w:ind w:firstLine="420"/>
       </w:pPr>
       <w:r>
         <w:rPr>
@@ -24485,6 +25163,7 @@
     <w:p>
       <w:pPr>
         <w:pStyle w:val="BodyText"/>
+        <w:ind w:firstLine="420"/>
       </w:pPr>
       <w:r>
         <w:rPr>
@@ -24648,7 +25327,8 @@
     </w:p>
     <w:p>
       <w:pPr>
-        <w:pStyle w:val="MistakeBlock"/>
+        <w:pStyle w:val="FirstParagraph"/>
+        <w:ind w:firstLine="420"/>
       </w:pPr>
       <w:r>
         <w:rPr>
@@ -24695,6 +25375,12 @@
           <w:rFonts w:ascii="Times New Roman" w:hAnsi="Times New Roman" w:eastAsia="Times New Roman" w:cs="Times New Roman"/>
         </w:rPr>
         <w:t xml:space="preserve"> </w:t>
+      </w:r>
+      <w:r>
+        <w:rPr>
+          <w:rFonts w:ascii="Times New Roman" w:hAnsi="Times New Roman" w:eastAsia="Times New Roman" w:cs="Times New Roman"/>
+        </w:rPr>
+        <w:t xml:space="preserve">&gt; </w:t>
       </w:r>
       <w:r>
         <w:rPr>
@@ -24789,7 +25475,8 @@
     </w:p>
     <w:p>
       <w:pPr>
-        <w:pStyle w:val="MistakeBlock"/>
+        <w:pStyle w:val="BodyText"/>
+        <w:ind w:firstLine="420"/>
       </w:pPr>
       <w:r>
         <w:rPr>
@@ -24844,6 +25531,12 @@
           <w:rFonts w:ascii="Times New Roman" w:hAnsi="Times New Roman" w:eastAsia="Times New Roman" w:cs="Times New Roman"/>
         </w:rPr>
         <w:t xml:space="preserve"> </w:t>
+      </w:r>
+      <w:r>
+        <w:rPr>
+          <w:rFonts w:ascii="Times New Roman" w:hAnsi="Times New Roman" w:eastAsia="Times New Roman" w:cs="Times New Roman"/>
+        </w:rPr>
+        <w:t xml:space="preserve">&gt; </w:t>
       </w:r>
       <w:r>
         <w:rPr>
@@ -24884,7 +25577,8 @@
     </w:p>
     <w:p>
       <w:pPr>
-        <w:pStyle w:val="MistakeBlock"/>
+        <w:pStyle w:val="BodyText"/>
+        <w:ind w:firstLine="420"/>
       </w:pPr>
       <w:r>
         <w:rPr>
@@ -24931,6 +25625,12 @@
           <w:rFonts w:ascii="Times New Roman" w:hAnsi="Times New Roman" w:eastAsia="Times New Roman" w:cs="Times New Roman"/>
         </w:rPr>
         <w:t xml:space="preserve"> </w:t>
+      </w:r>
+      <w:r>
+        <w:rPr>
+          <w:rFonts w:ascii="Times New Roman" w:hAnsi="Times New Roman" w:eastAsia="Times New Roman" w:cs="Times New Roman"/>
+        </w:rPr>
+        <w:t xml:space="preserve">&gt; </w:t>
       </w:r>
       <w:r>
         <w:rPr>
@@ -25007,7 +25707,8 @@
     </w:p>
     <w:p>
       <w:pPr>
-        <w:pStyle w:val="MistakeBlock"/>
+        <w:pStyle w:val="BodyText"/>
+        <w:ind w:firstLine="420"/>
       </w:pPr>
       <w:r>
         <w:rPr>
@@ -25046,6 +25747,12 @@
           <w:rFonts w:ascii="Times New Roman" w:hAnsi="Times New Roman" w:eastAsia="Times New Roman" w:cs="Times New Roman"/>
         </w:rPr>
         <w:t xml:space="preserve"> </w:t>
+      </w:r>
+      <w:r>
+        <w:rPr>
+          <w:rFonts w:ascii="Times New Roman" w:hAnsi="Times New Roman" w:eastAsia="Times New Roman" w:cs="Times New Roman"/>
+        </w:rPr>
+        <w:t xml:space="preserve">&gt; </w:t>
       </w:r>
       <w:r>
         <w:rPr>
@@ -25110,7 +25817,8 @@
     </w:p>
     <w:p>
       <w:pPr>
-        <w:pStyle w:val="MistakeBlock"/>
+        <w:pStyle w:val="BodyText"/>
+        <w:ind w:firstLine="420"/>
       </w:pPr>
       <w:r>
         <w:rPr>
@@ -25181,6 +25889,12 @@
           <w:rFonts w:ascii="Times New Roman" w:hAnsi="Times New Roman" w:eastAsia="Times New Roman" w:cs="Times New Roman"/>
         </w:rPr>
         <w:t xml:space="preserve"> </w:t>
+      </w:r>
+      <w:r>
+        <w:rPr>
+          <w:rFonts w:ascii="Times New Roman" w:hAnsi="Times New Roman" w:eastAsia="Times New Roman" w:cs="Times New Roman"/>
+        </w:rPr>
+        <w:t xml:space="preserve">&gt; </w:t>
       </w:r>
       <w:r>
         <w:rPr>
@@ -25263,7 +25977,8 @@
     </w:p>
     <w:p>
       <w:pPr>
-        <w:pStyle w:val="MistakeBlock"/>
+        <w:pStyle w:val="BodyText"/>
+        <w:ind w:firstLine="420"/>
       </w:pPr>
       <w:r>
         <w:rPr>
@@ -25310,6 +26025,12 @@
           <w:rFonts w:ascii="Times New Roman" w:hAnsi="Times New Roman" w:eastAsia="Times New Roman" w:cs="Times New Roman"/>
         </w:rPr>
         <w:t xml:space="preserve"> </w:t>
+      </w:r>
+      <w:r>
+        <w:rPr>
+          <w:rFonts w:ascii="Times New Roman" w:hAnsi="Times New Roman" w:eastAsia="Times New Roman" w:cs="Times New Roman"/>
+        </w:rPr>
+        <w:t xml:space="preserve">&gt; </w:t>
       </w:r>
       <w:r>
         <w:rPr>
@@ -25439,6 +26160,7 @@
           <w:ilvl w:val="0"/>
           <w:numId w:val="1018"/>
         </w:numPr>
+        <w:ind w:firstLine="420"/>
       </w:pPr>
       <w:r>
         <w:rPr>
@@ -25454,6 +26176,7 @@
           <w:ilvl w:val="1"/>
           <w:numId w:val="1019"/>
         </w:numPr>
+        <w:ind w:firstLine="420"/>
       </w:pPr>
       <w:r>
         <w:rPr>
@@ -25481,6 +26204,7 @@
           <w:ilvl w:val="2"/>
           <w:numId w:val="1020"/>
         </w:numPr>
+        <w:ind w:firstLine="420"/>
       </w:pPr>
       <w:r>
         <w:rPr>
@@ -25514,6 +26238,7 @@
           <w:ilvl w:val="3"/>
           <w:numId w:val="1021"/>
         </w:numPr>
+        <w:ind w:firstLine="420"/>
       </w:pPr>
       <w:r>
         <w:rPr>
@@ -25541,6 +26266,7 @@
           <w:ilvl w:val="4"/>
           <w:numId w:val="1022"/>
         </w:numPr>
+        <w:ind w:firstLine="420"/>
       </w:pPr>
       <w:r>
         <w:rPr>
@@ -25586,6 +26312,7 @@
           <w:ilvl w:val="4"/>
           <w:numId w:val="1022"/>
         </w:numPr>
+        <w:ind w:firstLine="420"/>
       </w:pPr>
       <w:r>
         <w:rPr>
@@ -25619,6 +26346,7 @@
           <w:ilvl w:val="3"/>
           <w:numId w:val="1021"/>
         </w:numPr>
+        <w:ind w:firstLine="420"/>
       </w:pPr>
       <w:r>
         <w:rPr>
@@ -25682,6 +26410,7 @@
           <w:ilvl w:val="2"/>
           <w:numId w:val="1020"/>
         </w:numPr>
+        <w:ind w:firstLine="420"/>
       </w:pPr>
       <w:r>
         <w:rPr>
@@ -25697,6 +26426,7 @@
           <w:ilvl w:val="3"/>
           <w:numId w:val="1023"/>
         </w:numPr>
+        <w:ind w:firstLine="420"/>
       </w:pPr>
       <w:r>
         <w:rPr>
@@ -25772,6 +26502,7 @@
           <w:ilvl w:val="4"/>
           <w:numId w:val="1024"/>
         </w:numPr>
+        <w:ind w:firstLine="420"/>
       </w:pPr>
       <w:r>
         <w:rPr>
@@ -25853,6 +26584,7 @@
           <w:ilvl w:val="2"/>
           <w:numId w:val="1020"/>
         </w:numPr>
+        <w:ind w:firstLine="420"/>
       </w:pPr>
       <w:r>
         <w:rPr>
@@ -25868,6 +26600,7 @@
           <w:ilvl w:val="3"/>
           <w:numId w:val="1025"/>
         </w:numPr>
+        <w:ind w:firstLine="420"/>
       </w:pPr>
       <w:r>
         <w:rPr>
@@ -25895,6 +26628,7 @@
           <w:ilvl w:val="4"/>
           <w:numId w:val="1026"/>
         </w:numPr>
+        <w:ind w:firstLine="420"/>
       </w:pPr>
       <w:r>
         <w:rPr>
@@ -25952,6 +26686,7 @@
           <w:ilvl w:val="1"/>
           <w:numId w:val="1019"/>
         </w:numPr>
+        <w:ind w:firstLine="420"/>
       </w:pPr>
       <w:r>
         <w:rPr>
@@ -26003,6 +26738,7 @@
           <w:ilvl w:val="2"/>
           <w:numId w:val="1027"/>
         </w:numPr>
+        <w:ind w:firstLine="420"/>
       </w:pPr>
       <w:r>
         <w:rPr>
@@ -26042,6 +26778,7 @@
           <w:ilvl w:val="2"/>
           <w:numId w:val="1027"/>
         </w:numPr>
+        <w:ind w:firstLine="420"/>
       </w:pPr>
       <w:r>
         <w:rPr>
@@ -26057,6 +26794,7 @@
           <w:ilvl w:val="2"/>
           <w:numId w:val="1027"/>
         </w:numPr>
+        <w:ind w:firstLine="420"/>
       </w:pPr>
       <w:r>
         <w:rPr>
@@ -26084,6 +26822,7 @@
           <w:ilvl w:val="1"/>
           <w:numId w:val="1019"/>
         </w:numPr>
+        <w:ind w:firstLine="420"/>
       </w:pPr>
       <w:r>
         <w:rPr>
@@ -26111,6 +26850,7 @@
           <w:ilvl w:val="2"/>
           <w:numId w:val="1028"/>
         </w:numPr>
+        <w:ind w:firstLine="420"/>
       </w:pPr>
       <w:r>
         <w:rPr>
@@ -26132,6 +26872,7 @@
           <w:ilvl w:val="2"/>
           <w:numId w:val="1028"/>
         </w:numPr>
+        <w:ind w:firstLine="420"/>
       </w:pPr>
       <w:r>
         <w:rPr>
@@ -26165,6 +26906,7 @@
           <w:ilvl w:val="2"/>
           <w:numId w:val="1028"/>
         </w:numPr>
+        <w:ind w:firstLine="420"/>
       </w:pPr>
       <w:r>
         <w:rPr>
@@ -26194,6 +26936,7 @@
     <w:p>
       <w:pPr>
         <w:pStyle w:val="FirstParagraph"/>
+        <w:ind w:firstLine="420"/>
       </w:pPr>
       <w:r>
         <w:rPr>
@@ -26439,6 +27182,15 @@
         <w:tblW w:type="pct" w:w="5000"/>
         <w:tblLayout w:type="fixed"/>
         <w:tblLook w:firstRow="1" w:lastRow="0" w:firstColumn="0" w:lastColumn="0" w:noHBand="0" w:noVBand="0" w:val="0020"/>
+        <w:jc w:val="center"/>
+        <w:tblBorders>
+          <w:top w:val="single" w:sz="12" w:space="0" w:color="333333"/>
+          <w:bottom w:val="single" w:sz="12" w:space="0" w:color="333333"/>
+          <w:left w:val="none"/>
+          <w:right w:val="none"/>
+          <w:insideH w:val="none"/>
+          <w:insideV w:val="none"/>
+        </w:tblBorders>
       </w:tblPr>
       <w:tblGrid>
         <w:gridCol w:w="1863"/>
@@ -26451,7 +27203,11 @@
           <w:tblHeader w:val="on"/>
         </w:trPr>
         <w:tc>
-          <w:tcPr/>
+          <w:tcPr>
+            <w:tcBorders>
+              <w:bottom w:val="single" w:sz="6" w:space="0" w:color="333333"/>
+            </w:tcBorders>
+          </w:tcPr>
           <w:p>
             <w:pPr>
               <w:pStyle w:val="Compact"/>
@@ -26467,7 +27223,11 @@
           </w:p>
         </w:tc>
         <w:tc>
-          <w:tcPr/>
+          <w:tcPr>
+            <w:tcBorders>
+              <w:bottom w:val="single" w:sz="6" w:space="0" w:color="333333"/>
+            </w:tcBorders>
+          </w:tcPr>
           <w:p>
             <w:pPr>
               <w:pStyle w:val="Compact"/>
@@ -26483,7 +27243,11 @@
           </w:p>
         </w:tc>
         <w:tc>
-          <w:tcPr/>
+          <w:tcPr>
+            <w:tcBorders>
+              <w:bottom w:val="single" w:sz="6" w:space="0" w:color="333333"/>
+            </w:tcBorders>
+          </w:tcPr>
           <w:p>
             <w:pPr>
               <w:pStyle w:val="Compact"/>
@@ -26499,7 +27263,11 @@
           </w:p>
         </w:tc>
         <w:tc>
-          <w:tcPr/>
+          <w:tcPr>
+            <w:tcBorders>
+              <w:bottom w:val="single" w:sz="6" w:space="0" w:color="333333"/>
+            </w:tcBorders>
+          </w:tcPr>
           <w:p>
             <w:pPr>
               <w:pStyle w:val="Compact"/>
@@ -26933,6 +27701,15 @@
         <w:tblStyle w:val="Table"/>
         <w:tblW w:type="auto" w:w="0"/>
         <w:tblLook w:firstRow="1" w:lastRow="0" w:firstColumn="0" w:lastColumn="0" w:noHBand="0" w:noVBand="0" w:val="0020"/>
+        <w:jc w:val="center"/>
+        <w:tblBorders>
+          <w:top w:val="single" w:sz="12" w:space="0" w:color="333333"/>
+          <w:bottom w:val="single" w:sz="12" w:space="0" w:color="333333"/>
+          <w:left w:val="none"/>
+          <w:right w:val="none"/>
+          <w:insideH w:val="none"/>
+          <w:insideV w:val="none"/>
+        </w:tblBorders>
       </w:tblPr>
       <w:tblGrid>
         <w:gridCol w:w="2640"/>
@@ -26944,7 +27721,11 @@
           <w:tblHeader w:val="on"/>
         </w:trPr>
         <w:tc>
-          <w:tcPr/>
+          <w:tcPr>
+            <w:tcBorders>
+              <w:bottom w:val="single" w:sz="6" w:space="0" w:color="333333"/>
+            </w:tcBorders>
+          </w:tcPr>
           <w:p>
             <w:pPr>
               <w:pStyle w:val="Compact"/>
@@ -26960,7 +27741,11 @@
           </w:p>
         </w:tc>
         <w:tc>
-          <w:tcPr/>
+          <w:tcPr>
+            <w:tcBorders>
+              <w:bottom w:val="single" w:sz="6" w:space="0" w:color="333333"/>
+            </w:tcBorders>
+          </w:tcPr>
           <w:p>
             <w:pPr>
               <w:pStyle w:val="Compact"/>
@@ -26976,7 +27761,11 @@
           </w:p>
         </w:tc>
         <w:tc>
-          <w:tcPr/>
+          <w:tcPr>
+            <w:tcBorders>
+              <w:bottom w:val="single" w:sz="6" w:space="0" w:color="333333"/>
+            </w:tcBorders>
+          </w:tcPr>
           <w:p>
             <w:pPr>
               <w:pStyle w:val="Compact"/>
@@ -27254,6 +28043,15 @@
         <w:tblStyle w:val="Table"/>
         <w:tblW w:type="auto" w:w="0"/>
         <w:tblLook w:firstRow="1" w:lastRow="0" w:firstColumn="0" w:lastColumn="0" w:noHBand="0" w:noVBand="0" w:val="0020"/>
+        <w:jc w:val="center"/>
+        <w:tblBorders>
+          <w:top w:val="single" w:sz="12" w:space="0" w:color="333333"/>
+          <w:bottom w:val="single" w:sz="12" w:space="0" w:color="333333"/>
+          <w:left w:val="none"/>
+          <w:right w:val="none"/>
+          <w:insideH w:val="none"/>
+          <w:insideV w:val="none"/>
+        </w:tblBorders>
       </w:tblPr>
       <w:tblGrid>
         <w:gridCol w:w="2640"/>
@@ -27265,7 +28063,11 @@
           <w:tblHeader w:val="on"/>
         </w:trPr>
         <w:tc>
-          <w:tcPr/>
+          <w:tcPr>
+            <w:tcBorders>
+              <w:bottom w:val="single" w:sz="6" w:space="0" w:color="333333"/>
+            </w:tcBorders>
+          </w:tcPr>
           <w:p>
             <w:pPr>
               <w:pStyle w:val="Compact"/>
@@ -27281,7 +28083,11 @@
           </w:p>
         </w:tc>
         <w:tc>
-          <w:tcPr/>
+          <w:tcPr>
+            <w:tcBorders>
+              <w:bottom w:val="single" w:sz="6" w:space="0" w:color="333333"/>
+            </w:tcBorders>
+          </w:tcPr>
           <w:p>
             <w:pPr>
               <w:pStyle w:val="Compact"/>
@@ -27297,7 +28103,11 @@
           </w:p>
         </w:tc>
         <w:tc>
-          <w:tcPr/>
+          <w:tcPr>
+            <w:tcBorders>
+              <w:bottom w:val="single" w:sz="6" w:space="0" w:color="333333"/>
+            </w:tcBorders>
+          </w:tcPr>
           <w:p>
             <w:pPr>
               <w:pStyle w:val="Compact"/>
@@ -27417,13 +28227,37 @@
               <w:rPr>
                 <w:rFonts w:ascii="Times New Roman" w:hAnsi="Times New Roman" w:eastAsia="Times New Roman" w:cs="Times New Roman"/>
               </w:rPr>
-              <w:t xml:space="preserve">n→σ* </w:t>
-            </w:r>
-            <w:r>
-              <w:rPr>
-                <w:rFonts w:hint="eastAsia" w:ascii="Times New Roman" w:hAnsi="Times New Roman" w:eastAsia="FangSong" w:cs="Times New Roman"/>
-              </w:rPr>
-              <w:t xml:space="preserve">重叠</w:t>
+              <w:t xml:space="preserve">n</w:t>
+            </w:r>
+            <w:r>
+              <w:rPr>
+                <w:rFonts w:ascii="Times New Roman" w:hAnsi="Times New Roman" w:eastAsia="Times New Roman" w:cs="Times New Roman"/>
+              </w:rPr>
+              <w:t xml:space="preserve">192</w:t>
+            </w:r>
+            <w:r>
+              <w:rPr>
+                <w:rFonts w:ascii="Times New Roman" w:hAnsi="Times New Roman" w:eastAsia="Times New Roman" w:cs="Times New Roman"/>
+              </w:rPr>
+              <w:t xml:space="preserve">3c3\*</w:t>
+            </w:r>
+            <w:r>
+              <w:rPr>
+                <w:rFonts w:ascii="Times New Roman" w:hAnsi="Times New Roman" w:eastAsia="Times New Roman" w:cs="Times New Roman"/>
+              </w:rPr>
+              <w:t xml:space="preserve"> </w:t>
+            </w:r>
+            <w:r>
+              <w:rPr>
+                <w:rFonts w:ascii="Times New Roman" w:hAnsi="Times New Roman" w:eastAsia="Times New Roman" w:cs="Times New Roman"/>
+              </w:rPr>
+              <w:t xml:space="preserve">1cd</w:t>
+            </w:r>
+            <w:r>
+              <w:rPr>
+                <w:rFonts w:ascii="Times New Roman" w:hAnsi="Times New Roman" w:eastAsia="Times New Roman" w:cs="Times New Roman"/>
+              </w:rPr>
+              <w:t xml:space="preserve">3e0</w:t>
             </w:r>
           </w:p>
         </w:tc>
@@ -27728,6 +28562,7 @@
     <w:p>
       <w:pPr>
         <w:pStyle w:val="FirstParagraph"/>
+        <w:ind w:firstLine="420"/>
       </w:pPr>
       <w:r>
         <w:rPr>
@@ -27795,6 +28630,7 @@
     <w:p>
       <w:pPr>
         <w:pStyle w:val="BodyText"/>
+        <w:ind w:firstLine="420"/>
       </w:pPr>
       <w:r>
         <w:rPr>
@@ -27844,6 +28680,7 @@
     <w:p>
       <w:pPr>
         <w:pStyle w:val="BodyText"/>
+        <w:ind w:firstLine="420"/>
       </w:pPr>
       <w:r>
         <w:rPr>
@@ -27998,6 +28835,7 @@
     <w:p>
       <w:pPr>
         <w:pStyle w:val="FirstParagraph"/>
+        <w:ind w:firstLine="420"/>
       </w:pPr>
       <w:r>
         <w:rPr>
@@ -28142,6 +28980,7 @@
     <w:p>
       <w:pPr>
         <w:pStyle w:val="BodyText"/>
+        <w:ind w:firstLine="420"/>
       </w:pPr>
       <w:r>
         <w:rPr>
@@ -28331,6 +29170,7 @@
     <w:p>
       <w:pPr>
         <w:pStyle w:val="BodyText"/>
+        <w:ind w:firstLine="420"/>
       </w:pPr>
       <w:r>
         <w:rPr>
@@ -28460,6 +29300,7 @@
     <w:p>
       <w:pPr>
         <w:pStyle w:val="FirstParagraph"/>
+        <w:ind w:firstLine="420"/>
       </w:pPr>
       <w:r>
         <w:rPr>
@@ -28817,6 +29658,7 @@
     <w:p>
       <w:pPr>
         <w:pStyle w:val="BodyText"/>
+        <w:ind w:firstLine="420"/>
       </w:pPr>
       <w:r>
         <w:rPr>
@@ -29036,6 +29878,7 @@
     <w:p>
       <w:pPr>
         <w:pStyle w:val="FirstParagraph"/>
+        <w:ind w:firstLine="420"/>
       </w:pPr>
       <w:r>
         <w:rPr>
@@ -29355,6 +30198,7 @@
     <w:p>
       <w:pPr>
         <w:pStyle w:val="BodyText"/>
+        <w:ind w:firstLine="420"/>
       </w:pPr>
       <w:r>
         <w:rPr>
@@ -29428,6 +30272,7 @@
     <w:p>
       <w:pPr>
         <w:pStyle w:val="BodyText"/>
+        <w:ind w:firstLine="420"/>
       </w:pPr>
       <w:r>
         <w:rPr>
@@ -29781,6 +30626,7 @@
     <w:p>
       <w:pPr>
         <w:pStyle w:val="BodyText"/>
+        <w:ind w:firstLine="420"/>
       </w:pPr>
       <w:r>
         <w:rPr>
@@ -29948,6 +30794,7 @@
     <w:p>
       <w:pPr>
         <w:pStyle w:val="BodyText"/>
+        <w:ind w:firstLine="420"/>
       </w:pPr>
       <w:r>
         <w:rPr>
@@ -30416,6 +31263,7 @@
     <w:p>
       <w:pPr>
         <w:pStyle w:val="BodyText"/>
+        <w:ind w:firstLine="420"/>
       </w:pPr>
       <w:r>
         <w:rPr>
@@ -30898,6 +31746,7 @@
     <w:p>
       <w:pPr>
         <w:pStyle w:val="BodyText"/>
+        <w:ind w:firstLine="420"/>
       </w:pPr>
       <w:r>
         <w:rPr>
@@ -31506,6 +32355,7 @@
     <w:p>
       <w:pPr>
         <w:pStyle w:val="BodyText"/>
+        <w:ind w:firstLine="420"/>
       </w:pPr>
       <w:r>
         <w:rPr>
@@ -31793,6 +32643,7 @@
           <w:ilvl w:val="0"/>
           <w:numId w:val="1029"/>
         </w:numPr>
+        <w:ind w:firstLine="420"/>
       </w:pPr>
       <w:r>
         <w:rPr>
@@ -31880,6 +32731,7 @@
           <w:ilvl w:val="0"/>
           <w:numId w:val="1029"/>
         </w:numPr>
+        <w:ind w:firstLine="420"/>
       </w:pPr>
       <w:r>
         <w:rPr>
@@ -31949,6 +32801,7 @@
           <w:ilvl w:val="0"/>
           <w:numId w:val="1029"/>
         </w:numPr>
+        <w:ind w:firstLine="420"/>
       </w:pPr>
       <w:r>
         <w:rPr>
@@ -32030,6 +32883,7 @@
           <w:ilvl w:val="0"/>
           <w:numId w:val="1029"/>
         </w:numPr>
+        <w:ind w:firstLine="420"/>
       </w:pPr>
       <w:r>
         <w:rPr>
@@ -32099,6 +32953,7 @@
           <w:ilvl w:val="0"/>
           <w:numId w:val="1029"/>
         </w:numPr>
+        <w:ind w:firstLine="420"/>
       </w:pPr>
       <w:r>
         <w:rPr>
@@ -32156,6 +33011,7 @@
           <w:ilvl w:val="0"/>
           <w:numId w:val="1029"/>
         </w:numPr>
+        <w:ind w:firstLine="420"/>
       </w:pPr>
       <w:r>
         <w:rPr>
@@ -33578,14 +34434,6 @@
       <ns0:color ns0:themeColor="accent1" ns0:themeShade="BF" ns0:val="365F91"/>
     </ns0:rPr>
   </ns0:style>
-  <w:style w:type="paragraph" w:customStyle="1" w:styleId="MistakeBlock">
-    <w:name w:val="Mistake Block"/>
-    <w:basedOn w:val="BodyText"/>
-    <w:qFormat/>
-    <ns0:rPr>
-      <w:rFonts ns0:ascii="Times New Roman" ns0:hAnsi="Times New Roman" ns0:eastAsia="FangSong" ns0:cs="Times New Roman"/>
-    </ns0:rPr>
-  </w:style>
   <w:style w:type="paragraph" w:customStyle="1" w:styleId="SourceCode">
     <w:name w:val="Source Code"/>
     <w:basedOn w:val="Normal"/>

--- a/06-学生侧材料/讲义/6-有机化学/有机立体化学.docx
+++ b/06-学生侧材料/讲义/6-有机化学/有机立体化学.docx
@@ -991,7 +991,7 @@
       </w:r>
     </w:p>
     <w:bookmarkEnd w:id="9"/>
-    <w:bookmarkStart w:id="12" w:name="一引言立体化学在-2025-竞赛中暴增的分值"/>
+    <w:bookmarkStart w:id="12" w:name="一引言立体化学在-2025-竞赛中的分值分布"/>
     <w:p>
       <w:pPr>
         <w:pStyle w:val="Heading2"/>
@@ -1037,7 +1037,7 @@
         <w:rPr>
           <w:rFonts w:hint="eastAsia" w:ascii="Times New Roman" w:hAnsi="Times New Roman" w:eastAsia="SimHei" w:cs="Times New Roman"/>
         </w:rPr>
-        <w:t xml:space="preserve">竞赛中暴增的分值</w:t>
+        <w:t xml:space="preserve">竞赛中的分值分布</w:t>
       </w:r>
     </w:p>
     <w:bookmarkStart w:id="10" w:name="数据冲击"/>
@@ -1616,7 +1616,7 @@
           <w:b/>
           <w:bCs/>
         </w:rPr>
-        <w:t>立体化学不再是基础题的配角</w:t>
+        <w:t>立体化学在基础题中仅作辅助判据</w:t>
       </w:r>
       <w:r>
         <w:rPr>
@@ -1632,7 +1632,7 @@
           <w:b/>
           <w:bCs/>
         </w:rPr>
-        <w:t>而是压轴题的主角</w:t>
+        <w:t>而在压轴题中承担决定性作用</w:t>
       </w:r>
       <w:r>
         <w:rPr>
